--- a/docs/智考刷题系统-实验报告.docx
+++ b/docs/智考刷题系统-实验报告.docx
@@ -419,7 +419,20 @@
           <w:b w:val="0"/>
           <w:sz w:val="21"/>
         </w:rPr>
-        <w:t>系统共 9 张表、4 个核心功能模块、7 个 Controller，前端 6 个页面，后端 8080、前端 5173，本地一键启动。</w:t>
+        <w:t>除了管理后台的四个核心功能，系统还提供考生端在线答题：考生自己选一张已发布的试卷，在线作答（单选/多选/判断），带倒计时与答题卡，交卷后立即出分并可查看逐题对错。答题页拿到的题目数据里不含答案与解析，答案只在交卷后的成绩明细出现。</w:t>
+      </w:r>
+    </w:p>
+    <w:p>
+      <w:pPr>
+        <w:spacing w:after="80"/>
+      </w:pPr>
+      <w:r>
+        <w:rPr>
+          <w:rFonts w:ascii="Times New Roman" w:hAnsi="Times New Roman" w:eastAsia="宋体"/>
+          <w:b w:val="0"/>
+          <w:sz w:val="21"/>
+        </w:rPr>
+        <w:t>系统共 9 张表、5 个功能模块、10 个 Controller、前端 8 个页面，后端 8080、前端 5173，本地一键启动。</w:t>
       </w:r>
     </w:p>
     <w:p>
@@ -11157,16 +11170,11 @@
       </w:r>
     </w:p>
     <w:p>
-      <w:r>
-        <w:br w:type="page"/>
-      </w:r>
-    </w:p>
-    <w:p>
-      <w:pPr>
-        <w:pStyle w:val="Heading1"/>
-      </w:pPr>
-      <w:r>
-        <w:t>五、核心源代码</w:t>
+      <w:pPr>
+        <w:pStyle w:val="Heading2"/>
+      </w:pPr>
+      <w:r>
+        <w:t>4.10 考生在线答题</w:t>
       </w:r>
     </w:p>
     <w:p>
@@ -11179,15 +11187,7 @@
           <w:b w:val="0"/>
           <w:sz w:val="21"/>
         </w:rPr>
-        <w:t>以下为本项目的关键源码，按层收录，完整代码见提交的工程目录。</w:t>
-      </w:r>
-    </w:p>
-    <w:p>
-      <w:pPr>
-        <w:pStyle w:val="Heading2"/>
-      </w:pPr>
-      <w:r>
-        <w:t>5.1 Controller 层</w:t>
+        <w:t>考生端有两个页面：考试中心列出所有已发布试卷并标记「未交卷 / 已交卷得分」，点进去是答题页。答题页顶部固定倒计时、已答数量和交卷按钮，左侧题干与选项，右侧是答题卡宫格，点击可跳题。后端为此新增了三个接口，并对题目视图单独建模，保证答题时不下发答案。</w:t>
       </w:r>
     </w:p>
     <w:p>
@@ -11200,20 +11200,20 @@
           <w:sz w:val="18"/>
           <w:rFonts w:eastAsia="宋体"/>
         </w:rPr>
-        <w:t>代码 5-1 QuestionController</w:t>
-      </w:r>
-    </w:p>
-    <w:p>
-      <w:pPr>
-        <w:spacing w:line="240" w:lineRule="auto" w:after="0" w:before="0"/>
-        <w:ind w:left="227"/>
-      </w:pPr>
-      <w:r>
-        <w:rPr>
-          <w:rFonts w:ascii="Consolas" w:hAnsi="Consolas" w:eastAsia="Consolas"/>
-          <w:sz w:val="16"/>
-        </w:rPr>
-        <w:t>package com.ddyu.zhikao.controller;</w:t>
+        <w:t>代码 4-9 ExamQuestionVO 刻意不含答案字段</w:t>
+      </w:r>
+    </w:p>
+    <w:p>
+      <w:pPr>
+        <w:spacing w:line="240" w:lineRule="auto" w:after="0" w:before="0"/>
+        <w:ind w:left="227"/>
+      </w:pPr>
+      <w:r>
+        <w:rPr>
+          <w:rFonts w:ascii="Consolas" w:hAnsi="Consolas" w:eastAsia="Consolas"/>
+          <w:sz w:val="16"/>
+        </w:rPr>
+        <w:t>package com.ddyu.zhikao.vo;</w:t>
       </w:r>
     </w:p>
     <w:p>
@@ -11239,241 +11239,7 @@
           <w:rFonts w:ascii="Consolas" w:hAnsi="Consolas" w:eastAsia="Consolas"/>
           <w:sz w:val="16"/>
         </w:rPr>
-        <w:t>import com.ddyu.zhikao.common.PageResult;</w:t>
-      </w:r>
-    </w:p>
-    <w:p>
-      <w:pPr>
-        <w:spacing w:line="240" w:lineRule="auto" w:after="0" w:before="0"/>
-        <w:ind w:left="227"/>
-      </w:pPr>
-      <w:r>
-        <w:rPr>
-          <w:rFonts w:ascii="Consolas" w:hAnsi="Consolas" w:eastAsia="Consolas"/>
-          <w:sz w:val="16"/>
-        </w:rPr>
-        <w:t>import com.ddyu.zhikao.common.Result;</w:t>
-      </w:r>
-    </w:p>
-    <w:p>
-      <w:pPr>
-        <w:spacing w:line="240" w:lineRule="auto" w:after="0" w:before="0"/>
-        <w:ind w:left="227"/>
-      </w:pPr>
-      <w:r>
-        <w:rPr>
-          <w:rFonts w:ascii="Consolas" w:hAnsi="Consolas" w:eastAsia="Consolas"/>
-          <w:sz w:val="16"/>
-        </w:rPr>
-        <w:t>import com.ddyu.zhikao.dto.QuestionBatchMoveDTO;</w:t>
-      </w:r>
-    </w:p>
-    <w:p>
-      <w:pPr>
-        <w:spacing w:line="240" w:lineRule="auto" w:after="0" w:before="0"/>
-        <w:ind w:left="227"/>
-      </w:pPr>
-      <w:r>
-        <w:rPr>
-          <w:rFonts w:ascii="Consolas" w:hAnsi="Consolas" w:eastAsia="Consolas"/>
-          <w:sz w:val="16"/>
-        </w:rPr>
-        <w:t>import com.ddyu.zhikao.dto.QuestionForm;</w:t>
-      </w:r>
-    </w:p>
-    <w:p>
-      <w:pPr>
-        <w:spacing w:line="240" w:lineRule="auto" w:after="0" w:before="0"/>
-        <w:ind w:left="227"/>
-      </w:pPr>
-      <w:r>
-        <w:rPr>
-          <w:rFonts w:ascii="Consolas" w:hAnsi="Consolas" w:eastAsia="Consolas"/>
-          <w:sz w:val="16"/>
-        </w:rPr>
-        <w:t>import com.ddyu.zhikao.service.AdminGuardService;</w:t>
-      </w:r>
-    </w:p>
-    <w:p>
-      <w:pPr>
-        <w:spacing w:line="240" w:lineRule="auto" w:after="0" w:before="0"/>
-        <w:ind w:left="227"/>
-      </w:pPr>
-      <w:r>
-        <w:rPr>
-          <w:rFonts w:ascii="Consolas" w:hAnsi="Consolas" w:eastAsia="Consolas"/>
-          <w:sz w:val="16"/>
-        </w:rPr>
-        <w:t>import com.ddyu.zhikao.service.QuestionService;</w:t>
-      </w:r>
-    </w:p>
-    <w:p>
-      <w:pPr>
-        <w:spacing w:line="240" w:lineRule="auto" w:after="0" w:before="0"/>
-        <w:ind w:left="227"/>
-      </w:pPr>
-      <w:r>
-        <w:rPr>
-          <w:rFonts w:ascii="Consolas" w:hAnsi="Consolas" w:eastAsia="Consolas"/>
-          <w:sz w:val="16"/>
-        </w:rPr>
-        <w:t>import com.ddyu.zhikao.vo.QuestionVO;</w:t>
-      </w:r>
-    </w:p>
-    <w:p>
-      <w:pPr>
-        <w:spacing w:line="240" w:lineRule="auto" w:after="0" w:before="0"/>
-        <w:ind w:left="227"/>
-      </w:pPr>
-      <w:r>
-        <w:rPr>
-          <w:rFonts w:ascii="Consolas" w:hAnsi="Consolas" w:eastAsia="Consolas"/>
-          <w:sz w:val="16"/>
-        </w:rPr>
-        <w:t>import jakarta.validation.Valid;</w:t>
-      </w:r>
-    </w:p>
-    <w:p>
-      <w:pPr>
-        <w:spacing w:line="240" w:lineRule="auto" w:after="0" w:before="0"/>
-        <w:ind w:left="227"/>
-      </w:pPr>
-      <w:r>
-        <w:rPr>
-          <w:rFonts w:ascii="Consolas" w:hAnsi="Consolas" w:eastAsia="Consolas"/>
-          <w:sz w:val="16"/>
-        </w:rPr>
-        <w:t>import lombok.RequiredArgsConstructor;</w:t>
-      </w:r>
-    </w:p>
-    <w:p>
-      <w:pPr>
-        <w:spacing w:line="240" w:lineRule="auto" w:after="0" w:before="0"/>
-        <w:ind w:left="227"/>
-      </w:pPr>
-      <w:r>
-        <w:rPr>
-          <w:rFonts w:ascii="Consolas" w:hAnsi="Consolas" w:eastAsia="Consolas"/>
-          <w:sz w:val="16"/>
-        </w:rPr>
-        <w:t>import org.springframework.web.bind.annotation.DeleteMapping;</w:t>
-      </w:r>
-    </w:p>
-    <w:p>
-      <w:pPr>
-        <w:spacing w:line="240" w:lineRule="auto" w:after="0" w:before="0"/>
-        <w:ind w:left="227"/>
-      </w:pPr>
-      <w:r>
-        <w:rPr>
-          <w:rFonts w:ascii="Consolas" w:hAnsi="Consolas" w:eastAsia="Consolas"/>
-          <w:sz w:val="16"/>
-        </w:rPr>
-        <w:t>import org.springframework.web.bind.annotation.GetMapping;</w:t>
-      </w:r>
-    </w:p>
-    <w:p>
-      <w:pPr>
-        <w:spacing w:line="240" w:lineRule="auto" w:after="0" w:before="0"/>
-        <w:ind w:left="227"/>
-      </w:pPr>
-      <w:r>
-        <w:rPr>
-          <w:rFonts w:ascii="Consolas" w:hAnsi="Consolas" w:eastAsia="Consolas"/>
-          <w:sz w:val="16"/>
-        </w:rPr>
-        <w:t>import org.springframework.web.bind.annotation.PatchMapping;</w:t>
-      </w:r>
-    </w:p>
-    <w:p>
-      <w:pPr>
-        <w:spacing w:line="240" w:lineRule="auto" w:after="0" w:before="0"/>
-        <w:ind w:left="227"/>
-      </w:pPr>
-      <w:r>
-        <w:rPr>
-          <w:rFonts w:ascii="Consolas" w:hAnsi="Consolas" w:eastAsia="Consolas"/>
-          <w:sz w:val="16"/>
-        </w:rPr>
-        <w:t>import org.springframework.web.bind.annotation.PathVariable;</w:t>
-      </w:r>
-    </w:p>
-    <w:p>
-      <w:pPr>
-        <w:spacing w:line="240" w:lineRule="auto" w:after="0" w:before="0"/>
-        <w:ind w:left="227"/>
-      </w:pPr>
-      <w:r>
-        <w:rPr>
-          <w:rFonts w:ascii="Consolas" w:hAnsi="Consolas" w:eastAsia="Consolas"/>
-          <w:sz w:val="16"/>
-        </w:rPr>
-        <w:t>import org.springframework.web.bind.annotation.PostMapping;</w:t>
-      </w:r>
-    </w:p>
-    <w:p>
-      <w:pPr>
-        <w:spacing w:line="240" w:lineRule="auto" w:after="0" w:before="0"/>
-        <w:ind w:left="227"/>
-      </w:pPr>
-      <w:r>
-        <w:rPr>
-          <w:rFonts w:ascii="Consolas" w:hAnsi="Consolas" w:eastAsia="Consolas"/>
-          <w:sz w:val="16"/>
-        </w:rPr>
-        <w:t>import org.springframework.web.bind.annotation.PutMapping;</w:t>
-      </w:r>
-    </w:p>
-    <w:p>
-      <w:pPr>
-        <w:spacing w:line="240" w:lineRule="auto" w:after="0" w:before="0"/>
-        <w:ind w:left="227"/>
-      </w:pPr>
-      <w:r>
-        <w:rPr>
-          <w:rFonts w:ascii="Consolas" w:hAnsi="Consolas" w:eastAsia="Consolas"/>
-          <w:sz w:val="16"/>
-        </w:rPr>
-        <w:t>import org.springframework.web.bind.annotation.RequestBody;</w:t>
-      </w:r>
-    </w:p>
-    <w:p>
-      <w:pPr>
-        <w:spacing w:line="240" w:lineRule="auto" w:after="0" w:before="0"/>
-        <w:ind w:left="227"/>
-      </w:pPr>
-      <w:r>
-        <w:rPr>
-          <w:rFonts w:ascii="Consolas" w:hAnsi="Consolas" w:eastAsia="Consolas"/>
-          <w:sz w:val="16"/>
-        </w:rPr>
-        <w:t>import org.springframework.web.bind.annotation.RequestMapping;</w:t>
-      </w:r>
-    </w:p>
-    <w:p>
-      <w:pPr>
-        <w:spacing w:line="240" w:lineRule="auto" w:after="0" w:before="0"/>
-        <w:ind w:left="227"/>
-      </w:pPr>
-      <w:r>
-        <w:rPr>
-          <w:rFonts w:ascii="Consolas" w:hAnsi="Consolas" w:eastAsia="Consolas"/>
-          <w:sz w:val="16"/>
-        </w:rPr>
-        <w:t>import org.springframework.web.bind.annotation.RequestParam;</w:t>
-      </w:r>
-    </w:p>
-    <w:p>
-      <w:pPr>
-        <w:spacing w:line="240" w:lineRule="auto" w:after="0" w:before="0"/>
-        <w:ind w:left="227"/>
-      </w:pPr>
-      <w:r>
-        <w:rPr>
-          <w:rFonts w:ascii="Consolas" w:hAnsi="Consolas" w:eastAsia="Consolas"/>
-          <w:sz w:val="16"/>
-        </w:rPr>
-        <w:t>import org.springframework.web.bind.annotation.RestController;</w:t>
+        <w:t>import lombok.Data;</w:t>
       </w:r>
     </w:p>
     <w:p>
@@ -11499,7 +11265,7 @@
           <w:rFonts w:ascii="Consolas" w:hAnsi="Consolas" w:eastAsia="Consolas"/>
           <w:sz w:val="16"/>
         </w:rPr>
-        <w:t>import java.util.Map;</w:t>
+        <w:t>import java.util.List;</w:t>
       </w:r>
     </w:p>
     <w:p>
@@ -11538,7 +11304,20 @@
           <w:rFonts w:ascii="Consolas" w:hAnsi="Consolas" w:eastAsia="Consolas"/>
           <w:sz w:val="16"/>
         </w:rPr>
-        <w:t xml:space="preserve"> * 题目管理：增删改只允许管理员</w:t>
+        <w:t xml:space="preserve"> * 考场用题目视图：防作弊，绝不携带 answer / analysis，</w:t>
+      </w:r>
+    </w:p>
+    <w:p>
+      <w:pPr>
+        <w:spacing w:line="240" w:lineRule="auto" w:after="0" w:before="0"/>
+        <w:ind w:left="227"/>
+      </w:pPr>
+      <w:r>
+        <w:rPr>
+          <w:rFonts w:ascii="Consolas" w:hAnsi="Consolas" w:eastAsia="Consolas"/>
+          <w:sz w:val="16"/>
+        </w:rPr>
+        <w:t xml:space="preserve"> * 不复用 QuestionVO，SQL 层就不查这两个字段</w:t>
       </w:r>
     </w:p>
     <w:p>
@@ -11564,46 +11343,20 @@
           <w:rFonts w:ascii="Consolas" w:hAnsi="Consolas" w:eastAsia="Consolas"/>
           <w:sz w:val="16"/>
         </w:rPr>
-        <w:t>@RestController</w:t>
-      </w:r>
-    </w:p>
-    <w:p>
-      <w:pPr>
-        <w:spacing w:line="240" w:lineRule="auto" w:after="0" w:before="0"/>
-        <w:ind w:left="227"/>
-      </w:pPr>
-      <w:r>
-        <w:rPr>
-          <w:rFonts w:ascii="Consolas" w:hAnsi="Consolas" w:eastAsia="Consolas"/>
-          <w:sz w:val="16"/>
-        </w:rPr>
-        <w:t>@RequestMapping("/api/questions")</w:t>
-      </w:r>
-    </w:p>
-    <w:p>
-      <w:pPr>
-        <w:spacing w:line="240" w:lineRule="auto" w:after="0" w:before="0"/>
-        <w:ind w:left="227"/>
-      </w:pPr>
-      <w:r>
-        <w:rPr>
-          <w:rFonts w:ascii="Consolas" w:hAnsi="Consolas" w:eastAsia="Consolas"/>
-          <w:sz w:val="16"/>
-        </w:rPr>
-        <w:t>@RequiredArgsConstructor</w:t>
-      </w:r>
-    </w:p>
-    <w:p>
-      <w:pPr>
-        <w:spacing w:line="240" w:lineRule="auto" w:after="0" w:before="0"/>
-        <w:ind w:left="227"/>
-      </w:pPr>
-      <w:r>
-        <w:rPr>
-          <w:rFonts w:ascii="Consolas" w:hAnsi="Consolas" w:eastAsia="Consolas"/>
-          <w:sz w:val="16"/>
-        </w:rPr>
-        <w:t>public class QuestionController {</w:t>
+        <w:t>@Data</w:t>
+      </w:r>
+    </w:p>
+    <w:p>
+      <w:pPr>
+        <w:spacing w:line="240" w:lineRule="auto" w:after="0" w:before="0"/>
+        <w:ind w:left="227"/>
+      </w:pPr>
+      <w:r>
+        <w:rPr>
+          <w:rFonts w:ascii="Consolas" w:hAnsi="Consolas" w:eastAsia="Consolas"/>
+          <w:sz w:val="16"/>
+        </w:rPr>
+        <w:t>public class ExamQuestionVO {</w:t>
       </w:r>
     </w:p>
     <w:p>
@@ -11629,20 +11382,85 @@
           <w:rFonts w:ascii="Consolas" w:hAnsi="Consolas" w:eastAsia="Consolas"/>
           <w:sz w:val="16"/>
         </w:rPr>
-        <w:t xml:space="preserve">    private final QuestionService questionService;</w:t>
-      </w:r>
-    </w:p>
-    <w:p>
-      <w:pPr>
-        <w:spacing w:line="240" w:lineRule="auto" w:after="0" w:before="0"/>
-        <w:ind w:left="227"/>
-      </w:pPr>
-      <w:r>
-        <w:rPr>
-          <w:rFonts w:ascii="Consolas" w:hAnsi="Consolas" w:eastAsia="Consolas"/>
-          <w:sz w:val="16"/>
-        </w:rPr>
-        <w:t xml:space="preserve">    private final AdminGuardService adminGuardService;</w:t>
+        <w:t xml:space="preserve">    private Integer seq;</w:t>
+      </w:r>
+    </w:p>
+    <w:p>
+      <w:pPr>
+        <w:spacing w:line="240" w:lineRule="auto" w:after="0" w:before="0"/>
+        <w:ind w:left="227"/>
+      </w:pPr>
+      <w:r>
+        <w:rPr>
+          <w:rFonts w:ascii="Consolas" w:hAnsi="Consolas" w:eastAsia="Consolas"/>
+          <w:sz w:val="16"/>
+        </w:rPr>
+        <w:t xml:space="preserve">    private Long questionId;</w:t>
+      </w:r>
+    </w:p>
+    <w:p>
+      <w:pPr>
+        <w:spacing w:line="240" w:lineRule="auto" w:after="0" w:before="0"/>
+        <w:ind w:left="227"/>
+      </w:pPr>
+      <w:r>
+        <w:rPr>
+          <w:rFonts w:ascii="Consolas" w:hAnsi="Consolas" w:eastAsia="Consolas"/>
+          <w:sz w:val="16"/>
+        </w:rPr>
+        <w:t xml:space="preserve">    private String type;</w:t>
+      </w:r>
+    </w:p>
+    <w:p>
+      <w:pPr>
+        <w:spacing w:line="240" w:lineRule="auto" w:after="0" w:before="0"/>
+        <w:ind w:left="227"/>
+      </w:pPr>
+      <w:r>
+        <w:rPr>
+          <w:rFonts w:ascii="Consolas" w:hAnsi="Consolas" w:eastAsia="Consolas"/>
+          <w:sz w:val="16"/>
+        </w:rPr>
+        <w:t xml:space="preserve">    private String typeText;</w:t>
+      </w:r>
+    </w:p>
+    <w:p>
+      <w:pPr>
+        <w:spacing w:line="240" w:lineRule="auto" w:after="0" w:before="0"/>
+        <w:ind w:left="227"/>
+      </w:pPr>
+      <w:r>
+        <w:rPr>
+          <w:rFonts w:ascii="Consolas" w:hAnsi="Consolas" w:eastAsia="Consolas"/>
+          <w:sz w:val="16"/>
+        </w:rPr>
+        <w:t xml:space="preserve">    private String stem;</w:t>
+      </w:r>
+    </w:p>
+    <w:p>
+      <w:pPr>
+        <w:spacing w:line="240" w:lineRule="auto" w:after="0" w:before="0"/>
+        <w:ind w:left="227"/>
+      </w:pPr>
+      <w:r>
+        <w:rPr>
+          <w:rFonts w:ascii="Consolas" w:hAnsi="Consolas" w:eastAsia="Consolas"/>
+          <w:sz w:val="16"/>
+        </w:rPr>
+        <w:t xml:space="preserve">    private List&lt;QuestionOptionVO&gt; options;</w:t>
+      </w:r>
+    </w:p>
+    <w:p>
+      <w:pPr>
+        <w:spacing w:line="240" w:lineRule="auto" w:after="0" w:before="0"/>
+        <w:ind w:left="227"/>
+      </w:pPr>
+      <w:r>
+        <w:rPr>
+          <w:rFonts w:ascii="Consolas" w:hAnsi="Consolas" w:eastAsia="Consolas"/>
+          <w:sz w:val="16"/>
+        </w:rPr>
+        <w:t xml:space="preserve">    private Integer score;</w:t>
       </w:r>
     </w:p>
     <w:p>
@@ -11668,540 +11486,33 @@
           <w:rFonts w:ascii="Consolas" w:hAnsi="Consolas" w:eastAsia="Consolas"/>
           <w:sz w:val="16"/>
         </w:rPr>
-        <w:t xml:space="preserve">    @GetMapping</w:t>
-      </w:r>
-    </w:p>
-    <w:p>
-      <w:pPr>
-        <w:spacing w:line="240" w:lineRule="auto" w:after="0" w:before="0"/>
-        <w:ind w:left="227"/>
-      </w:pPr>
-      <w:r>
-        <w:rPr>
-          <w:rFonts w:ascii="Consolas" w:hAnsi="Consolas" w:eastAsia="Consolas"/>
-          <w:sz w:val="16"/>
-        </w:rPr>
-        <w:t xml:space="preserve">    public Result&lt;PageResult&lt;QuestionVO&gt;&gt; page(@RequestParam(required = false) Long bankId,</w:t>
-      </w:r>
-    </w:p>
-    <w:p>
-      <w:pPr>
-        <w:spacing w:line="240" w:lineRule="auto" w:after="0" w:before="0"/>
-        <w:ind w:left="227"/>
-      </w:pPr>
-      <w:r>
-        <w:rPr>
-          <w:rFonts w:ascii="Consolas" w:hAnsi="Consolas" w:eastAsia="Consolas"/>
-          <w:sz w:val="16"/>
-        </w:rPr>
-        <w:t xml:space="preserve">                                               @RequestParam(required = false) String type,</w:t>
-      </w:r>
-    </w:p>
-    <w:p>
-      <w:pPr>
-        <w:spacing w:line="240" w:lineRule="auto" w:after="0" w:before="0"/>
-        <w:ind w:left="227"/>
-      </w:pPr>
-      <w:r>
-        <w:rPr>
-          <w:rFonts w:ascii="Consolas" w:hAnsi="Consolas" w:eastAsia="Consolas"/>
-          <w:sz w:val="16"/>
-        </w:rPr>
-        <w:t xml:space="preserve">                                               @RequestParam(required = false) String keyword,</w:t>
-      </w:r>
-    </w:p>
-    <w:p>
-      <w:pPr>
-        <w:spacing w:line="240" w:lineRule="auto" w:after="0" w:before="0"/>
-        <w:ind w:left="227"/>
-      </w:pPr>
-      <w:r>
-        <w:rPr>
-          <w:rFonts w:ascii="Consolas" w:hAnsi="Consolas" w:eastAsia="Consolas"/>
-          <w:sz w:val="16"/>
-        </w:rPr>
-        <w:t xml:space="preserve">                                               @RequestParam(required = false) Integer difficulty,</w:t>
-      </w:r>
-    </w:p>
-    <w:p>
-      <w:pPr>
-        <w:spacing w:line="240" w:lineRule="auto" w:after="0" w:before="0"/>
-        <w:ind w:left="227"/>
-      </w:pPr>
-      <w:r>
-        <w:rPr>
-          <w:rFonts w:ascii="Consolas" w:hAnsi="Consolas" w:eastAsia="Consolas"/>
-          <w:sz w:val="16"/>
-        </w:rPr>
-        <w:t xml:space="preserve">                                               @RequestParam(required = false) Long tagId,</w:t>
-      </w:r>
-    </w:p>
-    <w:p>
-      <w:pPr>
-        <w:spacing w:line="240" w:lineRule="auto" w:after="0" w:before="0"/>
-        <w:ind w:left="227"/>
-      </w:pPr>
-      <w:r>
-        <w:rPr>
-          <w:rFonts w:ascii="Consolas" w:hAnsi="Consolas" w:eastAsia="Consolas"/>
-          <w:sz w:val="16"/>
-        </w:rPr>
-        <w:t xml:space="preserve">                                               @RequestParam(defaultValue = "1") long page,</w:t>
-      </w:r>
-    </w:p>
-    <w:p>
-      <w:pPr>
-        <w:spacing w:line="240" w:lineRule="auto" w:after="0" w:before="0"/>
-        <w:ind w:left="227"/>
-      </w:pPr>
-      <w:r>
-        <w:rPr>
-          <w:rFonts w:ascii="Consolas" w:hAnsi="Consolas" w:eastAsia="Consolas"/>
-          <w:sz w:val="16"/>
-        </w:rPr>
-        <w:t xml:space="preserve">                                               @RequestParam(defaultValue = "10") long size) {</w:t>
-      </w:r>
-    </w:p>
-    <w:p>
-      <w:pPr>
-        <w:spacing w:line="240" w:lineRule="auto" w:after="0" w:before="0"/>
-        <w:ind w:left="227"/>
-      </w:pPr>
-      <w:r>
-        <w:rPr>
-          <w:rFonts w:ascii="Consolas" w:hAnsi="Consolas" w:eastAsia="Consolas"/>
-          <w:sz w:val="16"/>
-        </w:rPr>
-        <w:t xml:space="preserve">        return Result.ok(questionService.page(bankId, type, keyword, difficulty, tagId, page, size));</w:t>
-      </w:r>
-    </w:p>
-    <w:p>
-      <w:pPr>
-        <w:spacing w:line="240" w:lineRule="auto" w:after="0" w:before="0"/>
-        <w:ind w:left="227"/>
-      </w:pPr>
-      <w:r>
-        <w:rPr>
-          <w:rFonts w:ascii="Consolas" w:hAnsi="Consolas" w:eastAsia="Consolas"/>
-          <w:sz w:val="16"/>
-        </w:rPr>
-        <w:t xml:space="preserve">    }</w:t>
-      </w:r>
-    </w:p>
-    <w:p>
-      <w:pPr>
-        <w:spacing w:line="240" w:lineRule="auto" w:after="0" w:before="0"/>
-        <w:ind w:left="227"/>
-      </w:pPr>
-      <w:r>
-        <w:rPr>
-          <w:rFonts w:ascii="Consolas" w:hAnsi="Consolas" w:eastAsia="Consolas"/>
-          <w:sz w:val="16"/>
-        </w:rPr>
-        <w:t xml:space="preserve"> </w:t>
-      </w:r>
-    </w:p>
-    <w:p>
-      <w:pPr>
-        <w:spacing w:line="240" w:lineRule="auto" w:after="0" w:before="0"/>
-        <w:ind w:left="227"/>
-      </w:pPr>
-      <w:r>
-        <w:rPr>
-          <w:rFonts w:ascii="Consolas" w:hAnsi="Consolas" w:eastAsia="Consolas"/>
-          <w:sz w:val="16"/>
-        </w:rPr>
-        <w:t xml:space="preserve">    @GetMapping("/{id}")</w:t>
-      </w:r>
-    </w:p>
-    <w:p>
-      <w:pPr>
-        <w:spacing w:line="240" w:lineRule="auto" w:after="0" w:before="0"/>
-        <w:ind w:left="227"/>
-      </w:pPr>
-      <w:r>
-        <w:rPr>
-          <w:rFonts w:ascii="Consolas" w:hAnsi="Consolas" w:eastAsia="Consolas"/>
-          <w:sz w:val="16"/>
-        </w:rPr>
-        <w:t xml:space="preserve">    public Result&lt;QuestionVO&gt; detail(@PathVariable Long id) {</w:t>
-      </w:r>
-    </w:p>
-    <w:p>
-      <w:pPr>
-        <w:spacing w:line="240" w:lineRule="auto" w:after="0" w:before="0"/>
-        <w:ind w:left="227"/>
-      </w:pPr>
-      <w:r>
-        <w:rPr>
-          <w:rFonts w:ascii="Consolas" w:hAnsi="Consolas" w:eastAsia="Consolas"/>
-          <w:sz w:val="16"/>
-        </w:rPr>
-        <w:t xml:space="preserve">        return Result.ok(questionService.getById(id));</w:t>
-      </w:r>
-    </w:p>
-    <w:p>
-      <w:pPr>
-        <w:spacing w:line="240" w:lineRule="auto" w:after="0" w:before="0"/>
-        <w:ind w:left="227"/>
-      </w:pPr>
-      <w:r>
-        <w:rPr>
-          <w:rFonts w:ascii="Consolas" w:hAnsi="Consolas" w:eastAsia="Consolas"/>
-          <w:sz w:val="16"/>
-        </w:rPr>
-        <w:t xml:space="preserve">    }</w:t>
-      </w:r>
-    </w:p>
-    <w:p>
-      <w:pPr>
-        <w:spacing w:line="240" w:lineRule="auto" w:after="0" w:before="0"/>
-        <w:ind w:left="227"/>
-      </w:pPr>
-      <w:r>
-        <w:rPr>
-          <w:rFonts w:ascii="Consolas" w:hAnsi="Consolas" w:eastAsia="Consolas"/>
-          <w:sz w:val="16"/>
-        </w:rPr>
-        <w:t xml:space="preserve"> </w:t>
-      </w:r>
-    </w:p>
-    <w:p>
-      <w:pPr>
-        <w:spacing w:line="240" w:lineRule="auto" w:after="0" w:before="0"/>
-        <w:ind w:left="227"/>
-      </w:pPr>
-      <w:r>
-        <w:rPr>
-          <w:rFonts w:ascii="Consolas" w:hAnsi="Consolas" w:eastAsia="Consolas"/>
-          <w:sz w:val="16"/>
-        </w:rPr>
-        <w:t xml:space="preserve">    @PostMapping</w:t>
-      </w:r>
-    </w:p>
-    <w:p>
-      <w:pPr>
-        <w:spacing w:line="240" w:lineRule="auto" w:after="0" w:before="0"/>
-        <w:ind w:left="227"/>
-      </w:pPr>
-      <w:r>
-        <w:rPr>
-          <w:rFonts w:ascii="Consolas" w:hAnsi="Consolas" w:eastAsia="Consolas"/>
-          <w:sz w:val="16"/>
-        </w:rPr>
-        <w:t xml:space="preserve">    public Result&lt;QuestionVO&gt; create(@Valid @RequestBody QuestionForm form) {</w:t>
-      </w:r>
-    </w:p>
-    <w:p>
-      <w:pPr>
-        <w:spacing w:line="240" w:lineRule="auto" w:after="0" w:before="0"/>
-        <w:ind w:left="227"/>
-      </w:pPr>
-      <w:r>
-        <w:rPr>
-          <w:rFonts w:ascii="Consolas" w:hAnsi="Consolas" w:eastAsia="Consolas"/>
-          <w:sz w:val="16"/>
-        </w:rPr>
-        <w:t xml:space="preserve">        adminGuardService.checkAdmin();</w:t>
-      </w:r>
-    </w:p>
-    <w:p>
-      <w:pPr>
-        <w:spacing w:line="240" w:lineRule="auto" w:after="0" w:before="0"/>
-        <w:ind w:left="227"/>
-      </w:pPr>
-      <w:r>
-        <w:rPr>
-          <w:rFonts w:ascii="Consolas" w:hAnsi="Consolas" w:eastAsia="Consolas"/>
-          <w:sz w:val="16"/>
-        </w:rPr>
-        <w:t xml:space="preserve">        return Result.ok(questionService.create(form));</w:t>
-      </w:r>
-    </w:p>
-    <w:p>
-      <w:pPr>
-        <w:spacing w:line="240" w:lineRule="auto" w:after="0" w:before="0"/>
-        <w:ind w:left="227"/>
-      </w:pPr>
-      <w:r>
-        <w:rPr>
-          <w:rFonts w:ascii="Consolas" w:hAnsi="Consolas" w:eastAsia="Consolas"/>
-          <w:sz w:val="16"/>
-        </w:rPr>
-        <w:t xml:space="preserve">    }</w:t>
-      </w:r>
-    </w:p>
-    <w:p>
-      <w:pPr>
-        <w:spacing w:line="240" w:lineRule="auto" w:after="0" w:before="0"/>
-        <w:ind w:left="227"/>
-      </w:pPr>
-      <w:r>
-        <w:rPr>
-          <w:rFonts w:ascii="Consolas" w:hAnsi="Consolas" w:eastAsia="Consolas"/>
-          <w:sz w:val="16"/>
-        </w:rPr>
-        <w:t xml:space="preserve"> </w:t>
-      </w:r>
-    </w:p>
-    <w:p>
-      <w:pPr>
-        <w:spacing w:line="240" w:lineRule="auto" w:after="0" w:before="0"/>
-        <w:ind w:left="227"/>
-      </w:pPr>
-      <w:r>
-        <w:rPr>
-          <w:rFonts w:ascii="Consolas" w:hAnsi="Consolas" w:eastAsia="Consolas"/>
-          <w:sz w:val="16"/>
-        </w:rPr>
-        <w:t xml:space="preserve">    @PutMapping("/{id}")</w:t>
-      </w:r>
-    </w:p>
-    <w:p>
-      <w:pPr>
-        <w:spacing w:line="240" w:lineRule="auto" w:after="0" w:before="0"/>
-        <w:ind w:left="227"/>
-      </w:pPr>
-      <w:r>
-        <w:rPr>
-          <w:rFonts w:ascii="Consolas" w:hAnsi="Consolas" w:eastAsia="Consolas"/>
-          <w:sz w:val="16"/>
-        </w:rPr>
-        <w:t xml:space="preserve">    public Result&lt;QuestionVO&gt; update(@PathVariable Long id, @Valid @RequestBody QuestionForm form) {</w:t>
-      </w:r>
-    </w:p>
-    <w:p>
-      <w:pPr>
-        <w:spacing w:line="240" w:lineRule="auto" w:after="0" w:before="0"/>
-        <w:ind w:left="227"/>
-      </w:pPr>
-      <w:r>
-        <w:rPr>
-          <w:rFonts w:ascii="Consolas" w:hAnsi="Consolas" w:eastAsia="Consolas"/>
-          <w:sz w:val="16"/>
-        </w:rPr>
-        <w:t xml:space="preserve">        adminGuardService.checkAdmin();</w:t>
-      </w:r>
-    </w:p>
-    <w:p>
-      <w:pPr>
-        <w:spacing w:line="240" w:lineRule="auto" w:after="0" w:before="0"/>
-        <w:ind w:left="227"/>
-      </w:pPr>
-      <w:r>
-        <w:rPr>
-          <w:rFonts w:ascii="Consolas" w:hAnsi="Consolas" w:eastAsia="Consolas"/>
-          <w:sz w:val="16"/>
-        </w:rPr>
-        <w:t xml:space="preserve">        return Result.ok(questionService.update(id, form));</w:t>
-      </w:r>
-    </w:p>
-    <w:p>
-      <w:pPr>
-        <w:spacing w:line="240" w:lineRule="auto" w:after="0" w:before="0"/>
-        <w:ind w:left="227"/>
-      </w:pPr>
-      <w:r>
-        <w:rPr>
-          <w:rFonts w:ascii="Consolas" w:hAnsi="Consolas" w:eastAsia="Consolas"/>
-          <w:sz w:val="16"/>
-        </w:rPr>
-        <w:t xml:space="preserve">    }</w:t>
-      </w:r>
-    </w:p>
-    <w:p>
-      <w:pPr>
-        <w:spacing w:line="240" w:lineRule="auto" w:after="0" w:before="0"/>
-        <w:ind w:left="227"/>
-      </w:pPr>
-      <w:r>
-        <w:rPr>
-          <w:rFonts w:ascii="Consolas" w:hAnsi="Consolas" w:eastAsia="Consolas"/>
-          <w:sz w:val="16"/>
-        </w:rPr>
-        <w:t xml:space="preserve"> </w:t>
-      </w:r>
-    </w:p>
-    <w:p>
-      <w:pPr>
-        <w:spacing w:line="240" w:lineRule="auto" w:after="0" w:before="0"/>
-        <w:ind w:left="227"/>
-      </w:pPr>
-      <w:r>
-        <w:rPr>
-          <w:rFonts w:ascii="Consolas" w:hAnsi="Consolas" w:eastAsia="Consolas"/>
-          <w:sz w:val="16"/>
-        </w:rPr>
-        <w:t xml:space="preserve">    @DeleteMapping("/{id}")</w:t>
-      </w:r>
-    </w:p>
-    <w:p>
-      <w:pPr>
-        <w:spacing w:line="240" w:lineRule="auto" w:after="0" w:before="0"/>
-        <w:ind w:left="227"/>
-      </w:pPr>
-      <w:r>
-        <w:rPr>
-          <w:rFonts w:ascii="Consolas" w:hAnsi="Consolas" w:eastAsia="Consolas"/>
-          <w:sz w:val="16"/>
-        </w:rPr>
-        <w:t xml:space="preserve">    public Result&lt;Void&gt; delete(@PathVariable Long id) {</w:t>
-      </w:r>
-    </w:p>
-    <w:p>
-      <w:pPr>
-        <w:spacing w:line="240" w:lineRule="auto" w:after="0" w:before="0"/>
-        <w:ind w:left="227"/>
-      </w:pPr>
-      <w:r>
-        <w:rPr>
-          <w:rFonts w:ascii="Consolas" w:hAnsi="Consolas" w:eastAsia="Consolas"/>
-          <w:sz w:val="16"/>
-        </w:rPr>
-        <w:t xml:space="preserve">        adminGuardService.checkAdmin();</w:t>
-      </w:r>
-    </w:p>
-    <w:p>
-      <w:pPr>
-        <w:spacing w:line="240" w:lineRule="auto" w:after="0" w:before="0"/>
-        <w:ind w:left="227"/>
-      </w:pPr>
-      <w:r>
-        <w:rPr>
-          <w:rFonts w:ascii="Consolas" w:hAnsi="Consolas" w:eastAsia="Consolas"/>
-          <w:sz w:val="16"/>
-        </w:rPr>
-        <w:t xml:space="preserve">        questionService.delete(id);</w:t>
-      </w:r>
-    </w:p>
-    <w:p>
-      <w:pPr>
-        <w:spacing w:line="240" w:lineRule="auto" w:after="0" w:before="0"/>
-        <w:ind w:left="227"/>
-      </w:pPr>
-      <w:r>
-        <w:rPr>
-          <w:rFonts w:ascii="Consolas" w:hAnsi="Consolas" w:eastAsia="Consolas"/>
-          <w:sz w:val="16"/>
-        </w:rPr>
-        <w:t xml:space="preserve">        return Result.ok();</w:t>
-      </w:r>
-    </w:p>
-    <w:p>
-      <w:pPr>
-        <w:spacing w:line="240" w:lineRule="auto" w:after="0" w:before="0"/>
-        <w:ind w:left="227"/>
-      </w:pPr>
-      <w:r>
-        <w:rPr>
-          <w:rFonts w:ascii="Consolas" w:hAnsi="Consolas" w:eastAsia="Consolas"/>
-          <w:sz w:val="16"/>
-        </w:rPr>
-        <w:t xml:space="preserve">    }</w:t>
-      </w:r>
-    </w:p>
-    <w:p>
-      <w:pPr>
-        <w:spacing w:line="240" w:lineRule="auto" w:after="0" w:before="0"/>
-        <w:ind w:left="227"/>
-      </w:pPr>
-      <w:r>
-        <w:rPr>
-          <w:rFonts w:ascii="Consolas" w:hAnsi="Consolas" w:eastAsia="Consolas"/>
-          <w:sz w:val="16"/>
-        </w:rPr>
-        <w:t xml:space="preserve"> </w:t>
-      </w:r>
-    </w:p>
-    <w:p>
-      <w:pPr>
-        <w:spacing w:line="240" w:lineRule="auto" w:after="0" w:before="0"/>
-        <w:ind w:left="227"/>
-      </w:pPr>
-      <w:r>
-        <w:rPr>
-          <w:rFonts w:ascii="Consolas" w:hAnsi="Consolas" w:eastAsia="Consolas"/>
-          <w:sz w:val="16"/>
-        </w:rPr>
-        <w:t xml:space="preserve">    /** 批量移动题目到题库 */</w:t>
-      </w:r>
-    </w:p>
-    <w:p>
-      <w:pPr>
-        <w:spacing w:line="240" w:lineRule="auto" w:after="0" w:before="0"/>
-        <w:ind w:left="227"/>
-      </w:pPr>
-      <w:r>
-        <w:rPr>
-          <w:rFonts w:ascii="Consolas" w:hAnsi="Consolas" w:eastAsia="Consolas"/>
-          <w:sz w:val="16"/>
-        </w:rPr>
-        <w:t xml:space="preserve">    @PatchMapping("/batch")</w:t>
-      </w:r>
-    </w:p>
-    <w:p>
-      <w:pPr>
-        <w:spacing w:line="240" w:lineRule="auto" w:after="0" w:before="0"/>
-        <w:ind w:left="227"/>
-      </w:pPr>
-      <w:r>
-        <w:rPr>
-          <w:rFonts w:ascii="Consolas" w:hAnsi="Consolas" w:eastAsia="Consolas"/>
-          <w:sz w:val="16"/>
-        </w:rPr>
-        <w:t xml:space="preserve">    public Result&lt;Map&lt;String, Integer&gt;&gt; batchMove(@Valid @RequestBody QuestionBatchMoveDTO dto) {</w:t>
-      </w:r>
-    </w:p>
-    <w:p>
-      <w:pPr>
-        <w:spacing w:line="240" w:lineRule="auto" w:after="0" w:before="0"/>
-        <w:ind w:left="227"/>
-      </w:pPr>
-      <w:r>
-        <w:rPr>
-          <w:rFonts w:ascii="Consolas" w:hAnsi="Consolas" w:eastAsia="Consolas"/>
-          <w:sz w:val="16"/>
-        </w:rPr>
-        <w:t xml:space="preserve">        adminGuardService.checkAdmin();</w:t>
-      </w:r>
-    </w:p>
-    <w:p>
-      <w:pPr>
-        <w:spacing w:line="240" w:lineRule="auto" w:after="0" w:before="0"/>
-        <w:ind w:left="227"/>
-      </w:pPr>
-      <w:r>
-        <w:rPr>
-          <w:rFonts w:ascii="Consolas" w:hAnsi="Consolas" w:eastAsia="Consolas"/>
-          <w:sz w:val="16"/>
-        </w:rPr>
-        <w:t xml:space="preserve">        int updated = questionService.batchMove(dto);</w:t>
-      </w:r>
-    </w:p>
-    <w:p>
-      <w:pPr>
-        <w:spacing w:line="240" w:lineRule="auto" w:after="0" w:before="0"/>
-        <w:ind w:left="227"/>
-      </w:pPr>
-      <w:r>
-        <w:rPr>
-          <w:rFonts w:ascii="Consolas" w:hAnsi="Consolas" w:eastAsia="Consolas"/>
-          <w:sz w:val="16"/>
-        </w:rPr>
-        <w:t xml:space="preserve">        return Result.ok(Map.of("updated", updated));</w:t>
-      </w:r>
-    </w:p>
-    <w:p>
-      <w:pPr>
-        <w:spacing w:line="240" w:lineRule="auto" w:after="0" w:before="0"/>
-        <w:ind w:left="227"/>
-      </w:pPr>
-      <w:r>
-        <w:rPr>
-          <w:rFonts w:ascii="Consolas" w:hAnsi="Consolas" w:eastAsia="Consolas"/>
-          <w:sz w:val="16"/>
-        </w:rPr>
-        <w:t xml:space="preserve">    }</w:t>
+        <w:t xml:space="preserve">    /** XML 里接库里 JSON 原文，Service 解析后置 null；仅作中转，不序列化 */</w:t>
+      </w:r>
+    </w:p>
+    <w:p>
+      <w:pPr>
+        <w:spacing w:line="240" w:lineRule="auto" w:after="0" w:before="0"/>
+        <w:ind w:left="227"/>
+      </w:pPr>
+      <w:r>
+        <w:rPr>
+          <w:rFonts w:ascii="Consolas" w:hAnsi="Consolas" w:eastAsia="Consolas"/>
+          <w:sz w:val="16"/>
+        </w:rPr>
+        <w:t xml:space="preserve">    @com.fasterxml.jackson.annotation.JsonIgnore</w:t>
+      </w:r>
+    </w:p>
+    <w:p>
+      <w:pPr>
+        <w:spacing w:line="240" w:lineRule="auto" w:after="0" w:before="0"/>
+        <w:ind w:left="227"/>
+      </w:pPr>
+      <w:r>
+        <w:rPr>
+          <w:rFonts w:ascii="Consolas" w:hAnsi="Consolas" w:eastAsia="Consolas"/>
+          <w:sz w:val="16"/>
+        </w:rPr>
+        <w:t xml:space="preserve">    private String optionsJson;</w:t>
       </w:r>
     </w:p>
     <w:p>
@@ -12219,10 +11530,49 @@
     </w:p>
     <w:p>
       <w:pPr>
+        <w:spacing w:after="80"/>
+      </w:pPr>
+      <w:r>
+        <w:rPr>
+          <w:rFonts w:ascii="Times New Roman" w:hAnsi="Times New Roman" w:eastAsia="宋体"/>
+          <w:b w:val="0"/>
+          <w:sz w:val="21"/>
+        </w:rPr>
+        <w:t>防作弊的核心不是前端隐藏，而是接口不返回。ExamQuestionVO 只有 seq / questionId / type / typeText / stem / options / score 七个字段，Service 逐题组装，完全不复用带答案的 QuestionVO，因此不存在「前端藏起来但接口能看到」的漏洞。</w:t>
+      </w:r>
+    </w:p>
+    <w:p>
+      <w:r>
+        <w:br w:type="page"/>
+      </w:r>
+    </w:p>
+    <w:p>
+      <w:pPr>
+        <w:pStyle w:val="Heading1"/>
+      </w:pPr>
+      <w:r>
+        <w:t>五、核心源代码</w:t>
+      </w:r>
+    </w:p>
+    <w:p>
+      <w:pPr>
+        <w:spacing w:after="80"/>
+      </w:pPr>
+      <w:r>
+        <w:rPr>
+          <w:rFonts w:ascii="Times New Roman" w:hAnsi="Times New Roman" w:eastAsia="宋体"/>
+          <w:b w:val="0"/>
+          <w:sz w:val="21"/>
+        </w:rPr>
+        <w:t>以下为本项目的关键源码，按层收录，完整代码见提交的工程目录。</w:t>
+      </w:r>
+    </w:p>
+    <w:p>
+      <w:pPr>
         <w:pStyle w:val="Heading2"/>
       </w:pPr>
       <w:r>
-        <w:t>5.2 Service 接口与实现</w:t>
+        <w:t>5.1 Controller 层</w:t>
       </w:r>
     </w:p>
     <w:p>
@@ -12235,20 +11585,20 @@
           <w:sz w:val="18"/>
           <w:rFonts w:eastAsia="宋体"/>
         </w:rPr>
-        <w:t>代码 5-2 QuestionService 接口</w:t>
-      </w:r>
-    </w:p>
-    <w:p>
-      <w:pPr>
-        <w:spacing w:line="240" w:lineRule="auto" w:after="0" w:before="0"/>
-        <w:ind w:left="227"/>
-      </w:pPr>
-      <w:r>
-        <w:rPr>
-          <w:rFonts w:ascii="Consolas" w:hAnsi="Consolas" w:eastAsia="Consolas"/>
-          <w:sz w:val="16"/>
-        </w:rPr>
-        <w:t>package com.ddyu.zhikao.service;</w:t>
+        <w:t>代码 5-1 QuestionController</w:t>
+      </w:r>
+    </w:p>
+    <w:p>
+      <w:pPr>
+        <w:spacing w:line="240" w:lineRule="auto" w:after="0" w:before="0"/>
+        <w:ind w:left="227"/>
+      </w:pPr>
+      <w:r>
+        <w:rPr>
+          <w:rFonts w:ascii="Consolas" w:hAnsi="Consolas" w:eastAsia="Consolas"/>
+          <w:sz w:val="16"/>
+        </w:rPr>
+        <w:t>package com.ddyu.zhikao.controller;</w:t>
       </w:r>
     </w:p>
     <w:p>
@@ -12287,6 +11637,19 @@
           <w:rFonts w:ascii="Consolas" w:hAnsi="Consolas" w:eastAsia="Consolas"/>
           <w:sz w:val="16"/>
         </w:rPr>
+        <w:t>import com.ddyu.zhikao.common.Result;</w:t>
+      </w:r>
+    </w:p>
+    <w:p>
+      <w:pPr>
+        <w:spacing w:line="240" w:lineRule="auto" w:after="0" w:before="0"/>
+        <w:ind w:left="227"/>
+      </w:pPr>
+      <w:r>
+        <w:rPr>
+          <w:rFonts w:ascii="Consolas" w:hAnsi="Consolas" w:eastAsia="Consolas"/>
+          <w:sz w:val="16"/>
+        </w:rPr>
         <w:t>import com.ddyu.zhikao.dto.QuestionBatchMoveDTO;</w:t>
       </w:r>
     </w:p>
@@ -12313,6 +11676,32 @@
           <w:rFonts w:ascii="Consolas" w:hAnsi="Consolas" w:eastAsia="Consolas"/>
           <w:sz w:val="16"/>
         </w:rPr>
+        <w:t>import com.ddyu.zhikao.service.AdminGuardService;</w:t>
+      </w:r>
+    </w:p>
+    <w:p>
+      <w:pPr>
+        <w:spacing w:line="240" w:lineRule="auto" w:after="0" w:before="0"/>
+        <w:ind w:left="227"/>
+      </w:pPr>
+      <w:r>
+        <w:rPr>
+          <w:rFonts w:ascii="Consolas" w:hAnsi="Consolas" w:eastAsia="Consolas"/>
+          <w:sz w:val="16"/>
+        </w:rPr>
+        <w:t>import com.ddyu.zhikao.service.QuestionService;</w:t>
+      </w:r>
+    </w:p>
+    <w:p>
+      <w:pPr>
+        <w:spacing w:line="240" w:lineRule="auto" w:after="0" w:before="0"/>
+        <w:ind w:left="227"/>
+      </w:pPr>
+      <w:r>
+        <w:rPr>
+          <w:rFonts w:ascii="Consolas" w:hAnsi="Consolas" w:eastAsia="Consolas"/>
+          <w:sz w:val="16"/>
+        </w:rPr>
         <w:t>import com.ddyu.zhikao.vo.QuestionVO;</w:t>
       </w:r>
     </w:p>
@@ -12326,6 +11715,162 @@
           <w:rFonts w:ascii="Consolas" w:hAnsi="Consolas" w:eastAsia="Consolas"/>
           <w:sz w:val="16"/>
         </w:rPr>
+        <w:t>import jakarta.validation.Valid;</w:t>
+      </w:r>
+    </w:p>
+    <w:p>
+      <w:pPr>
+        <w:spacing w:line="240" w:lineRule="auto" w:after="0" w:before="0"/>
+        <w:ind w:left="227"/>
+      </w:pPr>
+      <w:r>
+        <w:rPr>
+          <w:rFonts w:ascii="Consolas" w:hAnsi="Consolas" w:eastAsia="Consolas"/>
+          <w:sz w:val="16"/>
+        </w:rPr>
+        <w:t>import lombok.RequiredArgsConstructor;</w:t>
+      </w:r>
+    </w:p>
+    <w:p>
+      <w:pPr>
+        <w:spacing w:line="240" w:lineRule="auto" w:after="0" w:before="0"/>
+        <w:ind w:left="227"/>
+      </w:pPr>
+      <w:r>
+        <w:rPr>
+          <w:rFonts w:ascii="Consolas" w:hAnsi="Consolas" w:eastAsia="Consolas"/>
+          <w:sz w:val="16"/>
+        </w:rPr>
+        <w:t>import org.springframework.web.bind.annotation.DeleteMapping;</w:t>
+      </w:r>
+    </w:p>
+    <w:p>
+      <w:pPr>
+        <w:spacing w:line="240" w:lineRule="auto" w:after="0" w:before="0"/>
+        <w:ind w:left="227"/>
+      </w:pPr>
+      <w:r>
+        <w:rPr>
+          <w:rFonts w:ascii="Consolas" w:hAnsi="Consolas" w:eastAsia="Consolas"/>
+          <w:sz w:val="16"/>
+        </w:rPr>
+        <w:t>import org.springframework.web.bind.annotation.GetMapping;</w:t>
+      </w:r>
+    </w:p>
+    <w:p>
+      <w:pPr>
+        <w:spacing w:line="240" w:lineRule="auto" w:after="0" w:before="0"/>
+        <w:ind w:left="227"/>
+      </w:pPr>
+      <w:r>
+        <w:rPr>
+          <w:rFonts w:ascii="Consolas" w:hAnsi="Consolas" w:eastAsia="Consolas"/>
+          <w:sz w:val="16"/>
+        </w:rPr>
+        <w:t>import org.springframework.web.bind.annotation.PatchMapping;</w:t>
+      </w:r>
+    </w:p>
+    <w:p>
+      <w:pPr>
+        <w:spacing w:line="240" w:lineRule="auto" w:after="0" w:before="0"/>
+        <w:ind w:left="227"/>
+      </w:pPr>
+      <w:r>
+        <w:rPr>
+          <w:rFonts w:ascii="Consolas" w:hAnsi="Consolas" w:eastAsia="Consolas"/>
+          <w:sz w:val="16"/>
+        </w:rPr>
+        <w:t>import org.springframework.web.bind.annotation.PathVariable;</w:t>
+      </w:r>
+    </w:p>
+    <w:p>
+      <w:pPr>
+        <w:spacing w:line="240" w:lineRule="auto" w:after="0" w:before="0"/>
+        <w:ind w:left="227"/>
+      </w:pPr>
+      <w:r>
+        <w:rPr>
+          <w:rFonts w:ascii="Consolas" w:hAnsi="Consolas" w:eastAsia="Consolas"/>
+          <w:sz w:val="16"/>
+        </w:rPr>
+        <w:t>import org.springframework.web.bind.annotation.PostMapping;</w:t>
+      </w:r>
+    </w:p>
+    <w:p>
+      <w:pPr>
+        <w:spacing w:line="240" w:lineRule="auto" w:after="0" w:before="0"/>
+        <w:ind w:left="227"/>
+      </w:pPr>
+      <w:r>
+        <w:rPr>
+          <w:rFonts w:ascii="Consolas" w:hAnsi="Consolas" w:eastAsia="Consolas"/>
+          <w:sz w:val="16"/>
+        </w:rPr>
+        <w:t>import org.springframework.web.bind.annotation.PutMapping;</w:t>
+      </w:r>
+    </w:p>
+    <w:p>
+      <w:pPr>
+        <w:spacing w:line="240" w:lineRule="auto" w:after="0" w:before="0"/>
+        <w:ind w:left="227"/>
+      </w:pPr>
+      <w:r>
+        <w:rPr>
+          <w:rFonts w:ascii="Consolas" w:hAnsi="Consolas" w:eastAsia="Consolas"/>
+          <w:sz w:val="16"/>
+        </w:rPr>
+        <w:t>import org.springframework.web.bind.annotation.RequestBody;</w:t>
+      </w:r>
+    </w:p>
+    <w:p>
+      <w:pPr>
+        <w:spacing w:line="240" w:lineRule="auto" w:after="0" w:before="0"/>
+        <w:ind w:left="227"/>
+      </w:pPr>
+      <w:r>
+        <w:rPr>
+          <w:rFonts w:ascii="Consolas" w:hAnsi="Consolas" w:eastAsia="Consolas"/>
+          <w:sz w:val="16"/>
+        </w:rPr>
+        <w:t>import org.springframework.web.bind.annotation.RequestMapping;</w:t>
+      </w:r>
+    </w:p>
+    <w:p>
+      <w:pPr>
+        <w:spacing w:line="240" w:lineRule="auto" w:after="0" w:before="0"/>
+        <w:ind w:left="227"/>
+      </w:pPr>
+      <w:r>
+        <w:rPr>
+          <w:rFonts w:ascii="Consolas" w:hAnsi="Consolas" w:eastAsia="Consolas"/>
+          <w:sz w:val="16"/>
+        </w:rPr>
+        <w:t>import org.springframework.web.bind.annotation.RequestParam;</w:t>
+      </w:r>
+    </w:p>
+    <w:p>
+      <w:pPr>
+        <w:spacing w:line="240" w:lineRule="auto" w:after="0" w:before="0"/>
+        <w:ind w:left="227"/>
+      </w:pPr>
+      <w:r>
+        <w:rPr>
+          <w:rFonts w:ascii="Consolas" w:hAnsi="Consolas" w:eastAsia="Consolas"/>
+          <w:sz w:val="16"/>
+        </w:rPr>
+        <w:t>import org.springframework.web.bind.annotation.RestController;</w:t>
+      </w:r>
+    </w:p>
+    <w:p>
+      <w:pPr>
+        <w:spacing w:line="240" w:lineRule="auto" w:after="0" w:before="0"/>
+        <w:ind w:left="227"/>
+      </w:pPr>
+      <w:r>
+        <w:rPr>
+          <w:rFonts w:ascii="Consolas" w:hAnsi="Consolas" w:eastAsia="Consolas"/>
+          <w:sz w:val="16"/>
+        </w:rPr>
         <w:t xml:space="preserve"> </w:t>
       </w:r>
     </w:p>
@@ -12339,7 +11884,7 @@
           <w:rFonts w:ascii="Consolas" w:hAnsi="Consolas" w:eastAsia="Consolas"/>
           <w:sz w:val="16"/>
         </w:rPr>
-        <w:t>public interface QuestionService {</w:t>
+        <w:t>import java.util.Map;</w:t>
       </w:r>
     </w:p>
     <w:p>
@@ -12365,20 +11910,85 @@
           <w:rFonts w:ascii="Consolas" w:hAnsi="Consolas" w:eastAsia="Consolas"/>
           <w:sz w:val="16"/>
         </w:rPr>
-        <w:t xml:space="preserve">    PageResult&lt;QuestionVO&gt; page(Long bankId, String type, String keyword, Integer difficulty, Long tagId,</w:t>
-      </w:r>
-    </w:p>
-    <w:p>
-      <w:pPr>
-        <w:spacing w:line="240" w:lineRule="auto" w:after="0" w:before="0"/>
-        <w:ind w:left="227"/>
-      </w:pPr>
-      <w:r>
-        <w:rPr>
-          <w:rFonts w:ascii="Consolas" w:hAnsi="Consolas" w:eastAsia="Consolas"/>
-          <w:sz w:val="16"/>
-        </w:rPr>
-        <w:t xml:space="preserve">                                long page, long size);</w:t>
+        <w:t>/**</w:t>
+      </w:r>
+    </w:p>
+    <w:p>
+      <w:pPr>
+        <w:spacing w:line="240" w:lineRule="auto" w:after="0" w:before="0"/>
+        <w:ind w:left="227"/>
+      </w:pPr>
+      <w:r>
+        <w:rPr>
+          <w:rFonts w:ascii="Consolas" w:hAnsi="Consolas" w:eastAsia="Consolas"/>
+          <w:sz w:val="16"/>
+        </w:rPr>
+        <w:t xml:space="preserve"> * 题目管理：增删改只允许管理员</w:t>
+      </w:r>
+    </w:p>
+    <w:p>
+      <w:pPr>
+        <w:spacing w:line="240" w:lineRule="auto" w:after="0" w:before="0"/>
+        <w:ind w:left="227"/>
+      </w:pPr>
+      <w:r>
+        <w:rPr>
+          <w:rFonts w:ascii="Consolas" w:hAnsi="Consolas" w:eastAsia="Consolas"/>
+          <w:sz w:val="16"/>
+        </w:rPr>
+        <w:t xml:space="preserve"> */</w:t>
+      </w:r>
+    </w:p>
+    <w:p>
+      <w:pPr>
+        <w:spacing w:line="240" w:lineRule="auto" w:after="0" w:before="0"/>
+        <w:ind w:left="227"/>
+      </w:pPr>
+      <w:r>
+        <w:rPr>
+          <w:rFonts w:ascii="Consolas" w:hAnsi="Consolas" w:eastAsia="Consolas"/>
+          <w:sz w:val="16"/>
+        </w:rPr>
+        <w:t>@RestController</w:t>
+      </w:r>
+    </w:p>
+    <w:p>
+      <w:pPr>
+        <w:spacing w:line="240" w:lineRule="auto" w:after="0" w:before="0"/>
+        <w:ind w:left="227"/>
+      </w:pPr>
+      <w:r>
+        <w:rPr>
+          <w:rFonts w:ascii="Consolas" w:hAnsi="Consolas" w:eastAsia="Consolas"/>
+          <w:sz w:val="16"/>
+        </w:rPr>
+        <w:t>@RequestMapping("/api/questions")</w:t>
+      </w:r>
+    </w:p>
+    <w:p>
+      <w:pPr>
+        <w:spacing w:line="240" w:lineRule="auto" w:after="0" w:before="0"/>
+        <w:ind w:left="227"/>
+      </w:pPr>
+      <w:r>
+        <w:rPr>
+          <w:rFonts w:ascii="Consolas" w:hAnsi="Consolas" w:eastAsia="Consolas"/>
+          <w:sz w:val="16"/>
+        </w:rPr>
+        <w:t>@RequiredArgsConstructor</w:t>
+      </w:r>
+    </w:p>
+    <w:p>
+      <w:pPr>
+        <w:spacing w:line="240" w:lineRule="auto" w:after="0" w:before="0"/>
+        <w:ind w:left="227"/>
+      </w:pPr>
+      <w:r>
+        <w:rPr>
+          <w:rFonts w:ascii="Consolas" w:hAnsi="Consolas" w:eastAsia="Consolas"/>
+          <w:sz w:val="16"/>
+        </w:rPr>
+        <w:t>public class QuestionController {</w:t>
       </w:r>
     </w:p>
     <w:p>
@@ -12404,7 +12014,20 @@
           <w:rFonts w:ascii="Consolas" w:hAnsi="Consolas" w:eastAsia="Consolas"/>
           <w:sz w:val="16"/>
         </w:rPr>
-        <w:t xml:space="preserve">    QuestionVO getById(Long id);</w:t>
+        <w:t xml:space="preserve">    private final QuestionService questionService;</w:t>
+      </w:r>
+    </w:p>
+    <w:p>
+      <w:pPr>
+        <w:spacing w:line="240" w:lineRule="auto" w:after="0" w:before="0"/>
+        <w:ind w:left="227"/>
+      </w:pPr>
+      <w:r>
+        <w:rPr>
+          <w:rFonts w:ascii="Consolas" w:hAnsi="Consolas" w:eastAsia="Consolas"/>
+          <w:sz w:val="16"/>
+        </w:rPr>
+        <w:t xml:space="preserve">    private final AdminGuardService adminGuardService;</w:t>
       </w:r>
     </w:p>
     <w:p>
@@ -12430,7 +12053,124 @@
           <w:rFonts w:ascii="Consolas" w:hAnsi="Consolas" w:eastAsia="Consolas"/>
           <w:sz w:val="16"/>
         </w:rPr>
-        <w:t xml:space="preserve">    QuestionVO create(QuestionForm form);</w:t>
+        <w:t xml:space="preserve">    @GetMapping</w:t>
+      </w:r>
+    </w:p>
+    <w:p>
+      <w:pPr>
+        <w:spacing w:line="240" w:lineRule="auto" w:after="0" w:before="0"/>
+        <w:ind w:left="227"/>
+      </w:pPr>
+      <w:r>
+        <w:rPr>
+          <w:rFonts w:ascii="Consolas" w:hAnsi="Consolas" w:eastAsia="Consolas"/>
+          <w:sz w:val="16"/>
+        </w:rPr>
+        <w:t xml:space="preserve">    public Result&lt;PageResult&lt;QuestionVO&gt;&gt; page(@RequestParam(required = false) Long bankId,</w:t>
+      </w:r>
+    </w:p>
+    <w:p>
+      <w:pPr>
+        <w:spacing w:line="240" w:lineRule="auto" w:after="0" w:before="0"/>
+        <w:ind w:left="227"/>
+      </w:pPr>
+      <w:r>
+        <w:rPr>
+          <w:rFonts w:ascii="Consolas" w:hAnsi="Consolas" w:eastAsia="Consolas"/>
+          <w:sz w:val="16"/>
+        </w:rPr>
+        <w:t xml:space="preserve">                                               @RequestParam(required = false) String type,</w:t>
+      </w:r>
+    </w:p>
+    <w:p>
+      <w:pPr>
+        <w:spacing w:line="240" w:lineRule="auto" w:after="0" w:before="0"/>
+        <w:ind w:left="227"/>
+      </w:pPr>
+      <w:r>
+        <w:rPr>
+          <w:rFonts w:ascii="Consolas" w:hAnsi="Consolas" w:eastAsia="Consolas"/>
+          <w:sz w:val="16"/>
+        </w:rPr>
+        <w:t xml:space="preserve">                                               @RequestParam(required = false) String keyword,</w:t>
+      </w:r>
+    </w:p>
+    <w:p>
+      <w:pPr>
+        <w:spacing w:line="240" w:lineRule="auto" w:after="0" w:before="0"/>
+        <w:ind w:left="227"/>
+      </w:pPr>
+      <w:r>
+        <w:rPr>
+          <w:rFonts w:ascii="Consolas" w:hAnsi="Consolas" w:eastAsia="Consolas"/>
+          <w:sz w:val="16"/>
+        </w:rPr>
+        <w:t xml:space="preserve">                                               @RequestParam(required = false) Integer difficulty,</w:t>
+      </w:r>
+    </w:p>
+    <w:p>
+      <w:pPr>
+        <w:spacing w:line="240" w:lineRule="auto" w:after="0" w:before="0"/>
+        <w:ind w:left="227"/>
+      </w:pPr>
+      <w:r>
+        <w:rPr>
+          <w:rFonts w:ascii="Consolas" w:hAnsi="Consolas" w:eastAsia="Consolas"/>
+          <w:sz w:val="16"/>
+        </w:rPr>
+        <w:t xml:space="preserve">                                               @RequestParam(required = false) Long tagId,</w:t>
+      </w:r>
+    </w:p>
+    <w:p>
+      <w:pPr>
+        <w:spacing w:line="240" w:lineRule="auto" w:after="0" w:before="0"/>
+        <w:ind w:left="227"/>
+      </w:pPr>
+      <w:r>
+        <w:rPr>
+          <w:rFonts w:ascii="Consolas" w:hAnsi="Consolas" w:eastAsia="Consolas"/>
+          <w:sz w:val="16"/>
+        </w:rPr>
+        <w:t xml:space="preserve">                                               @RequestParam(defaultValue = "1") long page,</w:t>
+      </w:r>
+    </w:p>
+    <w:p>
+      <w:pPr>
+        <w:spacing w:line="240" w:lineRule="auto" w:after="0" w:before="0"/>
+        <w:ind w:left="227"/>
+      </w:pPr>
+      <w:r>
+        <w:rPr>
+          <w:rFonts w:ascii="Consolas" w:hAnsi="Consolas" w:eastAsia="Consolas"/>
+          <w:sz w:val="16"/>
+        </w:rPr>
+        <w:t xml:space="preserve">                                               @RequestParam(defaultValue = "10") long size) {</w:t>
+      </w:r>
+    </w:p>
+    <w:p>
+      <w:pPr>
+        <w:spacing w:line="240" w:lineRule="auto" w:after="0" w:before="0"/>
+        <w:ind w:left="227"/>
+      </w:pPr>
+      <w:r>
+        <w:rPr>
+          <w:rFonts w:ascii="Consolas" w:hAnsi="Consolas" w:eastAsia="Consolas"/>
+          <w:sz w:val="16"/>
+        </w:rPr>
+        <w:t xml:space="preserve">        return Result.ok(questionService.page(bankId, type, keyword, difficulty, tagId, page, size));</w:t>
+      </w:r>
+    </w:p>
+    <w:p>
+      <w:pPr>
+        <w:spacing w:line="240" w:lineRule="auto" w:after="0" w:before="0"/>
+        <w:ind w:left="227"/>
+      </w:pPr>
+      <w:r>
+        <w:rPr>
+          <w:rFonts w:ascii="Consolas" w:hAnsi="Consolas" w:eastAsia="Consolas"/>
+          <w:sz w:val="16"/>
+        </w:rPr>
+        <w:t xml:space="preserve">    }</w:t>
       </w:r>
     </w:p>
     <w:p>
@@ -12456,7 +12196,46 @@
           <w:rFonts w:ascii="Consolas" w:hAnsi="Consolas" w:eastAsia="Consolas"/>
           <w:sz w:val="16"/>
         </w:rPr>
-        <w:t xml:space="preserve">    QuestionVO update(Long id, QuestionForm form);</w:t>
+        <w:t xml:space="preserve">    @GetMapping("/{id}")</w:t>
+      </w:r>
+    </w:p>
+    <w:p>
+      <w:pPr>
+        <w:spacing w:line="240" w:lineRule="auto" w:after="0" w:before="0"/>
+        <w:ind w:left="227"/>
+      </w:pPr>
+      <w:r>
+        <w:rPr>
+          <w:rFonts w:ascii="Consolas" w:hAnsi="Consolas" w:eastAsia="Consolas"/>
+          <w:sz w:val="16"/>
+        </w:rPr>
+        <w:t xml:space="preserve">    public Result&lt;QuestionVO&gt; detail(@PathVariable Long id) {</w:t>
+      </w:r>
+    </w:p>
+    <w:p>
+      <w:pPr>
+        <w:spacing w:line="240" w:lineRule="auto" w:after="0" w:before="0"/>
+        <w:ind w:left="227"/>
+      </w:pPr>
+      <w:r>
+        <w:rPr>
+          <w:rFonts w:ascii="Consolas" w:hAnsi="Consolas" w:eastAsia="Consolas"/>
+          <w:sz w:val="16"/>
+        </w:rPr>
+        <w:t xml:space="preserve">        return Result.ok(questionService.getById(id));</w:t>
+      </w:r>
+    </w:p>
+    <w:p>
+      <w:pPr>
+        <w:spacing w:line="240" w:lineRule="auto" w:after="0" w:before="0"/>
+        <w:ind w:left="227"/>
+      </w:pPr>
+      <w:r>
+        <w:rPr>
+          <w:rFonts w:ascii="Consolas" w:hAnsi="Consolas" w:eastAsia="Consolas"/>
+          <w:sz w:val="16"/>
+        </w:rPr>
+        <w:t xml:space="preserve">    }</w:t>
       </w:r>
     </w:p>
     <w:p>
@@ -12482,20 +12261,59 @@
           <w:rFonts w:ascii="Consolas" w:hAnsi="Consolas" w:eastAsia="Consolas"/>
           <w:sz w:val="16"/>
         </w:rPr>
-        <w:t xml:space="preserve">    /** 被试卷引用时 409 */</w:t>
-      </w:r>
-    </w:p>
-    <w:p>
-      <w:pPr>
-        <w:spacing w:line="240" w:lineRule="auto" w:after="0" w:before="0"/>
-        <w:ind w:left="227"/>
-      </w:pPr>
-      <w:r>
-        <w:rPr>
-          <w:rFonts w:ascii="Consolas" w:hAnsi="Consolas" w:eastAsia="Consolas"/>
-          <w:sz w:val="16"/>
-        </w:rPr>
-        <w:t xml:space="preserve">    void delete(Long id);</w:t>
+        <w:t xml:space="preserve">    @PostMapping</w:t>
+      </w:r>
+    </w:p>
+    <w:p>
+      <w:pPr>
+        <w:spacing w:line="240" w:lineRule="auto" w:after="0" w:before="0"/>
+        <w:ind w:left="227"/>
+      </w:pPr>
+      <w:r>
+        <w:rPr>
+          <w:rFonts w:ascii="Consolas" w:hAnsi="Consolas" w:eastAsia="Consolas"/>
+          <w:sz w:val="16"/>
+        </w:rPr>
+        <w:t xml:space="preserve">    public Result&lt;QuestionVO&gt; create(@Valid @RequestBody QuestionForm form) {</w:t>
+      </w:r>
+    </w:p>
+    <w:p>
+      <w:pPr>
+        <w:spacing w:line="240" w:lineRule="auto" w:after="0" w:before="0"/>
+        <w:ind w:left="227"/>
+      </w:pPr>
+      <w:r>
+        <w:rPr>
+          <w:rFonts w:ascii="Consolas" w:hAnsi="Consolas" w:eastAsia="Consolas"/>
+          <w:sz w:val="16"/>
+        </w:rPr>
+        <w:t xml:space="preserve">        adminGuardService.checkAdmin();</w:t>
+      </w:r>
+    </w:p>
+    <w:p>
+      <w:pPr>
+        <w:spacing w:line="240" w:lineRule="auto" w:after="0" w:before="0"/>
+        <w:ind w:left="227"/>
+      </w:pPr>
+      <w:r>
+        <w:rPr>
+          <w:rFonts w:ascii="Consolas" w:hAnsi="Consolas" w:eastAsia="Consolas"/>
+          <w:sz w:val="16"/>
+        </w:rPr>
+        <w:t xml:space="preserve">        return Result.ok(questionService.create(form));</w:t>
+      </w:r>
+    </w:p>
+    <w:p>
+      <w:pPr>
+        <w:spacing w:line="240" w:lineRule="auto" w:after="0" w:before="0"/>
+        <w:ind w:left="227"/>
+      </w:pPr>
+      <w:r>
+        <w:rPr>
+          <w:rFonts w:ascii="Consolas" w:hAnsi="Consolas" w:eastAsia="Consolas"/>
+          <w:sz w:val="16"/>
+        </w:rPr>
+        <w:t xml:space="preserve">    }</w:t>
       </w:r>
     </w:p>
     <w:p>
@@ -12521,20 +12339,254 @@
           <w:rFonts w:ascii="Consolas" w:hAnsi="Consolas" w:eastAsia="Consolas"/>
           <w:sz w:val="16"/>
         </w:rPr>
-        <w:t xml:space="preserve">    /** 批量移动题目到题库，事务 */</w:t>
-      </w:r>
-    </w:p>
-    <w:p>
-      <w:pPr>
-        <w:spacing w:line="240" w:lineRule="auto" w:after="0" w:before="0"/>
-        <w:ind w:left="227"/>
-      </w:pPr>
-      <w:r>
-        <w:rPr>
-          <w:rFonts w:ascii="Consolas" w:hAnsi="Consolas" w:eastAsia="Consolas"/>
-          <w:sz w:val="16"/>
-        </w:rPr>
-        <w:t xml:space="preserve">    int batchMove(QuestionBatchMoveDTO dto);</w:t>
+        <w:t xml:space="preserve">    @PutMapping("/{id}")</w:t>
+      </w:r>
+    </w:p>
+    <w:p>
+      <w:pPr>
+        <w:spacing w:line="240" w:lineRule="auto" w:after="0" w:before="0"/>
+        <w:ind w:left="227"/>
+      </w:pPr>
+      <w:r>
+        <w:rPr>
+          <w:rFonts w:ascii="Consolas" w:hAnsi="Consolas" w:eastAsia="Consolas"/>
+          <w:sz w:val="16"/>
+        </w:rPr>
+        <w:t xml:space="preserve">    public Result&lt;QuestionVO&gt; update(@PathVariable Long id, @Valid @RequestBody QuestionForm form) {</w:t>
+      </w:r>
+    </w:p>
+    <w:p>
+      <w:pPr>
+        <w:spacing w:line="240" w:lineRule="auto" w:after="0" w:before="0"/>
+        <w:ind w:left="227"/>
+      </w:pPr>
+      <w:r>
+        <w:rPr>
+          <w:rFonts w:ascii="Consolas" w:hAnsi="Consolas" w:eastAsia="Consolas"/>
+          <w:sz w:val="16"/>
+        </w:rPr>
+        <w:t xml:space="preserve">        adminGuardService.checkAdmin();</w:t>
+      </w:r>
+    </w:p>
+    <w:p>
+      <w:pPr>
+        <w:spacing w:line="240" w:lineRule="auto" w:after="0" w:before="0"/>
+        <w:ind w:left="227"/>
+      </w:pPr>
+      <w:r>
+        <w:rPr>
+          <w:rFonts w:ascii="Consolas" w:hAnsi="Consolas" w:eastAsia="Consolas"/>
+          <w:sz w:val="16"/>
+        </w:rPr>
+        <w:t xml:space="preserve">        return Result.ok(questionService.update(id, form));</w:t>
+      </w:r>
+    </w:p>
+    <w:p>
+      <w:pPr>
+        <w:spacing w:line="240" w:lineRule="auto" w:after="0" w:before="0"/>
+        <w:ind w:left="227"/>
+      </w:pPr>
+      <w:r>
+        <w:rPr>
+          <w:rFonts w:ascii="Consolas" w:hAnsi="Consolas" w:eastAsia="Consolas"/>
+          <w:sz w:val="16"/>
+        </w:rPr>
+        <w:t xml:space="preserve">    }</w:t>
+      </w:r>
+    </w:p>
+    <w:p>
+      <w:pPr>
+        <w:spacing w:line="240" w:lineRule="auto" w:after="0" w:before="0"/>
+        <w:ind w:left="227"/>
+      </w:pPr>
+      <w:r>
+        <w:rPr>
+          <w:rFonts w:ascii="Consolas" w:hAnsi="Consolas" w:eastAsia="Consolas"/>
+          <w:sz w:val="16"/>
+        </w:rPr>
+        <w:t xml:space="preserve"> </w:t>
+      </w:r>
+    </w:p>
+    <w:p>
+      <w:pPr>
+        <w:spacing w:line="240" w:lineRule="auto" w:after="0" w:before="0"/>
+        <w:ind w:left="227"/>
+      </w:pPr>
+      <w:r>
+        <w:rPr>
+          <w:rFonts w:ascii="Consolas" w:hAnsi="Consolas" w:eastAsia="Consolas"/>
+          <w:sz w:val="16"/>
+        </w:rPr>
+        <w:t xml:space="preserve">    @DeleteMapping("/{id}")</w:t>
+      </w:r>
+    </w:p>
+    <w:p>
+      <w:pPr>
+        <w:spacing w:line="240" w:lineRule="auto" w:after="0" w:before="0"/>
+        <w:ind w:left="227"/>
+      </w:pPr>
+      <w:r>
+        <w:rPr>
+          <w:rFonts w:ascii="Consolas" w:hAnsi="Consolas" w:eastAsia="Consolas"/>
+          <w:sz w:val="16"/>
+        </w:rPr>
+        <w:t xml:space="preserve">    public Result&lt;Void&gt; delete(@PathVariable Long id) {</w:t>
+      </w:r>
+    </w:p>
+    <w:p>
+      <w:pPr>
+        <w:spacing w:line="240" w:lineRule="auto" w:after="0" w:before="0"/>
+        <w:ind w:left="227"/>
+      </w:pPr>
+      <w:r>
+        <w:rPr>
+          <w:rFonts w:ascii="Consolas" w:hAnsi="Consolas" w:eastAsia="Consolas"/>
+          <w:sz w:val="16"/>
+        </w:rPr>
+        <w:t xml:space="preserve">        adminGuardService.checkAdmin();</w:t>
+      </w:r>
+    </w:p>
+    <w:p>
+      <w:pPr>
+        <w:spacing w:line="240" w:lineRule="auto" w:after="0" w:before="0"/>
+        <w:ind w:left="227"/>
+      </w:pPr>
+      <w:r>
+        <w:rPr>
+          <w:rFonts w:ascii="Consolas" w:hAnsi="Consolas" w:eastAsia="Consolas"/>
+          <w:sz w:val="16"/>
+        </w:rPr>
+        <w:t xml:space="preserve">        questionService.delete(id);</w:t>
+      </w:r>
+    </w:p>
+    <w:p>
+      <w:pPr>
+        <w:spacing w:line="240" w:lineRule="auto" w:after="0" w:before="0"/>
+        <w:ind w:left="227"/>
+      </w:pPr>
+      <w:r>
+        <w:rPr>
+          <w:rFonts w:ascii="Consolas" w:hAnsi="Consolas" w:eastAsia="Consolas"/>
+          <w:sz w:val="16"/>
+        </w:rPr>
+        <w:t xml:space="preserve">        return Result.ok();</w:t>
+      </w:r>
+    </w:p>
+    <w:p>
+      <w:pPr>
+        <w:spacing w:line="240" w:lineRule="auto" w:after="0" w:before="0"/>
+        <w:ind w:left="227"/>
+      </w:pPr>
+      <w:r>
+        <w:rPr>
+          <w:rFonts w:ascii="Consolas" w:hAnsi="Consolas" w:eastAsia="Consolas"/>
+          <w:sz w:val="16"/>
+        </w:rPr>
+        <w:t xml:space="preserve">    }</w:t>
+      </w:r>
+    </w:p>
+    <w:p>
+      <w:pPr>
+        <w:spacing w:line="240" w:lineRule="auto" w:after="0" w:before="0"/>
+        <w:ind w:left="227"/>
+      </w:pPr>
+      <w:r>
+        <w:rPr>
+          <w:rFonts w:ascii="Consolas" w:hAnsi="Consolas" w:eastAsia="Consolas"/>
+          <w:sz w:val="16"/>
+        </w:rPr>
+        <w:t xml:space="preserve"> </w:t>
+      </w:r>
+    </w:p>
+    <w:p>
+      <w:pPr>
+        <w:spacing w:line="240" w:lineRule="auto" w:after="0" w:before="0"/>
+        <w:ind w:left="227"/>
+      </w:pPr>
+      <w:r>
+        <w:rPr>
+          <w:rFonts w:ascii="Consolas" w:hAnsi="Consolas" w:eastAsia="Consolas"/>
+          <w:sz w:val="16"/>
+        </w:rPr>
+        <w:t xml:space="preserve">    /** 批量移动题目到题库 */</w:t>
+      </w:r>
+    </w:p>
+    <w:p>
+      <w:pPr>
+        <w:spacing w:line="240" w:lineRule="auto" w:after="0" w:before="0"/>
+        <w:ind w:left="227"/>
+      </w:pPr>
+      <w:r>
+        <w:rPr>
+          <w:rFonts w:ascii="Consolas" w:hAnsi="Consolas" w:eastAsia="Consolas"/>
+          <w:sz w:val="16"/>
+        </w:rPr>
+        <w:t xml:space="preserve">    @PatchMapping("/batch")</w:t>
+      </w:r>
+    </w:p>
+    <w:p>
+      <w:pPr>
+        <w:spacing w:line="240" w:lineRule="auto" w:after="0" w:before="0"/>
+        <w:ind w:left="227"/>
+      </w:pPr>
+      <w:r>
+        <w:rPr>
+          <w:rFonts w:ascii="Consolas" w:hAnsi="Consolas" w:eastAsia="Consolas"/>
+          <w:sz w:val="16"/>
+        </w:rPr>
+        <w:t xml:space="preserve">    public Result&lt;Map&lt;String, Integer&gt;&gt; batchMove(@Valid @RequestBody QuestionBatchMoveDTO dto) {</w:t>
+      </w:r>
+    </w:p>
+    <w:p>
+      <w:pPr>
+        <w:spacing w:line="240" w:lineRule="auto" w:after="0" w:before="0"/>
+        <w:ind w:left="227"/>
+      </w:pPr>
+      <w:r>
+        <w:rPr>
+          <w:rFonts w:ascii="Consolas" w:hAnsi="Consolas" w:eastAsia="Consolas"/>
+          <w:sz w:val="16"/>
+        </w:rPr>
+        <w:t xml:space="preserve">        adminGuardService.checkAdmin();</w:t>
+      </w:r>
+    </w:p>
+    <w:p>
+      <w:pPr>
+        <w:spacing w:line="240" w:lineRule="auto" w:after="0" w:before="0"/>
+        <w:ind w:left="227"/>
+      </w:pPr>
+      <w:r>
+        <w:rPr>
+          <w:rFonts w:ascii="Consolas" w:hAnsi="Consolas" w:eastAsia="Consolas"/>
+          <w:sz w:val="16"/>
+        </w:rPr>
+        <w:t xml:space="preserve">        int updated = questionService.batchMove(dto);</w:t>
+      </w:r>
+    </w:p>
+    <w:p>
+      <w:pPr>
+        <w:spacing w:line="240" w:lineRule="auto" w:after="0" w:before="0"/>
+        <w:ind w:left="227"/>
+      </w:pPr>
+      <w:r>
+        <w:rPr>
+          <w:rFonts w:ascii="Consolas" w:hAnsi="Consolas" w:eastAsia="Consolas"/>
+          <w:sz w:val="16"/>
+        </w:rPr>
+        <w:t xml:space="preserve">        return Result.ok(Map.of("updated", updated));</w:t>
+      </w:r>
+    </w:p>
+    <w:p>
+      <w:pPr>
+        <w:spacing w:line="240" w:lineRule="auto" w:after="0" w:before="0"/>
+        <w:ind w:left="227"/>
+      </w:pPr>
+      <w:r>
+        <w:rPr>
+          <w:rFonts w:ascii="Consolas" w:hAnsi="Consolas" w:eastAsia="Consolas"/>
+          <w:sz w:val="16"/>
+        </w:rPr>
+        <w:t xml:space="preserve">    }</w:t>
       </w:r>
     </w:p>
     <w:p>
@@ -12548,6 +12600,14 @@
           <w:sz w:val="16"/>
         </w:rPr>
         <w:t>}</w:t>
+      </w:r>
+    </w:p>
+    <w:p>
+      <w:pPr>
+        <w:pStyle w:val="Heading2"/>
+      </w:pPr>
+      <w:r>
+        <w:t>5.2 Service 接口与实现</w:t>
       </w:r>
     </w:p>
     <w:p>
@@ -12560,20 +12620,20 @@
           <w:sz w:val="18"/>
           <w:rFonts w:eastAsia="宋体"/>
         </w:rPr>
-        <w:t>代码 5-3 PaperServiceImpl 组卷（事务 + 随机抽题）</w:t>
-      </w:r>
-    </w:p>
-    <w:p>
-      <w:pPr>
-        <w:spacing w:line="240" w:lineRule="auto" w:after="0" w:before="0"/>
-        <w:ind w:left="227"/>
-      </w:pPr>
-      <w:r>
-        <w:rPr>
-          <w:rFonts w:ascii="Consolas" w:hAnsi="Consolas" w:eastAsia="Consolas"/>
-          <w:sz w:val="16"/>
-        </w:rPr>
-        <w:t>package com.ddyu.zhikao.service.impl;</w:t>
+        <w:t>代码 5-2 QuestionService 接口</w:t>
+      </w:r>
+    </w:p>
+    <w:p>
+      <w:pPr>
+        <w:spacing w:line="240" w:lineRule="auto" w:after="0" w:before="0"/>
+        <w:ind w:left="227"/>
+      </w:pPr>
+      <w:r>
+        <w:rPr>
+          <w:rFonts w:ascii="Consolas" w:hAnsi="Consolas" w:eastAsia="Consolas"/>
+          <w:sz w:val="16"/>
+        </w:rPr>
+        <w:t>package com.ddyu.zhikao.service;</w:t>
       </w:r>
     </w:p>
     <w:p>
@@ -12599,32 +12659,6 @@
           <w:rFonts w:ascii="Consolas" w:hAnsi="Consolas" w:eastAsia="Consolas"/>
           <w:sz w:val="16"/>
         </w:rPr>
-        <w:t>import com.baomidou.mybatisplus.extension.plugins.pagination.Page;</w:t>
-      </w:r>
-    </w:p>
-    <w:p>
-      <w:pPr>
-        <w:spacing w:line="240" w:lineRule="auto" w:after="0" w:before="0"/>
-        <w:ind w:left="227"/>
-      </w:pPr>
-      <w:r>
-        <w:rPr>
-          <w:rFonts w:ascii="Consolas" w:hAnsi="Consolas" w:eastAsia="Consolas"/>
-          <w:sz w:val="16"/>
-        </w:rPr>
-        <w:t>import com.ddyu.zhikao.common.BizException;</w:t>
-      </w:r>
-    </w:p>
-    <w:p>
-      <w:pPr>
-        <w:spacing w:line="240" w:lineRule="auto" w:after="0" w:before="0"/>
-        <w:ind w:left="227"/>
-      </w:pPr>
-      <w:r>
-        <w:rPr>
-          <w:rFonts w:ascii="Consolas" w:hAnsi="Consolas" w:eastAsia="Consolas"/>
-          <w:sz w:val="16"/>
-        </w:rPr>
         <w:t>import com.ddyu.zhikao.common.PageResult;</w:t>
       </w:r>
     </w:p>
@@ -12638,202 +12672,33 @@
           <w:rFonts w:ascii="Consolas" w:hAnsi="Consolas" w:eastAsia="Consolas"/>
           <w:sz w:val="16"/>
         </w:rPr>
-        <w:t>import com.ddyu.zhikao.dto.PaperForm;</w:t>
-      </w:r>
-    </w:p>
-    <w:p>
-      <w:pPr>
-        <w:spacing w:line="240" w:lineRule="auto" w:after="0" w:before="0"/>
-        <w:ind w:left="227"/>
-      </w:pPr>
-      <w:r>
-        <w:rPr>
-          <w:rFonts w:ascii="Consolas" w:hAnsi="Consolas" w:eastAsia="Consolas"/>
-          <w:sz w:val="16"/>
-        </w:rPr>
-        <w:t>import com.ddyu.zhikao.entity.ExamPaper;</w:t>
-      </w:r>
-    </w:p>
-    <w:p>
-      <w:pPr>
-        <w:spacing w:line="240" w:lineRule="auto" w:after="0" w:before="0"/>
-        <w:ind w:left="227"/>
-      </w:pPr>
-      <w:r>
-        <w:rPr>
-          <w:rFonts w:ascii="Consolas" w:hAnsi="Consolas" w:eastAsia="Consolas"/>
-          <w:sz w:val="16"/>
-        </w:rPr>
-        <w:t>import com.ddyu.zhikao.entity.ExamPaperQuestion;</w:t>
-      </w:r>
-    </w:p>
-    <w:p>
-      <w:pPr>
-        <w:spacing w:line="240" w:lineRule="auto" w:after="0" w:before="0"/>
-        <w:ind w:left="227"/>
-      </w:pPr>
-      <w:r>
-        <w:rPr>
-          <w:rFonts w:ascii="Consolas" w:hAnsi="Consolas" w:eastAsia="Consolas"/>
-          <w:sz w:val="16"/>
-        </w:rPr>
-        <w:t>import com.ddyu.zhikao.entity.Question;</w:t>
-      </w:r>
-    </w:p>
-    <w:p>
-      <w:pPr>
-        <w:spacing w:line="240" w:lineRule="auto" w:after="0" w:before="0"/>
-        <w:ind w:left="227"/>
-      </w:pPr>
-      <w:r>
-        <w:rPr>
-          <w:rFonts w:ascii="Consolas" w:hAnsi="Consolas" w:eastAsia="Consolas"/>
-          <w:sz w:val="16"/>
-        </w:rPr>
-        <w:t>import com.ddyu.zhikao.mapper.ExamPaperQuestionMapper;</w:t>
-      </w:r>
-    </w:p>
-    <w:p>
-      <w:pPr>
-        <w:spacing w:line="240" w:lineRule="auto" w:after="0" w:before="0"/>
-        <w:ind w:left="227"/>
-      </w:pPr>
-      <w:r>
-        <w:rPr>
-          <w:rFonts w:ascii="Consolas" w:hAnsi="Consolas" w:eastAsia="Consolas"/>
-          <w:sz w:val="16"/>
-        </w:rPr>
-        <w:t>import com.ddyu.zhikao.mapper.PaperMapper;</w:t>
-      </w:r>
-    </w:p>
-    <w:p>
-      <w:pPr>
-        <w:spacing w:line="240" w:lineRule="auto" w:after="0" w:before="0"/>
-        <w:ind w:left="227"/>
-      </w:pPr>
-      <w:r>
-        <w:rPr>
-          <w:rFonts w:ascii="Consolas" w:hAnsi="Consolas" w:eastAsia="Consolas"/>
-          <w:sz w:val="16"/>
-        </w:rPr>
-        <w:t>import com.ddyu.zhikao.mapper.QuestionMapper;</w:t>
-      </w:r>
-    </w:p>
-    <w:p>
-      <w:pPr>
-        <w:spacing w:line="240" w:lineRule="auto" w:after="0" w:before="0"/>
-        <w:ind w:left="227"/>
-      </w:pPr>
-      <w:r>
-        <w:rPr>
-          <w:rFonts w:ascii="Consolas" w:hAnsi="Consolas" w:eastAsia="Consolas"/>
-          <w:sz w:val="16"/>
-        </w:rPr>
-        <w:t>import com.ddyu.zhikao.service.PaperService;</w:t>
-      </w:r>
-    </w:p>
-    <w:p>
-      <w:pPr>
-        <w:spacing w:line="240" w:lineRule="auto" w:after="0" w:before="0"/>
-        <w:ind w:left="227"/>
-      </w:pPr>
-      <w:r>
-        <w:rPr>
-          <w:rFonts w:ascii="Consolas" w:hAnsi="Consolas" w:eastAsia="Consolas"/>
-          <w:sz w:val="16"/>
-        </w:rPr>
-        <w:t>import com.ddyu.zhikao.vo.PaperDetailVO;</w:t>
-      </w:r>
-    </w:p>
-    <w:p>
-      <w:pPr>
-        <w:spacing w:line="240" w:lineRule="auto" w:after="0" w:before="0"/>
-        <w:ind w:left="227"/>
-      </w:pPr>
-      <w:r>
-        <w:rPr>
-          <w:rFonts w:ascii="Consolas" w:hAnsi="Consolas" w:eastAsia="Consolas"/>
-          <w:sz w:val="16"/>
-        </w:rPr>
-        <w:t>import com.ddyu.zhikao.vo.PaperQuestionVO;</w:t>
-      </w:r>
-    </w:p>
-    <w:p>
-      <w:pPr>
-        <w:spacing w:line="240" w:lineRule="auto" w:after="0" w:before="0"/>
-        <w:ind w:left="227"/>
-      </w:pPr>
-      <w:r>
-        <w:rPr>
-          <w:rFonts w:ascii="Consolas" w:hAnsi="Consolas" w:eastAsia="Consolas"/>
-          <w:sz w:val="16"/>
-        </w:rPr>
-        <w:t>import com.ddyu.zhikao.vo.PaperVO;</w:t>
-      </w:r>
-    </w:p>
-    <w:p>
-      <w:pPr>
-        <w:spacing w:line="240" w:lineRule="auto" w:after="0" w:before="0"/>
-        <w:ind w:left="227"/>
-      </w:pPr>
-      <w:r>
-        <w:rPr>
-          <w:rFonts w:ascii="Consolas" w:hAnsi="Consolas" w:eastAsia="Consolas"/>
-          <w:sz w:val="16"/>
-        </w:rPr>
-        <w:t>import com.fasterxml.jackson.core.type.TypeReference;</w:t>
-      </w:r>
-    </w:p>
-    <w:p>
-      <w:pPr>
-        <w:spacing w:line="240" w:lineRule="auto" w:after="0" w:before="0"/>
-        <w:ind w:left="227"/>
-      </w:pPr>
-      <w:r>
-        <w:rPr>
-          <w:rFonts w:ascii="Consolas" w:hAnsi="Consolas" w:eastAsia="Consolas"/>
-          <w:sz w:val="16"/>
-        </w:rPr>
-        <w:t>import com.fasterxml.jackson.databind.ObjectMapper;</w:t>
-      </w:r>
-    </w:p>
-    <w:p>
-      <w:pPr>
-        <w:spacing w:line="240" w:lineRule="auto" w:after="0" w:before="0"/>
-        <w:ind w:left="227"/>
-      </w:pPr>
-      <w:r>
-        <w:rPr>
-          <w:rFonts w:ascii="Consolas" w:hAnsi="Consolas" w:eastAsia="Consolas"/>
-          <w:sz w:val="16"/>
-        </w:rPr>
-        <w:t>import lombok.RequiredArgsConstructor;</w:t>
-      </w:r>
-    </w:p>
-    <w:p>
-      <w:pPr>
-        <w:spacing w:line="240" w:lineRule="auto" w:after="0" w:before="0"/>
-        <w:ind w:left="227"/>
-      </w:pPr>
-      <w:r>
-        <w:rPr>
-          <w:rFonts w:ascii="Consolas" w:hAnsi="Consolas" w:eastAsia="Consolas"/>
-          <w:sz w:val="16"/>
-        </w:rPr>
-        <w:t>import org.springframework.stereotype.Service;</w:t>
-      </w:r>
-    </w:p>
-    <w:p>
-      <w:pPr>
-        <w:spacing w:line="240" w:lineRule="auto" w:after="0" w:before="0"/>
-        <w:ind w:left="227"/>
-      </w:pPr>
-      <w:r>
-        <w:rPr>
-          <w:rFonts w:ascii="Consolas" w:hAnsi="Consolas" w:eastAsia="Consolas"/>
-          <w:sz w:val="16"/>
-        </w:rPr>
-        <w:t>import org.springframework.transaction.annotation.Transactional;</w:t>
+        <w:t>import com.ddyu.zhikao.dto.QuestionBatchMoveDTO;</w:t>
+      </w:r>
+    </w:p>
+    <w:p>
+      <w:pPr>
+        <w:spacing w:line="240" w:lineRule="auto" w:after="0" w:before="0"/>
+        <w:ind w:left="227"/>
+      </w:pPr>
+      <w:r>
+        <w:rPr>
+          <w:rFonts w:ascii="Consolas" w:hAnsi="Consolas" w:eastAsia="Consolas"/>
+          <w:sz w:val="16"/>
+        </w:rPr>
+        <w:t>import com.ddyu.zhikao.dto.QuestionForm;</w:t>
+      </w:r>
+    </w:p>
+    <w:p>
+      <w:pPr>
+        <w:spacing w:line="240" w:lineRule="auto" w:after="0" w:before="0"/>
+        <w:ind w:left="227"/>
+      </w:pPr>
+      <w:r>
+        <w:rPr>
+          <w:rFonts w:ascii="Consolas" w:hAnsi="Consolas" w:eastAsia="Consolas"/>
+          <w:sz w:val="16"/>
+        </w:rPr>
+        <w:t>import com.ddyu.zhikao.vo.QuestionVO;</w:t>
       </w:r>
     </w:p>
     <w:p>
@@ -12859,46 +12724,7 @@
           <w:rFonts w:ascii="Consolas" w:hAnsi="Consolas" w:eastAsia="Consolas"/>
           <w:sz w:val="16"/>
         </w:rPr>
-        <w:t>import java.util.ArrayList;</w:t>
-      </w:r>
-    </w:p>
-    <w:p>
-      <w:pPr>
-        <w:spacing w:line="240" w:lineRule="auto" w:after="0" w:before="0"/>
-        <w:ind w:left="227"/>
-      </w:pPr>
-      <w:r>
-        <w:rPr>
-          <w:rFonts w:ascii="Consolas" w:hAnsi="Consolas" w:eastAsia="Consolas"/>
-          <w:sz w:val="16"/>
-        </w:rPr>
-        <w:t>import java.util.List;</w:t>
-      </w:r>
-    </w:p>
-    <w:p>
-      <w:pPr>
-        <w:spacing w:line="240" w:lineRule="auto" w:after="0" w:before="0"/>
-        <w:ind w:left="227"/>
-      </w:pPr>
-      <w:r>
-        <w:rPr>
-          <w:rFonts w:ascii="Consolas" w:hAnsi="Consolas" w:eastAsia="Consolas"/>
-          <w:sz w:val="16"/>
-        </w:rPr>
-        <w:t>import java.util.Map;</w:t>
-      </w:r>
-    </w:p>
-    <w:p>
-      <w:pPr>
-        <w:spacing w:line="240" w:lineRule="auto" w:after="0" w:before="0"/>
-        <w:ind w:left="227"/>
-      </w:pPr>
-      <w:r>
-        <w:rPr>
-          <w:rFonts w:ascii="Consolas" w:hAnsi="Consolas" w:eastAsia="Consolas"/>
-          <w:sz w:val="16"/>
-        </w:rPr>
-        <w:t>import java.util.stream.Collectors;</w:t>
+        <w:t>public interface QuestionService {</w:t>
       </w:r>
     </w:p>
     <w:p>
@@ -12924,72 +12750,20 @@
           <w:rFonts w:ascii="Consolas" w:hAnsi="Consolas" w:eastAsia="Consolas"/>
           <w:sz w:val="16"/>
         </w:rPr>
-        <w:t>/**</w:t>
-      </w:r>
-    </w:p>
-    <w:p>
-      <w:pPr>
-        <w:spacing w:line="240" w:lineRule="auto" w:after="0" w:before="0"/>
-        <w:ind w:left="227"/>
-      </w:pPr>
-      <w:r>
-        <w:rPr>
-          <w:rFonts w:ascii="Consolas" w:hAnsi="Consolas" w:eastAsia="Consolas"/>
-          <w:sz w:val="16"/>
-        </w:rPr>
-        <w:t xml:space="preserve"> * 试卷：分页条件查询、详情（含题）、组卷、状态流转</w:t>
-      </w:r>
-    </w:p>
-    <w:p>
-      <w:pPr>
-        <w:spacing w:line="240" w:lineRule="auto" w:after="0" w:before="0"/>
-        <w:ind w:left="227"/>
-      </w:pPr>
-      <w:r>
-        <w:rPr>
-          <w:rFonts w:ascii="Consolas" w:hAnsi="Consolas" w:eastAsia="Consolas"/>
-          <w:sz w:val="16"/>
-        </w:rPr>
-        <w:t xml:space="preserve"> */</w:t>
-      </w:r>
-    </w:p>
-    <w:p>
-      <w:pPr>
-        <w:spacing w:line="240" w:lineRule="auto" w:after="0" w:before="0"/>
-        <w:ind w:left="227"/>
-      </w:pPr>
-      <w:r>
-        <w:rPr>
-          <w:rFonts w:ascii="Consolas" w:hAnsi="Consolas" w:eastAsia="Consolas"/>
-          <w:sz w:val="16"/>
-        </w:rPr>
-        <w:t>@Service</w:t>
-      </w:r>
-    </w:p>
-    <w:p>
-      <w:pPr>
-        <w:spacing w:line="240" w:lineRule="auto" w:after="0" w:before="0"/>
-        <w:ind w:left="227"/>
-      </w:pPr>
-      <w:r>
-        <w:rPr>
-          <w:rFonts w:ascii="Consolas" w:hAnsi="Consolas" w:eastAsia="Consolas"/>
-          <w:sz w:val="16"/>
-        </w:rPr>
-        <w:t>@RequiredArgsConstructor</w:t>
-      </w:r>
-    </w:p>
-    <w:p>
-      <w:pPr>
-        <w:spacing w:line="240" w:lineRule="auto" w:after="0" w:before="0"/>
-        <w:ind w:left="227"/>
-      </w:pPr>
-      <w:r>
-        <w:rPr>
-          <w:rFonts w:ascii="Consolas" w:hAnsi="Consolas" w:eastAsia="Consolas"/>
-          <w:sz w:val="16"/>
-        </w:rPr>
-        <w:t>public class PaperServiceImpl implements PaperService {</w:t>
+        <w:t xml:space="preserve">    PageResult&lt;QuestionVO&gt; page(Long bankId, String type, String keyword, Integer difficulty, Long tagId,</w:t>
+      </w:r>
+    </w:p>
+    <w:p>
+      <w:pPr>
+        <w:spacing w:line="240" w:lineRule="auto" w:after="0" w:before="0"/>
+        <w:ind w:left="227"/>
+      </w:pPr>
+      <w:r>
+        <w:rPr>
+          <w:rFonts w:ascii="Consolas" w:hAnsi="Consolas" w:eastAsia="Consolas"/>
+          <w:sz w:val="16"/>
+        </w:rPr>
+        <w:t xml:space="preserve">                                long page, long size);</w:t>
       </w:r>
     </w:p>
     <w:p>
@@ -13015,98 +12789,7 @@
           <w:rFonts w:ascii="Consolas" w:hAnsi="Consolas" w:eastAsia="Consolas"/>
           <w:sz w:val="16"/>
         </w:rPr>
-        <w:t xml:space="preserve">    private static final Map&lt;String, String&gt; STATUS_TEXT = Map.of(</w:t>
-      </w:r>
-    </w:p>
-    <w:p>
-      <w:pPr>
-        <w:spacing w:line="240" w:lineRule="auto" w:after="0" w:before="0"/>
-        <w:ind w:left="227"/>
-      </w:pPr>
-      <w:r>
-        <w:rPr>
-          <w:rFonts w:ascii="Consolas" w:hAnsi="Consolas" w:eastAsia="Consolas"/>
-          <w:sz w:val="16"/>
-        </w:rPr>
-        <w:t xml:space="preserve">            "DRAFT", "草稿",</w:t>
-      </w:r>
-    </w:p>
-    <w:p>
-      <w:pPr>
-        <w:spacing w:line="240" w:lineRule="auto" w:after="0" w:before="0"/>
-        <w:ind w:left="227"/>
-      </w:pPr>
-      <w:r>
-        <w:rPr>
-          <w:rFonts w:ascii="Consolas" w:hAnsi="Consolas" w:eastAsia="Consolas"/>
-          <w:sz w:val="16"/>
-        </w:rPr>
-        <w:t xml:space="preserve">            "PUBLISHED", "已发布",</w:t>
-      </w:r>
-    </w:p>
-    <w:p>
-      <w:pPr>
-        <w:spacing w:line="240" w:lineRule="auto" w:after="0" w:before="0"/>
-        <w:ind w:left="227"/>
-      </w:pPr>
-      <w:r>
-        <w:rPr>
-          <w:rFonts w:ascii="Consolas" w:hAnsi="Consolas" w:eastAsia="Consolas"/>
-          <w:sz w:val="16"/>
-        </w:rPr>
-        <w:t xml:space="preserve">            "CLOSED", "已结束");</w:t>
-      </w:r>
-    </w:p>
-    <w:p>
-      <w:pPr>
-        <w:spacing w:line="240" w:lineRule="auto" w:after="0" w:before="0"/>
-        <w:ind w:left="227"/>
-      </w:pPr>
-      <w:r>
-        <w:rPr>
-          <w:rFonts w:ascii="Consolas" w:hAnsi="Consolas" w:eastAsia="Consolas"/>
-          <w:sz w:val="16"/>
-        </w:rPr>
-        <w:t xml:space="preserve">    private static final Map&lt;String, String&gt; TYPE_TEXT = Map.of(</w:t>
-      </w:r>
-    </w:p>
-    <w:p>
-      <w:pPr>
-        <w:spacing w:line="240" w:lineRule="auto" w:after="0" w:before="0"/>
-        <w:ind w:left="227"/>
-      </w:pPr>
-      <w:r>
-        <w:rPr>
-          <w:rFonts w:ascii="Consolas" w:hAnsi="Consolas" w:eastAsia="Consolas"/>
-          <w:sz w:val="16"/>
-        </w:rPr>
-        <w:t xml:space="preserve">            "single", "单选题",</w:t>
-      </w:r>
-    </w:p>
-    <w:p>
-      <w:pPr>
-        <w:spacing w:line="240" w:lineRule="auto" w:after="0" w:before="0"/>
-        <w:ind w:left="227"/>
-      </w:pPr>
-      <w:r>
-        <w:rPr>
-          <w:rFonts w:ascii="Consolas" w:hAnsi="Consolas" w:eastAsia="Consolas"/>
-          <w:sz w:val="16"/>
-        </w:rPr>
-        <w:t xml:space="preserve">            "multi", "多选题",</w:t>
-      </w:r>
-    </w:p>
-    <w:p>
-      <w:pPr>
-        <w:spacing w:line="240" w:lineRule="auto" w:after="0" w:before="0"/>
-        <w:ind w:left="227"/>
-      </w:pPr>
-      <w:r>
-        <w:rPr>
-          <w:rFonts w:ascii="Consolas" w:hAnsi="Consolas" w:eastAsia="Consolas"/>
-          <w:sz w:val="16"/>
-        </w:rPr>
-        <w:t xml:space="preserve">            "judge", "判断题");</w:t>
+        <w:t xml:space="preserve">    QuestionVO getById(Long id);</w:t>
       </w:r>
     </w:p>
     <w:p>
@@ -13132,46 +12815,7 @@
           <w:rFonts w:ascii="Consolas" w:hAnsi="Consolas" w:eastAsia="Consolas"/>
           <w:sz w:val="16"/>
         </w:rPr>
-        <w:t xml:space="preserve">    private final PaperMapper paperMapper;</w:t>
-      </w:r>
-    </w:p>
-    <w:p>
-      <w:pPr>
-        <w:spacing w:line="240" w:lineRule="auto" w:after="0" w:before="0"/>
-        <w:ind w:left="227"/>
-      </w:pPr>
-      <w:r>
-        <w:rPr>
-          <w:rFonts w:ascii="Consolas" w:hAnsi="Consolas" w:eastAsia="Consolas"/>
-          <w:sz w:val="16"/>
-        </w:rPr>
-        <w:t xml:space="preserve">    private final ExamPaperQuestionMapper examPaperQuestionMapper;</w:t>
-      </w:r>
-    </w:p>
-    <w:p>
-      <w:pPr>
-        <w:spacing w:line="240" w:lineRule="auto" w:after="0" w:before="0"/>
-        <w:ind w:left="227"/>
-      </w:pPr>
-      <w:r>
-        <w:rPr>
-          <w:rFonts w:ascii="Consolas" w:hAnsi="Consolas" w:eastAsia="Consolas"/>
-          <w:sz w:val="16"/>
-        </w:rPr>
-        <w:t xml:space="preserve">    private final QuestionMapper questionMapper;</w:t>
-      </w:r>
-    </w:p>
-    <w:p>
-      <w:pPr>
-        <w:spacing w:line="240" w:lineRule="auto" w:after="0" w:before="0"/>
-        <w:ind w:left="227"/>
-      </w:pPr>
-      <w:r>
-        <w:rPr>
-          <w:rFonts w:ascii="Consolas" w:hAnsi="Consolas" w:eastAsia="Consolas"/>
-          <w:sz w:val="16"/>
-        </w:rPr>
-        <w:t xml:space="preserve">    private final ObjectMapper objectMapper;</w:t>
+        <w:t xml:space="preserve">    QuestionVO create(QuestionForm form);</w:t>
       </w:r>
     </w:p>
     <w:p>
@@ -13197,85 +12841,7 @@
           <w:rFonts w:ascii="Consolas" w:hAnsi="Consolas" w:eastAsia="Consolas"/>
           <w:sz w:val="16"/>
         </w:rPr>
-        <w:t xml:space="preserve">    @Override</w:t>
-      </w:r>
-    </w:p>
-    <w:p>
-      <w:pPr>
-        <w:spacing w:line="240" w:lineRule="auto" w:after="0" w:before="0"/>
-        <w:ind w:left="227"/>
-      </w:pPr>
-      <w:r>
-        <w:rPr>
-          <w:rFonts w:ascii="Consolas" w:hAnsi="Consolas" w:eastAsia="Consolas"/>
-          <w:sz w:val="16"/>
-        </w:rPr>
-        <w:t xml:space="preserve">    public PageResult&lt;PaperVO&gt; page(String keyword, String status, Long bankId, long page, long size) {</w:t>
-      </w:r>
-    </w:p>
-    <w:p>
-      <w:pPr>
-        <w:spacing w:line="240" w:lineRule="auto" w:after="0" w:before="0"/>
-        <w:ind w:left="227"/>
-      </w:pPr>
-      <w:r>
-        <w:rPr>
-          <w:rFonts w:ascii="Consolas" w:hAnsi="Consolas" w:eastAsia="Consolas"/>
-          <w:sz w:val="16"/>
-        </w:rPr>
-        <w:t xml:space="preserve">        Page&lt;PaperVO&gt; result = new Page&lt;&gt;(page, size);</w:t>
-      </w:r>
-    </w:p>
-    <w:p>
-      <w:pPr>
-        <w:spacing w:line="240" w:lineRule="auto" w:after="0" w:before="0"/>
-        <w:ind w:left="227"/>
-      </w:pPr>
-      <w:r>
-        <w:rPr>
-          <w:rFonts w:ascii="Consolas" w:hAnsi="Consolas" w:eastAsia="Consolas"/>
-          <w:sz w:val="16"/>
-        </w:rPr>
-        <w:t xml:space="preserve">        result.setRecords(paperMapper.selectPaperPage(result, keyword, status, bankId));</w:t>
-      </w:r>
-    </w:p>
-    <w:p>
-      <w:pPr>
-        <w:spacing w:line="240" w:lineRule="auto" w:after="0" w:before="0"/>
-        <w:ind w:left="227"/>
-      </w:pPr>
-      <w:r>
-        <w:rPr>
-          <w:rFonts w:ascii="Consolas" w:hAnsi="Consolas" w:eastAsia="Consolas"/>
-          <w:sz w:val="16"/>
-        </w:rPr>
-        <w:t xml:space="preserve">        fillStatusText(result.getRecords());</w:t>
-      </w:r>
-    </w:p>
-    <w:p>
-      <w:pPr>
-        <w:spacing w:line="240" w:lineRule="auto" w:after="0" w:before="0"/>
-        <w:ind w:left="227"/>
-      </w:pPr>
-      <w:r>
-        <w:rPr>
-          <w:rFonts w:ascii="Consolas" w:hAnsi="Consolas" w:eastAsia="Consolas"/>
-          <w:sz w:val="16"/>
-        </w:rPr>
-        <w:t xml:space="preserve">        return new PageResult&lt;&gt;(result.getTotal(), result.getCurrent(), result.getSize(), result.getRecords());</w:t>
-      </w:r>
-    </w:p>
-    <w:p>
-      <w:pPr>
-        <w:spacing w:line="240" w:lineRule="auto" w:after="0" w:before="0"/>
-        <w:ind w:left="227"/>
-      </w:pPr>
-      <w:r>
-        <w:rPr>
-          <w:rFonts w:ascii="Consolas" w:hAnsi="Consolas" w:eastAsia="Consolas"/>
-          <w:sz w:val="16"/>
-        </w:rPr>
-        <w:t xml:space="preserve">    }</w:t>
+        <w:t xml:space="preserve">    QuestionVO update(Long id, QuestionForm form);</w:t>
       </w:r>
     </w:p>
     <w:p>
@@ -13301,150 +12867,20 @@
           <w:rFonts w:ascii="Consolas" w:hAnsi="Consolas" w:eastAsia="Consolas"/>
           <w:sz w:val="16"/>
         </w:rPr>
-        <w:t xml:space="preserve">    @Override</w:t>
-      </w:r>
-    </w:p>
-    <w:p>
-      <w:pPr>
-        <w:spacing w:line="240" w:lineRule="auto" w:after="0" w:before="0"/>
-        <w:ind w:left="227"/>
-      </w:pPr>
-      <w:r>
-        <w:rPr>
-          <w:rFonts w:ascii="Consolas" w:hAnsi="Consolas" w:eastAsia="Consolas"/>
-          <w:sz w:val="16"/>
-        </w:rPr>
-        <w:t xml:space="preserve">    public PaperDetailVO getDetail(Long id) {</w:t>
-      </w:r>
-    </w:p>
-    <w:p>
-      <w:pPr>
-        <w:spacing w:line="240" w:lineRule="auto" w:after="0" w:before="0"/>
-        <w:ind w:left="227"/>
-      </w:pPr>
-      <w:r>
-        <w:rPr>
-          <w:rFonts w:ascii="Consolas" w:hAnsi="Consolas" w:eastAsia="Consolas"/>
-          <w:sz w:val="16"/>
-        </w:rPr>
-        <w:t xml:space="preserve">        PaperVO paper = paperMapper.selectPaperByIds(List.of(id)).stream().findFirst()</w:t>
-      </w:r>
-    </w:p>
-    <w:p>
-      <w:pPr>
-        <w:spacing w:line="240" w:lineRule="auto" w:after="0" w:before="0"/>
-        <w:ind w:left="227"/>
-      </w:pPr>
-      <w:r>
-        <w:rPr>
-          <w:rFonts w:ascii="Consolas" w:hAnsi="Consolas" w:eastAsia="Consolas"/>
-          <w:sz w:val="16"/>
-        </w:rPr>
-        <w:t xml:space="preserve">                .orElseThrow(() -&gt; BizException.notFound("试卷不存在"));</w:t>
-      </w:r>
-    </w:p>
-    <w:p>
-      <w:pPr>
-        <w:spacing w:line="240" w:lineRule="auto" w:after="0" w:before="0"/>
-        <w:ind w:left="227"/>
-      </w:pPr>
-      <w:r>
-        <w:rPr>
-          <w:rFonts w:ascii="Consolas" w:hAnsi="Consolas" w:eastAsia="Consolas"/>
-          <w:sz w:val="16"/>
-        </w:rPr>
-        <w:t xml:space="preserve">        paper.setStatusText(STATUS_TEXT.getOrDefault(paper.getStatus(), paper.getStatus()));</w:t>
-      </w:r>
-    </w:p>
-    <w:p>
-      <w:pPr>
-        <w:spacing w:line="240" w:lineRule="auto" w:after="0" w:before="0"/>
-        <w:ind w:left="227"/>
-      </w:pPr>
-      <w:r>
-        <w:rPr>
-          <w:rFonts w:ascii="Consolas" w:hAnsi="Consolas" w:eastAsia="Consolas"/>
-          <w:sz w:val="16"/>
-        </w:rPr>
-        <w:t xml:space="preserve">        List&lt;PaperQuestionVO&gt; questions = paperMapper.selectPaperQuestions(id);</w:t>
-      </w:r>
-    </w:p>
-    <w:p>
-      <w:pPr>
-        <w:spacing w:line="240" w:lineRule="auto" w:after="0" w:before="0"/>
-        <w:ind w:left="227"/>
-      </w:pPr>
-      <w:r>
-        <w:rPr>
-          <w:rFonts w:ascii="Consolas" w:hAnsi="Consolas" w:eastAsia="Consolas"/>
-          <w:sz w:val="16"/>
-        </w:rPr>
-        <w:t xml:space="preserve">        questions.forEach(this::fillQuestion);</w:t>
-      </w:r>
-    </w:p>
-    <w:p>
-      <w:pPr>
-        <w:spacing w:line="240" w:lineRule="auto" w:after="0" w:before="0"/>
-        <w:ind w:left="227"/>
-      </w:pPr>
-      <w:r>
-        <w:rPr>
-          <w:rFonts w:ascii="Consolas" w:hAnsi="Consolas" w:eastAsia="Consolas"/>
-          <w:sz w:val="16"/>
-        </w:rPr>
-        <w:t xml:space="preserve">        PaperDetailVO detail = new PaperDetailVO();</w:t>
-      </w:r>
-    </w:p>
-    <w:p>
-      <w:pPr>
-        <w:spacing w:line="240" w:lineRule="auto" w:after="0" w:before="0"/>
-        <w:ind w:left="227"/>
-      </w:pPr>
-      <w:r>
-        <w:rPr>
-          <w:rFonts w:ascii="Consolas" w:hAnsi="Consolas" w:eastAsia="Consolas"/>
-          <w:sz w:val="16"/>
-        </w:rPr>
-        <w:t xml:space="preserve">        copyPaperFields(paper, detail);</w:t>
-      </w:r>
-    </w:p>
-    <w:p>
-      <w:pPr>
-        <w:spacing w:line="240" w:lineRule="auto" w:after="0" w:before="0"/>
-        <w:ind w:left="227"/>
-      </w:pPr>
-      <w:r>
-        <w:rPr>
-          <w:rFonts w:ascii="Consolas" w:hAnsi="Consolas" w:eastAsia="Consolas"/>
-          <w:sz w:val="16"/>
-        </w:rPr>
-        <w:t xml:space="preserve">        detail.setQuestions(questions);</w:t>
-      </w:r>
-    </w:p>
-    <w:p>
-      <w:pPr>
-        <w:spacing w:line="240" w:lineRule="auto" w:after="0" w:before="0"/>
-        <w:ind w:left="227"/>
-      </w:pPr>
-      <w:r>
-        <w:rPr>
-          <w:rFonts w:ascii="Consolas" w:hAnsi="Consolas" w:eastAsia="Consolas"/>
-          <w:sz w:val="16"/>
-        </w:rPr>
-        <w:t xml:space="preserve">        return detail;</w:t>
-      </w:r>
-    </w:p>
-    <w:p>
-      <w:pPr>
-        <w:spacing w:line="240" w:lineRule="auto" w:after="0" w:before="0"/>
-        <w:ind w:left="227"/>
-      </w:pPr>
-      <w:r>
-        <w:rPr>
-          <w:rFonts w:ascii="Consolas" w:hAnsi="Consolas" w:eastAsia="Consolas"/>
-          <w:sz w:val="16"/>
-        </w:rPr>
-        <w:t xml:space="preserve">    }</w:t>
+        <w:t xml:space="preserve">    /** 被试卷引用时 409 */</w:t>
+      </w:r>
+    </w:p>
+    <w:p>
+      <w:pPr>
+        <w:spacing w:line="240" w:lineRule="auto" w:after="0" w:before="0"/>
+        <w:ind w:left="227"/>
+      </w:pPr>
+      <w:r>
+        <w:rPr>
+          <w:rFonts w:ascii="Consolas" w:hAnsi="Consolas" w:eastAsia="Consolas"/>
+          <w:sz w:val="16"/>
+        </w:rPr>
+        <w:t xml:space="preserve">    void delete(Long id);</w:t>
       </w:r>
     </w:p>
     <w:p>
@@ -13470,678 +12906,33 @@
           <w:rFonts w:ascii="Consolas" w:hAnsi="Consolas" w:eastAsia="Consolas"/>
           <w:sz w:val="16"/>
         </w:rPr>
-        <w:t xml:space="preserve">    /**</w:t>
-      </w:r>
-    </w:p>
-    <w:p>
-      <w:pPr>
-        <w:spacing w:line="240" w:lineRule="auto" w:after="0" w:before="0"/>
-        <w:ind w:left="227"/>
-      </w:pPr>
-      <w:r>
-        <w:rPr>
-          <w:rFonts w:ascii="Consolas" w:hAnsi="Consolas" w:eastAsia="Consolas"/>
-          <w:sz w:val="16"/>
-        </w:rPr>
-        <w:t xml:space="preserve">     * 组卷：按题型从题库随机抽题，事务写 exam_paper + 批量写 exam_paper_question。</w:t>
-      </w:r>
-    </w:p>
-    <w:p>
-      <w:pPr>
-        <w:spacing w:line="240" w:lineRule="auto" w:after="0" w:before="0"/>
-        <w:ind w:left="227"/>
-      </w:pPr>
-      <w:r>
-        <w:rPr>
-          <w:rFonts w:ascii="Consolas" w:hAnsi="Consolas" w:eastAsia="Consolas"/>
-          <w:sz w:val="16"/>
-        </w:rPr>
-        <w:t xml:space="preserve">     * 题序：判断题在前、单选中、多选后，题序内随机。</w:t>
-      </w:r>
-    </w:p>
-    <w:p>
-      <w:pPr>
-        <w:spacing w:line="240" w:lineRule="auto" w:after="0" w:before="0"/>
-        <w:ind w:left="227"/>
-      </w:pPr>
-      <w:r>
-        <w:rPr>
-          <w:rFonts w:ascii="Consolas" w:hAnsi="Consolas" w:eastAsia="Consolas"/>
-          <w:sz w:val="16"/>
-        </w:rPr>
-        <w:t xml:space="preserve">     */</w:t>
-      </w:r>
-    </w:p>
-    <w:p>
-      <w:pPr>
-        <w:spacing w:line="240" w:lineRule="auto" w:after="0" w:before="0"/>
-        <w:ind w:left="227"/>
-      </w:pPr>
-      <w:r>
-        <w:rPr>
-          <w:rFonts w:ascii="Consolas" w:hAnsi="Consolas" w:eastAsia="Consolas"/>
-          <w:sz w:val="16"/>
-        </w:rPr>
-        <w:t xml:space="preserve">    @Transactional</w:t>
-      </w:r>
-    </w:p>
-    <w:p>
-      <w:pPr>
-        <w:spacing w:line="240" w:lineRule="auto" w:after="0" w:before="0"/>
-        <w:ind w:left="227"/>
-      </w:pPr>
-      <w:r>
-        <w:rPr>
-          <w:rFonts w:ascii="Consolas" w:hAnsi="Consolas" w:eastAsia="Consolas"/>
-          <w:sz w:val="16"/>
-        </w:rPr>
-        <w:t xml:space="preserve">    @Override</w:t>
-      </w:r>
-    </w:p>
-    <w:p>
-      <w:pPr>
-        <w:spacing w:line="240" w:lineRule="auto" w:after="0" w:before="0"/>
-        <w:ind w:left="227"/>
-      </w:pPr>
-      <w:r>
-        <w:rPr>
-          <w:rFonts w:ascii="Consolas" w:hAnsi="Consolas" w:eastAsia="Consolas"/>
-          <w:sz w:val="16"/>
-        </w:rPr>
-        <w:t xml:space="preserve">    public PaperVO create(PaperForm form, Long operatorId) {</w:t>
-      </w:r>
-    </w:p>
-    <w:p>
-      <w:pPr>
-        <w:spacing w:line="240" w:lineRule="auto" w:after="0" w:before="0"/>
-        <w:ind w:left="227"/>
-      </w:pPr>
-      <w:r>
-        <w:rPr>
-          <w:rFonts w:ascii="Consolas" w:hAnsi="Consolas" w:eastAsia="Consolas"/>
-          <w:sz w:val="16"/>
-        </w:rPr>
-        <w:t xml:space="preserve">        int judgeCount = form.getJudgeCount();</w:t>
-      </w:r>
-    </w:p>
-    <w:p>
-      <w:pPr>
-        <w:spacing w:line="240" w:lineRule="auto" w:after="0" w:before="0"/>
-        <w:ind w:left="227"/>
-      </w:pPr>
-      <w:r>
-        <w:rPr>
-          <w:rFonts w:ascii="Consolas" w:hAnsi="Consolas" w:eastAsia="Consolas"/>
-          <w:sz w:val="16"/>
-        </w:rPr>
-        <w:t xml:space="preserve">        int singleCount = form.getSingleCount();</w:t>
-      </w:r>
-    </w:p>
-    <w:p>
-      <w:pPr>
-        <w:spacing w:line="240" w:lineRule="auto" w:after="0" w:before="0"/>
-        <w:ind w:left="227"/>
-      </w:pPr>
-      <w:r>
-        <w:rPr>
-          <w:rFonts w:ascii="Consolas" w:hAnsi="Consolas" w:eastAsia="Consolas"/>
-          <w:sz w:val="16"/>
-        </w:rPr>
-        <w:t xml:space="preserve">        int multiCount = form.getMultiCount();</w:t>
-      </w:r>
-    </w:p>
-    <w:p>
-      <w:pPr>
-        <w:spacing w:line="240" w:lineRule="auto" w:after="0" w:before="0"/>
-        <w:ind w:left="227"/>
-      </w:pPr>
-      <w:r>
-        <w:rPr>
-          <w:rFonts w:ascii="Consolas" w:hAnsi="Consolas" w:eastAsia="Consolas"/>
-          <w:sz w:val="16"/>
-        </w:rPr>
-        <w:t xml:space="preserve">        if (judgeCount + singleCount + multiCount == 0) {</w:t>
-      </w:r>
-    </w:p>
-    <w:p>
-      <w:pPr>
-        <w:spacing w:line="240" w:lineRule="auto" w:after="0" w:before="0"/>
-        <w:ind w:left="227"/>
-      </w:pPr>
-      <w:r>
-        <w:rPr>
-          <w:rFonts w:ascii="Consolas" w:hAnsi="Consolas" w:eastAsia="Consolas"/>
-          <w:sz w:val="16"/>
-        </w:rPr>
-        <w:t xml:space="preserve">            throw BizException.badRequest("三种题型加起来至少要 1 道题");</w:t>
-      </w:r>
-    </w:p>
-    <w:p>
-      <w:pPr>
-        <w:spacing w:line="240" w:lineRule="auto" w:after="0" w:before="0"/>
-        <w:ind w:left="227"/>
-      </w:pPr>
-      <w:r>
-        <w:rPr>
-          <w:rFonts w:ascii="Consolas" w:hAnsi="Consolas" w:eastAsia="Consolas"/>
-          <w:sz w:val="16"/>
-        </w:rPr>
-        <w:t xml:space="preserve">        }</w:t>
-      </w:r>
-    </w:p>
-    <w:p>
-      <w:pPr>
-        <w:spacing w:line="240" w:lineRule="auto" w:after="0" w:before="0"/>
-        <w:ind w:left="227"/>
-      </w:pPr>
-      <w:r>
-        <w:rPr>
-          <w:rFonts w:ascii="Consolas" w:hAnsi="Consolas" w:eastAsia="Consolas"/>
-          <w:sz w:val="16"/>
-        </w:rPr>
-        <w:t xml:space="preserve"> </w:t>
-      </w:r>
-    </w:p>
-    <w:p>
-      <w:pPr>
-        <w:spacing w:line="240" w:lineRule="auto" w:after="0" w:before="0"/>
-        <w:ind w:left="227"/>
-      </w:pPr>
-      <w:r>
-        <w:rPr>
-          <w:rFonts w:ascii="Consolas" w:hAnsi="Consolas" w:eastAsia="Consolas"/>
-          <w:sz w:val="16"/>
-        </w:rPr>
-        <w:t xml:space="preserve">        List&lt;Long&gt; judgeIds = draw(form.getBankId(), "judge", judgeCount);</w:t>
-      </w:r>
-    </w:p>
-    <w:p>
-      <w:pPr>
-        <w:spacing w:line="240" w:lineRule="auto" w:after="0" w:before="0"/>
-        <w:ind w:left="227"/>
-      </w:pPr>
-      <w:r>
-        <w:rPr>
-          <w:rFonts w:ascii="Consolas" w:hAnsi="Consolas" w:eastAsia="Consolas"/>
-          <w:sz w:val="16"/>
-        </w:rPr>
-        <w:t xml:space="preserve">        List&lt;Long&gt; singleIds = draw(form.getBankId(), "single", singleCount);</w:t>
-      </w:r>
-    </w:p>
-    <w:p>
-      <w:pPr>
-        <w:spacing w:line="240" w:lineRule="auto" w:after="0" w:before="0"/>
-        <w:ind w:left="227"/>
-      </w:pPr>
-      <w:r>
-        <w:rPr>
-          <w:rFonts w:ascii="Consolas" w:hAnsi="Consolas" w:eastAsia="Consolas"/>
-          <w:sz w:val="16"/>
-        </w:rPr>
-        <w:t xml:space="preserve">        List&lt;Long&gt; multiIds = draw(form.getBankId(), "multi", multiCount);</w:t>
-      </w:r>
-    </w:p>
-    <w:p>
-      <w:pPr>
-        <w:spacing w:line="240" w:lineRule="auto" w:after="0" w:before="0"/>
-        <w:ind w:left="227"/>
-      </w:pPr>
-      <w:r>
-        <w:rPr>
-          <w:rFonts w:ascii="Consolas" w:hAnsi="Consolas" w:eastAsia="Consolas"/>
-          <w:sz w:val="16"/>
-        </w:rPr>
-        <w:t xml:space="preserve"> </w:t>
-      </w:r>
-    </w:p>
-    <w:p>
-      <w:pPr>
-        <w:spacing w:line="240" w:lineRule="auto" w:after="0" w:before="0"/>
-        <w:ind w:left="227"/>
-      </w:pPr>
-      <w:r>
-        <w:rPr>
-          <w:rFonts w:ascii="Consolas" w:hAnsi="Consolas" w:eastAsia="Consolas"/>
-          <w:sz w:val="16"/>
-        </w:rPr>
-        <w:t xml:space="preserve">        ExamPaper paper = new ExamPaper();</w:t>
-      </w:r>
-    </w:p>
-    <w:p>
-      <w:pPr>
-        <w:spacing w:line="240" w:lineRule="auto" w:after="0" w:before="0"/>
-        <w:ind w:left="227"/>
-      </w:pPr>
-      <w:r>
-        <w:rPr>
-          <w:rFonts w:ascii="Consolas" w:hAnsi="Consolas" w:eastAsia="Consolas"/>
-          <w:sz w:val="16"/>
-        </w:rPr>
-        <w:t xml:space="preserve">        paper.setTitle(form.getTitle());</w:t>
-      </w:r>
-    </w:p>
-    <w:p>
-      <w:pPr>
-        <w:spacing w:line="240" w:lineRule="auto" w:after="0" w:before="0"/>
-        <w:ind w:left="227"/>
-      </w:pPr>
-      <w:r>
-        <w:rPr>
-          <w:rFonts w:ascii="Consolas" w:hAnsi="Consolas" w:eastAsia="Consolas"/>
-          <w:sz w:val="16"/>
-        </w:rPr>
-        <w:t xml:space="preserve">        paper.setBankId(form.getBankId());</w:t>
-      </w:r>
-    </w:p>
-    <w:p>
-      <w:pPr>
-        <w:spacing w:line="240" w:lineRule="auto" w:after="0" w:before="0"/>
-        <w:ind w:left="227"/>
-      </w:pPr>
-      <w:r>
-        <w:rPr>
-          <w:rFonts w:ascii="Consolas" w:hAnsi="Consolas" w:eastAsia="Consolas"/>
-          <w:sz w:val="16"/>
-        </w:rPr>
-        <w:t xml:space="preserve">        paper.setJudgeCount(judgeCount);</w:t>
-      </w:r>
-    </w:p>
-    <w:p>
-      <w:pPr>
-        <w:spacing w:line="240" w:lineRule="auto" w:after="0" w:before="0"/>
-        <w:ind w:left="227"/>
-      </w:pPr>
-      <w:r>
-        <w:rPr>
-          <w:rFonts w:ascii="Consolas" w:hAnsi="Consolas" w:eastAsia="Consolas"/>
-          <w:sz w:val="16"/>
-        </w:rPr>
-        <w:t xml:space="preserve">        paper.setSingleCount(singleCount);</w:t>
-      </w:r>
-    </w:p>
-    <w:p>
-      <w:pPr>
-        <w:spacing w:line="240" w:lineRule="auto" w:after="0" w:before="0"/>
-        <w:ind w:left="227"/>
-      </w:pPr>
-      <w:r>
-        <w:rPr>
-          <w:rFonts w:ascii="Consolas" w:hAnsi="Consolas" w:eastAsia="Consolas"/>
-          <w:sz w:val="16"/>
-        </w:rPr>
-        <w:t xml:space="preserve">        paper.setMultiCount(multiCount);</w:t>
-      </w:r>
-    </w:p>
-    <w:p>
-      <w:pPr>
-        <w:spacing w:line="240" w:lineRule="auto" w:after="0" w:before="0"/>
-        <w:ind w:left="227"/>
-      </w:pPr>
-      <w:r>
-        <w:rPr>
-          <w:rFonts w:ascii="Consolas" w:hAnsi="Consolas" w:eastAsia="Consolas"/>
-          <w:sz w:val="16"/>
-        </w:rPr>
-        <w:t xml:space="preserve">        paper.setJudgeScore(form.getJudgeScore());</w:t>
-      </w:r>
-    </w:p>
-    <w:p>
-      <w:pPr>
-        <w:spacing w:line="240" w:lineRule="auto" w:after="0" w:before="0"/>
-        <w:ind w:left="227"/>
-      </w:pPr>
-      <w:r>
-        <w:rPr>
-          <w:rFonts w:ascii="Consolas" w:hAnsi="Consolas" w:eastAsia="Consolas"/>
-          <w:sz w:val="16"/>
-        </w:rPr>
-        <w:t xml:space="preserve">        paper.setSingleScore(form.getSingleScore());</w:t>
-      </w:r>
-    </w:p>
-    <w:p>
-      <w:pPr>
-        <w:spacing w:line="240" w:lineRule="auto" w:after="0" w:before="0"/>
-        <w:ind w:left="227"/>
-      </w:pPr>
-      <w:r>
-        <w:rPr>
-          <w:rFonts w:ascii="Consolas" w:hAnsi="Consolas" w:eastAsia="Consolas"/>
-          <w:sz w:val="16"/>
-        </w:rPr>
-        <w:t xml:space="preserve">        paper.setMultiScore(form.getMultiScore());</w:t>
-      </w:r>
-    </w:p>
-    <w:p>
-      <w:pPr>
-        <w:spacing w:line="240" w:lineRule="auto" w:after="0" w:before="0"/>
-        <w:ind w:left="227"/>
-      </w:pPr>
-      <w:r>
-        <w:rPr>
-          <w:rFonts w:ascii="Consolas" w:hAnsi="Consolas" w:eastAsia="Consolas"/>
-          <w:sz w:val="16"/>
-        </w:rPr>
-        <w:t xml:space="preserve">        paper.setDurationSec(form.getDurationSec());</w:t>
-      </w:r>
-    </w:p>
-    <w:p>
-      <w:pPr>
-        <w:spacing w:line="240" w:lineRule="auto" w:after="0" w:before="0"/>
-        <w:ind w:left="227"/>
-      </w:pPr>
-      <w:r>
-        <w:rPr>
-          <w:rFonts w:ascii="Consolas" w:hAnsi="Consolas" w:eastAsia="Consolas"/>
-          <w:sz w:val="16"/>
-        </w:rPr>
-        <w:t xml:space="preserve">        int totalScore = judgeCount * form.getJudgeScore()</w:t>
-      </w:r>
-    </w:p>
-    <w:p>
-      <w:pPr>
-        <w:spacing w:line="240" w:lineRule="auto" w:after="0" w:before="0"/>
-        <w:ind w:left="227"/>
-      </w:pPr>
-      <w:r>
-        <w:rPr>
-          <w:rFonts w:ascii="Consolas" w:hAnsi="Consolas" w:eastAsia="Consolas"/>
-          <w:sz w:val="16"/>
-        </w:rPr>
-        <w:t xml:space="preserve">                + singleCount * form.getSingleScore()</w:t>
-      </w:r>
-    </w:p>
-    <w:p>
-      <w:pPr>
-        <w:spacing w:line="240" w:lineRule="auto" w:after="0" w:before="0"/>
-        <w:ind w:left="227"/>
-      </w:pPr>
-      <w:r>
-        <w:rPr>
-          <w:rFonts w:ascii="Consolas" w:hAnsi="Consolas" w:eastAsia="Consolas"/>
-          <w:sz w:val="16"/>
-        </w:rPr>
-        <w:t xml:space="preserve">                + multiCount * form.getMultiScore();</w:t>
-      </w:r>
-    </w:p>
-    <w:p>
-      <w:pPr>
-        <w:spacing w:line="240" w:lineRule="auto" w:after="0" w:before="0"/>
-        <w:ind w:left="227"/>
-      </w:pPr>
-      <w:r>
-        <w:rPr>
-          <w:rFonts w:ascii="Consolas" w:hAnsi="Consolas" w:eastAsia="Consolas"/>
-          <w:sz w:val="16"/>
-        </w:rPr>
-        <w:t xml:space="preserve">        paper.setTotalScore(totalScore);</w:t>
-      </w:r>
-    </w:p>
-    <w:p>
-      <w:pPr>
-        <w:spacing w:line="240" w:lineRule="auto" w:after="0" w:before="0"/>
-        <w:ind w:left="227"/>
-      </w:pPr>
-      <w:r>
-        <w:rPr>
-          <w:rFonts w:ascii="Consolas" w:hAnsi="Consolas" w:eastAsia="Consolas"/>
-          <w:sz w:val="16"/>
-        </w:rPr>
-        <w:t xml:space="preserve">        paper.setStatus("DRAFT");</w:t>
-      </w:r>
-    </w:p>
-    <w:p>
-      <w:pPr>
-        <w:spacing w:line="240" w:lineRule="auto" w:after="0" w:before="0"/>
-        <w:ind w:left="227"/>
-      </w:pPr>
-      <w:r>
-        <w:rPr>
-          <w:rFonts w:ascii="Consolas" w:hAnsi="Consolas" w:eastAsia="Consolas"/>
-          <w:sz w:val="16"/>
-        </w:rPr>
-        <w:t xml:space="preserve">        paper.setCreatedBy(operatorId);</w:t>
-      </w:r>
-    </w:p>
-    <w:p>
-      <w:pPr>
-        <w:spacing w:line="240" w:lineRule="auto" w:after="0" w:before="0"/>
-        <w:ind w:left="227"/>
-      </w:pPr>
-      <w:r>
-        <w:rPr>
-          <w:rFonts w:ascii="Consolas" w:hAnsi="Consolas" w:eastAsia="Consolas"/>
-          <w:sz w:val="16"/>
-        </w:rPr>
-        <w:t xml:space="preserve">        paperMapper.insert(paper);</w:t>
-      </w:r>
-    </w:p>
-    <w:p>
-      <w:pPr>
-        <w:spacing w:line="240" w:lineRule="auto" w:after="0" w:before="0"/>
-        <w:ind w:left="227"/>
-      </w:pPr>
-      <w:r>
-        <w:rPr>
-          <w:rFonts w:ascii="Consolas" w:hAnsi="Consolas" w:eastAsia="Consolas"/>
-          <w:sz w:val="16"/>
-        </w:rPr>
-        <w:t xml:space="preserve"> </w:t>
-      </w:r>
-    </w:p>
-    <w:p>
-      <w:pPr>
-        <w:spacing w:line="240" w:lineRule="auto" w:after="0" w:before="0"/>
-        <w:ind w:left="227"/>
-      </w:pPr>
-      <w:r>
-        <w:rPr>
-          <w:rFonts w:ascii="Consolas" w:hAnsi="Consolas" w:eastAsia="Consolas"/>
-          <w:sz w:val="16"/>
-        </w:rPr>
-        <w:t xml:space="preserve">        int seq = 1;</w:t>
-      </w:r>
-    </w:p>
-    <w:p>
-      <w:pPr>
-        <w:spacing w:line="240" w:lineRule="auto" w:after="0" w:before="0"/>
-        <w:ind w:left="227"/>
-      </w:pPr>
-      <w:r>
-        <w:rPr>
-          <w:rFonts w:ascii="Consolas" w:hAnsi="Consolas" w:eastAsia="Consolas"/>
-          <w:sz w:val="16"/>
-        </w:rPr>
-        <w:t xml:space="preserve">        List&lt;ExamPaperQuestion&gt; relations = new ArrayList&lt;&gt;();</w:t>
-      </w:r>
-    </w:p>
-    <w:p>
-      <w:pPr>
-        <w:spacing w:line="240" w:lineRule="auto" w:after="0" w:before="0"/>
-        <w:ind w:left="227"/>
-      </w:pPr>
-      <w:r>
-        <w:rPr>
-          <w:rFonts w:ascii="Consolas" w:hAnsi="Consolas" w:eastAsia="Consolas"/>
-          <w:sz w:val="16"/>
-        </w:rPr>
-        <w:t xml:space="preserve">        for (Long qid : judgeIds) {</w:t>
-      </w:r>
-    </w:p>
-    <w:p>
-      <w:pPr>
-        <w:spacing w:line="240" w:lineRule="auto" w:after="0" w:before="0"/>
-        <w:ind w:left="227"/>
-      </w:pPr>
-      <w:r>
-        <w:rPr>
-          <w:rFonts w:ascii="Consolas" w:hAnsi="Consolas" w:eastAsia="Consolas"/>
-          <w:sz w:val="16"/>
-        </w:rPr>
-        <w:t xml:space="preserve">            relations.add(paperQuestion(paper.getId(), qid, seq++, form.getJudgeScore()));</w:t>
-      </w:r>
-    </w:p>
-    <w:p>
-      <w:pPr>
-        <w:spacing w:line="240" w:lineRule="auto" w:after="0" w:before="0"/>
-        <w:ind w:left="227"/>
-      </w:pPr>
-      <w:r>
-        <w:rPr>
-          <w:rFonts w:ascii="Consolas" w:hAnsi="Consolas" w:eastAsia="Consolas"/>
-          <w:sz w:val="16"/>
-        </w:rPr>
-        <w:t xml:space="preserve">        }</w:t>
-      </w:r>
-    </w:p>
-    <w:p>
-      <w:pPr>
-        <w:spacing w:line="240" w:lineRule="auto" w:after="0" w:before="0"/>
-        <w:ind w:left="227"/>
-      </w:pPr>
-      <w:r>
-        <w:rPr>
-          <w:rFonts w:ascii="Consolas" w:hAnsi="Consolas" w:eastAsia="Consolas"/>
-          <w:sz w:val="16"/>
-        </w:rPr>
-        <w:t xml:space="preserve">        for (Long qid : singleIds) {</w:t>
-      </w:r>
-    </w:p>
-    <w:p>
-      <w:pPr>
-        <w:spacing w:line="240" w:lineRule="auto" w:after="0" w:before="0"/>
-        <w:ind w:left="227"/>
-      </w:pPr>
-      <w:r>
-        <w:rPr>
-          <w:rFonts w:ascii="Consolas" w:hAnsi="Consolas" w:eastAsia="Consolas"/>
-          <w:sz w:val="16"/>
-        </w:rPr>
-        <w:t xml:space="preserve">            relations.add(paperQuestion(paper.getId(), qid, seq++, form.getSingleScore()));</w:t>
-      </w:r>
-    </w:p>
-    <w:p>
-      <w:pPr>
-        <w:spacing w:line="240" w:lineRule="auto" w:after="0" w:before="0"/>
-        <w:ind w:left="227"/>
-      </w:pPr>
-      <w:r>
-        <w:rPr>
-          <w:rFonts w:ascii="Consolas" w:hAnsi="Consolas" w:eastAsia="Consolas"/>
-          <w:sz w:val="16"/>
-        </w:rPr>
-        <w:t xml:space="preserve">        }</w:t>
-      </w:r>
-    </w:p>
-    <w:p>
-      <w:pPr>
-        <w:spacing w:line="240" w:lineRule="auto" w:after="0" w:before="0"/>
-        <w:ind w:left="227"/>
-      </w:pPr>
-      <w:r>
-        <w:rPr>
-          <w:rFonts w:ascii="Consolas" w:hAnsi="Consolas" w:eastAsia="Consolas"/>
-          <w:sz w:val="16"/>
-        </w:rPr>
-        <w:t xml:space="preserve">        for (Long qid : multiIds) {</w:t>
-      </w:r>
-    </w:p>
-    <w:p>
-      <w:pPr>
-        <w:spacing w:line="240" w:lineRule="auto" w:after="0" w:before="0"/>
-        <w:ind w:left="227"/>
-      </w:pPr>
-      <w:r>
-        <w:rPr>
-          <w:rFonts w:ascii="Consolas" w:hAnsi="Consolas" w:eastAsia="Consolas"/>
-          <w:sz w:val="16"/>
-        </w:rPr>
-        <w:t xml:space="preserve">            relations.add(paperQuestion(paper.getId(), qid, seq++, form.getMultiScore()));</w:t>
-      </w:r>
-    </w:p>
-    <w:p>
-      <w:pPr>
-        <w:spacing w:line="240" w:lineRule="auto" w:after="0" w:before="0"/>
-        <w:ind w:left="227"/>
-      </w:pPr>
-      <w:r>
-        <w:rPr>
-          <w:rFonts w:ascii="Consolas" w:hAnsi="Consolas" w:eastAsia="Consolas"/>
-          <w:sz w:val="16"/>
-        </w:rPr>
-        <w:t xml:space="preserve">        }</w:t>
-      </w:r>
-    </w:p>
-    <w:p>
-      <w:pPr>
-        <w:spacing w:line="240" w:lineRule="auto" w:after="0" w:before="0"/>
-        <w:ind w:left="227"/>
-      </w:pPr>
-      <w:r>
-        <w:rPr>
-          <w:rFonts w:ascii="Consolas" w:hAnsi="Consolas" w:eastAsia="Consolas"/>
-          <w:sz w:val="16"/>
-        </w:rPr>
-        <w:t xml:space="preserve">        relations.forEach(examPaperQuestionMapper::insert);</w:t>
-      </w:r>
-    </w:p>
-    <w:p>
-      <w:pPr>
-        <w:spacing w:line="240" w:lineRule="auto" w:after="0" w:before="0"/>
-        <w:ind w:left="227"/>
-      </w:pPr>
-      <w:r>
-        <w:rPr>
-          <w:rFonts w:ascii="Consolas" w:hAnsi="Consolas" w:eastAsia="Consolas"/>
-          <w:sz w:val="16"/>
-        </w:rPr>
-        <w:t xml:space="preserve"> </w:t>
-      </w:r>
-    </w:p>
-    <w:p>
-      <w:pPr>
-        <w:spacing w:line="240" w:lineRule="auto" w:after="0" w:before="0"/>
-        <w:ind w:left="227"/>
-      </w:pPr>
-      <w:r>
-        <w:rPr>
-          <w:rFonts w:ascii="Consolas" w:hAnsi="Consolas" w:eastAsia="Consolas"/>
-          <w:sz w:val="16"/>
-        </w:rPr>
-        <w:t xml:space="preserve">        return paperMapper.selectPaperByIds(List.of(paper.getId())).stream().findFirst()</w:t>
-      </w:r>
-    </w:p>
-    <w:p>
-      <w:pPr>
-        <w:spacing w:line="240" w:lineRule="auto" w:after="0" w:before="0"/>
-        <w:ind w:left="227"/>
-      </w:pPr>
-      <w:r>
-        <w:rPr>
-          <w:rFonts w:ascii="Consolas" w:hAnsi="Consolas" w:eastAsia="Consolas"/>
-          <w:sz w:val="16"/>
-        </w:rPr>
-        <w:t xml:space="preserve">                .map(vo -&gt; {</w:t>
-      </w:r>
-    </w:p>
-    <w:p>
-      <w:pPr>
-        <w:spacing w:line="240" w:lineRule="auto" w:after="0" w:before="0"/>
-        <w:ind w:left="227"/>
-      </w:pPr>
-      <w:r>
-        <w:rPr>
-          <w:rFonts w:ascii="Consolas" w:hAnsi="Consolas" w:eastAsia="Consolas"/>
-          <w:sz w:val="16"/>
-        </w:rPr>
-        <w:t xml:space="preserve">        // ...（其余略）</w:t>
-      </w:r>
-    </w:p>
-    <w:p>
-      <w:pPr>
-        <w:pStyle w:val="Heading2"/>
-      </w:pPr>
-      <w:r>
-        <w:t>5.3 Mapper 接口与 XML</w:t>
+        <w:t xml:space="preserve">    /** 批量移动题目到题库，事务 */</w:t>
+      </w:r>
+    </w:p>
+    <w:p>
+      <w:pPr>
+        <w:spacing w:line="240" w:lineRule="auto" w:after="0" w:before="0"/>
+        <w:ind w:left="227"/>
+      </w:pPr>
+      <w:r>
+        <w:rPr>
+          <w:rFonts w:ascii="Consolas" w:hAnsi="Consolas" w:eastAsia="Consolas"/>
+          <w:sz w:val="16"/>
+        </w:rPr>
+        <w:t xml:space="preserve">    int batchMove(QuestionBatchMoveDTO dto);</w:t>
+      </w:r>
+    </w:p>
+    <w:p>
+      <w:pPr>
+        <w:spacing w:line="240" w:lineRule="auto" w:after="0" w:before="0"/>
+        <w:ind w:left="227"/>
+      </w:pPr>
+      <w:r>
+        <w:rPr>
+          <w:rFonts w:ascii="Consolas" w:hAnsi="Consolas" w:eastAsia="Consolas"/>
+          <w:sz w:val="16"/>
+        </w:rPr>
+        <w:t>}</w:t>
       </w:r>
     </w:p>
     <w:p>
@@ -14154,20 +12945,20 @@
           <w:sz w:val="18"/>
           <w:rFonts w:eastAsia="宋体"/>
         </w:rPr>
-        <w:t>代码 5-4 QuestionMapper</w:t>
-      </w:r>
-    </w:p>
-    <w:p>
-      <w:pPr>
-        <w:spacing w:line="240" w:lineRule="auto" w:after="0" w:before="0"/>
-        <w:ind w:left="227"/>
-      </w:pPr>
-      <w:r>
-        <w:rPr>
-          <w:rFonts w:ascii="Consolas" w:hAnsi="Consolas" w:eastAsia="Consolas"/>
-          <w:sz w:val="16"/>
-        </w:rPr>
-        <w:t>package com.ddyu.zhikao.mapper;</w:t>
+        <w:t>代码 5-3 PaperServiceImpl 组卷（事务 + 随机抽题）</w:t>
+      </w:r>
+    </w:p>
+    <w:p>
+      <w:pPr>
+        <w:spacing w:line="240" w:lineRule="auto" w:after="0" w:before="0"/>
+        <w:ind w:left="227"/>
+      </w:pPr>
+      <w:r>
+        <w:rPr>
+          <w:rFonts w:ascii="Consolas" w:hAnsi="Consolas" w:eastAsia="Consolas"/>
+          <w:sz w:val="16"/>
+        </w:rPr>
+        <w:t>package com.ddyu.zhikao.service.impl;</w:t>
       </w:r>
     </w:p>
     <w:p>
@@ -14193,19 +12984,6 @@
           <w:rFonts w:ascii="Consolas" w:hAnsi="Consolas" w:eastAsia="Consolas"/>
           <w:sz w:val="16"/>
         </w:rPr>
-        <w:t>import com.baomidou.mybatisplus.core.mapper.BaseMapper;</w:t>
-      </w:r>
-    </w:p>
-    <w:p>
-      <w:pPr>
-        <w:spacing w:line="240" w:lineRule="auto" w:after="0" w:before="0"/>
-        <w:ind w:left="227"/>
-      </w:pPr>
-      <w:r>
-        <w:rPr>
-          <w:rFonts w:ascii="Consolas" w:hAnsi="Consolas" w:eastAsia="Consolas"/>
-          <w:sz w:val="16"/>
-        </w:rPr>
         <w:t>import com.baomidou.mybatisplus.extension.plugins.pagination.Page;</w:t>
       </w:r>
     </w:p>
@@ -14219,6 +12997,71 @@
           <w:rFonts w:ascii="Consolas" w:hAnsi="Consolas" w:eastAsia="Consolas"/>
           <w:sz w:val="16"/>
         </w:rPr>
+        <w:t>import com.ddyu.zhikao.common.BizException;</w:t>
+      </w:r>
+    </w:p>
+    <w:p>
+      <w:pPr>
+        <w:spacing w:line="240" w:lineRule="auto" w:after="0" w:before="0"/>
+        <w:ind w:left="227"/>
+      </w:pPr>
+      <w:r>
+        <w:rPr>
+          <w:rFonts w:ascii="Consolas" w:hAnsi="Consolas" w:eastAsia="Consolas"/>
+          <w:sz w:val="16"/>
+        </w:rPr>
+        <w:t>import com.ddyu.zhikao.common.PageResult;</w:t>
+      </w:r>
+    </w:p>
+    <w:p>
+      <w:pPr>
+        <w:spacing w:line="240" w:lineRule="auto" w:after="0" w:before="0"/>
+        <w:ind w:left="227"/>
+      </w:pPr>
+      <w:r>
+        <w:rPr>
+          <w:rFonts w:ascii="Consolas" w:hAnsi="Consolas" w:eastAsia="Consolas"/>
+          <w:sz w:val="16"/>
+        </w:rPr>
+        <w:t>import com.ddyu.zhikao.dto.PaperForm;</w:t>
+      </w:r>
+    </w:p>
+    <w:p>
+      <w:pPr>
+        <w:spacing w:line="240" w:lineRule="auto" w:after="0" w:before="0"/>
+        <w:ind w:left="227"/>
+      </w:pPr>
+      <w:r>
+        <w:rPr>
+          <w:rFonts w:ascii="Consolas" w:hAnsi="Consolas" w:eastAsia="Consolas"/>
+          <w:sz w:val="16"/>
+        </w:rPr>
+        <w:t>import com.ddyu.zhikao.entity.ExamPaper;</w:t>
+      </w:r>
+    </w:p>
+    <w:p>
+      <w:pPr>
+        <w:spacing w:line="240" w:lineRule="auto" w:after="0" w:before="0"/>
+        <w:ind w:left="227"/>
+      </w:pPr>
+      <w:r>
+        <w:rPr>
+          <w:rFonts w:ascii="Consolas" w:hAnsi="Consolas" w:eastAsia="Consolas"/>
+          <w:sz w:val="16"/>
+        </w:rPr>
+        <w:t>import com.ddyu.zhikao.entity.ExamPaperQuestion;</w:t>
+      </w:r>
+    </w:p>
+    <w:p>
+      <w:pPr>
+        <w:spacing w:line="240" w:lineRule="auto" w:after="0" w:before="0"/>
+        <w:ind w:left="227"/>
+      </w:pPr>
+      <w:r>
+        <w:rPr>
+          <w:rFonts w:ascii="Consolas" w:hAnsi="Consolas" w:eastAsia="Consolas"/>
+          <w:sz w:val="16"/>
+        </w:rPr>
         <w:t>import com.ddyu.zhikao.entity.Question;</w:t>
       </w:r>
     </w:p>
@@ -14232,20 +13075,150 @@
           <w:rFonts w:ascii="Consolas" w:hAnsi="Consolas" w:eastAsia="Consolas"/>
           <w:sz w:val="16"/>
         </w:rPr>
-        <w:t>import com.ddyu.zhikao.vo.QuestionVO;</w:t>
-      </w:r>
-    </w:p>
-    <w:p>
-      <w:pPr>
-        <w:spacing w:line="240" w:lineRule="auto" w:after="0" w:before="0"/>
-        <w:ind w:left="227"/>
-      </w:pPr>
-      <w:r>
-        <w:rPr>
-          <w:rFonts w:ascii="Consolas" w:hAnsi="Consolas" w:eastAsia="Consolas"/>
-          <w:sz w:val="16"/>
-        </w:rPr>
-        <w:t>import org.apache.ibatis.annotations.Param;</w:t>
+        <w:t>import com.ddyu.zhikao.mapper.ExamPaperQuestionMapper;</w:t>
+      </w:r>
+    </w:p>
+    <w:p>
+      <w:pPr>
+        <w:spacing w:line="240" w:lineRule="auto" w:after="0" w:before="0"/>
+        <w:ind w:left="227"/>
+      </w:pPr>
+      <w:r>
+        <w:rPr>
+          <w:rFonts w:ascii="Consolas" w:hAnsi="Consolas" w:eastAsia="Consolas"/>
+          <w:sz w:val="16"/>
+        </w:rPr>
+        <w:t>import com.ddyu.zhikao.mapper.PaperMapper;</w:t>
+      </w:r>
+    </w:p>
+    <w:p>
+      <w:pPr>
+        <w:spacing w:line="240" w:lineRule="auto" w:after="0" w:before="0"/>
+        <w:ind w:left="227"/>
+      </w:pPr>
+      <w:r>
+        <w:rPr>
+          <w:rFonts w:ascii="Consolas" w:hAnsi="Consolas" w:eastAsia="Consolas"/>
+          <w:sz w:val="16"/>
+        </w:rPr>
+        <w:t>import com.ddyu.zhikao.mapper.QuestionMapper;</w:t>
+      </w:r>
+    </w:p>
+    <w:p>
+      <w:pPr>
+        <w:spacing w:line="240" w:lineRule="auto" w:after="0" w:before="0"/>
+        <w:ind w:left="227"/>
+      </w:pPr>
+      <w:r>
+        <w:rPr>
+          <w:rFonts w:ascii="Consolas" w:hAnsi="Consolas" w:eastAsia="Consolas"/>
+          <w:sz w:val="16"/>
+        </w:rPr>
+        <w:t>import com.ddyu.zhikao.service.PaperService;</w:t>
+      </w:r>
+    </w:p>
+    <w:p>
+      <w:pPr>
+        <w:spacing w:line="240" w:lineRule="auto" w:after="0" w:before="0"/>
+        <w:ind w:left="227"/>
+      </w:pPr>
+      <w:r>
+        <w:rPr>
+          <w:rFonts w:ascii="Consolas" w:hAnsi="Consolas" w:eastAsia="Consolas"/>
+          <w:sz w:val="16"/>
+        </w:rPr>
+        <w:t>import com.ddyu.zhikao.vo.PaperDetailVO;</w:t>
+      </w:r>
+    </w:p>
+    <w:p>
+      <w:pPr>
+        <w:spacing w:line="240" w:lineRule="auto" w:after="0" w:before="0"/>
+        <w:ind w:left="227"/>
+      </w:pPr>
+      <w:r>
+        <w:rPr>
+          <w:rFonts w:ascii="Consolas" w:hAnsi="Consolas" w:eastAsia="Consolas"/>
+          <w:sz w:val="16"/>
+        </w:rPr>
+        <w:t>import com.ddyu.zhikao.vo.PaperQuestionVO;</w:t>
+      </w:r>
+    </w:p>
+    <w:p>
+      <w:pPr>
+        <w:spacing w:line="240" w:lineRule="auto" w:after="0" w:before="0"/>
+        <w:ind w:left="227"/>
+      </w:pPr>
+      <w:r>
+        <w:rPr>
+          <w:rFonts w:ascii="Consolas" w:hAnsi="Consolas" w:eastAsia="Consolas"/>
+          <w:sz w:val="16"/>
+        </w:rPr>
+        <w:t>import com.ddyu.zhikao.vo.PaperVO;</w:t>
+      </w:r>
+    </w:p>
+    <w:p>
+      <w:pPr>
+        <w:spacing w:line="240" w:lineRule="auto" w:after="0" w:before="0"/>
+        <w:ind w:left="227"/>
+      </w:pPr>
+      <w:r>
+        <w:rPr>
+          <w:rFonts w:ascii="Consolas" w:hAnsi="Consolas" w:eastAsia="Consolas"/>
+          <w:sz w:val="16"/>
+        </w:rPr>
+        <w:t>import com.fasterxml.jackson.core.type.TypeReference;</w:t>
+      </w:r>
+    </w:p>
+    <w:p>
+      <w:pPr>
+        <w:spacing w:line="240" w:lineRule="auto" w:after="0" w:before="0"/>
+        <w:ind w:left="227"/>
+      </w:pPr>
+      <w:r>
+        <w:rPr>
+          <w:rFonts w:ascii="Consolas" w:hAnsi="Consolas" w:eastAsia="Consolas"/>
+          <w:sz w:val="16"/>
+        </w:rPr>
+        <w:t>import com.fasterxml.jackson.databind.ObjectMapper;</w:t>
+      </w:r>
+    </w:p>
+    <w:p>
+      <w:pPr>
+        <w:spacing w:line="240" w:lineRule="auto" w:after="0" w:before="0"/>
+        <w:ind w:left="227"/>
+      </w:pPr>
+      <w:r>
+        <w:rPr>
+          <w:rFonts w:ascii="Consolas" w:hAnsi="Consolas" w:eastAsia="Consolas"/>
+          <w:sz w:val="16"/>
+        </w:rPr>
+        <w:t>import lombok.RequiredArgsConstructor;</w:t>
+      </w:r>
+    </w:p>
+    <w:p>
+      <w:pPr>
+        <w:spacing w:line="240" w:lineRule="auto" w:after="0" w:before="0"/>
+        <w:ind w:left="227"/>
+      </w:pPr>
+      <w:r>
+        <w:rPr>
+          <w:rFonts w:ascii="Consolas" w:hAnsi="Consolas" w:eastAsia="Consolas"/>
+          <w:sz w:val="16"/>
+        </w:rPr>
+        <w:t>import org.springframework.stereotype.Service;</w:t>
+      </w:r>
+    </w:p>
+    <w:p>
+      <w:pPr>
+        <w:spacing w:line="240" w:lineRule="auto" w:after="0" w:before="0"/>
+        <w:ind w:left="227"/>
+      </w:pPr>
+      <w:r>
+        <w:rPr>
+          <w:rFonts w:ascii="Consolas" w:hAnsi="Consolas" w:eastAsia="Consolas"/>
+          <w:sz w:val="16"/>
+        </w:rPr>
+        <w:t>import org.springframework.transaction.annotation.Transactional;</w:t>
       </w:r>
     </w:p>
     <w:p>
@@ -14271,6 +13244,19 @@
           <w:rFonts w:ascii="Consolas" w:hAnsi="Consolas" w:eastAsia="Consolas"/>
           <w:sz w:val="16"/>
         </w:rPr>
+        <w:t>import java.util.ArrayList;</w:t>
+      </w:r>
+    </w:p>
+    <w:p>
+      <w:pPr>
+        <w:spacing w:line="240" w:lineRule="auto" w:after="0" w:before="0"/>
+        <w:ind w:left="227"/>
+      </w:pPr>
+      <w:r>
+        <w:rPr>
+          <w:rFonts w:ascii="Consolas" w:hAnsi="Consolas" w:eastAsia="Consolas"/>
+          <w:sz w:val="16"/>
+        </w:rPr>
         <w:t>import java.util.List;</w:t>
       </w:r>
     </w:p>
@@ -14284,6 +13270,32 @@
           <w:rFonts w:ascii="Consolas" w:hAnsi="Consolas" w:eastAsia="Consolas"/>
           <w:sz w:val="16"/>
         </w:rPr>
+        <w:t>import java.util.Map;</w:t>
+      </w:r>
+    </w:p>
+    <w:p>
+      <w:pPr>
+        <w:spacing w:line="240" w:lineRule="auto" w:after="0" w:before="0"/>
+        <w:ind w:left="227"/>
+      </w:pPr>
+      <w:r>
+        <w:rPr>
+          <w:rFonts w:ascii="Consolas" w:hAnsi="Consolas" w:eastAsia="Consolas"/>
+          <w:sz w:val="16"/>
+        </w:rPr>
+        <w:t>import java.util.stream.Collectors;</w:t>
+      </w:r>
+    </w:p>
+    <w:p>
+      <w:pPr>
+        <w:spacing w:line="240" w:lineRule="auto" w:after="0" w:before="0"/>
+        <w:ind w:left="227"/>
+      </w:pPr>
+      <w:r>
+        <w:rPr>
+          <w:rFonts w:ascii="Consolas" w:hAnsi="Consolas" w:eastAsia="Consolas"/>
+          <w:sz w:val="16"/>
+        </w:rPr>
         <w:t xml:space="preserve"> </w:t>
       </w:r>
     </w:p>
@@ -14297,7 +13309,72 @@
           <w:rFonts w:ascii="Consolas" w:hAnsi="Consolas" w:eastAsia="Consolas"/>
           <w:sz w:val="16"/>
         </w:rPr>
-        <w:t>public interface QuestionMapper extends BaseMapper&lt;Question&gt; {</w:t>
+        <w:t>/**</w:t>
+      </w:r>
+    </w:p>
+    <w:p>
+      <w:pPr>
+        <w:spacing w:line="240" w:lineRule="auto" w:after="0" w:before="0"/>
+        <w:ind w:left="227"/>
+      </w:pPr>
+      <w:r>
+        <w:rPr>
+          <w:rFonts w:ascii="Consolas" w:hAnsi="Consolas" w:eastAsia="Consolas"/>
+          <w:sz w:val="16"/>
+        </w:rPr>
+        <w:t xml:space="preserve"> * 试卷：分页条件查询、详情（含题）、组卷、状态流转</w:t>
+      </w:r>
+    </w:p>
+    <w:p>
+      <w:pPr>
+        <w:spacing w:line="240" w:lineRule="auto" w:after="0" w:before="0"/>
+        <w:ind w:left="227"/>
+      </w:pPr>
+      <w:r>
+        <w:rPr>
+          <w:rFonts w:ascii="Consolas" w:hAnsi="Consolas" w:eastAsia="Consolas"/>
+          <w:sz w:val="16"/>
+        </w:rPr>
+        <w:t xml:space="preserve"> */</w:t>
+      </w:r>
+    </w:p>
+    <w:p>
+      <w:pPr>
+        <w:spacing w:line="240" w:lineRule="auto" w:after="0" w:before="0"/>
+        <w:ind w:left="227"/>
+      </w:pPr>
+      <w:r>
+        <w:rPr>
+          <w:rFonts w:ascii="Consolas" w:hAnsi="Consolas" w:eastAsia="Consolas"/>
+          <w:sz w:val="16"/>
+        </w:rPr>
+        <w:t>@Service</w:t>
+      </w:r>
+    </w:p>
+    <w:p>
+      <w:pPr>
+        <w:spacing w:line="240" w:lineRule="auto" w:after="0" w:before="0"/>
+        <w:ind w:left="227"/>
+      </w:pPr>
+      <w:r>
+        <w:rPr>
+          <w:rFonts w:ascii="Consolas" w:hAnsi="Consolas" w:eastAsia="Consolas"/>
+          <w:sz w:val="16"/>
+        </w:rPr>
+        <w:t>@RequiredArgsConstructor</w:t>
+      </w:r>
+    </w:p>
+    <w:p>
+      <w:pPr>
+        <w:spacing w:line="240" w:lineRule="auto" w:after="0" w:before="0"/>
+        <w:ind w:left="227"/>
+      </w:pPr>
+      <w:r>
+        <w:rPr>
+          <w:rFonts w:ascii="Consolas" w:hAnsi="Consolas" w:eastAsia="Consolas"/>
+          <w:sz w:val="16"/>
+        </w:rPr>
+        <w:t>public class PaperServiceImpl implements PaperService {</w:t>
       </w:r>
     </w:p>
     <w:p>
@@ -14323,85 +13400,98 @@
           <w:rFonts w:ascii="Consolas" w:hAnsi="Consolas" w:eastAsia="Consolas"/>
           <w:sz w:val="16"/>
         </w:rPr>
-        <w:t xml:space="preserve">    /** 分页查题目（question join question_bank，条件多；一对多的标签不在这里 join）；首参 Page 交给分页插件 */</w:t>
-      </w:r>
-    </w:p>
-    <w:p>
-      <w:pPr>
-        <w:spacing w:line="240" w:lineRule="auto" w:after="0" w:before="0"/>
-        <w:ind w:left="227"/>
-      </w:pPr>
-      <w:r>
-        <w:rPr>
-          <w:rFonts w:ascii="Consolas" w:hAnsi="Consolas" w:eastAsia="Consolas"/>
-          <w:sz w:val="16"/>
-        </w:rPr>
-        <w:t xml:space="preserve">    List&lt;QuestionVO&gt; selectQuestionPage(Page&lt;QuestionVO&gt; page,</w:t>
-      </w:r>
-    </w:p>
-    <w:p>
-      <w:pPr>
-        <w:spacing w:line="240" w:lineRule="auto" w:after="0" w:before="0"/>
-        <w:ind w:left="227"/>
-      </w:pPr>
-      <w:r>
-        <w:rPr>
-          <w:rFonts w:ascii="Consolas" w:hAnsi="Consolas" w:eastAsia="Consolas"/>
-          <w:sz w:val="16"/>
-        </w:rPr>
-        <w:t xml:space="preserve">                                        @Param("bankId") Long bankId,</w:t>
-      </w:r>
-    </w:p>
-    <w:p>
-      <w:pPr>
-        <w:spacing w:line="240" w:lineRule="auto" w:after="0" w:before="0"/>
-        <w:ind w:left="227"/>
-      </w:pPr>
-      <w:r>
-        <w:rPr>
-          <w:rFonts w:ascii="Consolas" w:hAnsi="Consolas" w:eastAsia="Consolas"/>
-          <w:sz w:val="16"/>
-        </w:rPr>
-        <w:t xml:space="preserve">                                        @Param("type") String type,</w:t>
-      </w:r>
-    </w:p>
-    <w:p>
-      <w:pPr>
-        <w:spacing w:line="240" w:lineRule="auto" w:after="0" w:before="0"/>
-        <w:ind w:left="227"/>
-      </w:pPr>
-      <w:r>
-        <w:rPr>
-          <w:rFonts w:ascii="Consolas" w:hAnsi="Consolas" w:eastAsia="Consolas"/>
-          <w:sz w:val="16"/>
-        </w:rPr>
-        <w:t xml:space="preserve">                                        @Param("keyword") String keyword,</w:t>
-      </w:r>
-    </w:p>
-    <w:p>
-      <w:pPr>
-        <w:spacing w:line="240" w:lineRule="auto" w:after="0" w:before="0"/>
-        <w:ind w:left="227"/>
-      </w:pPr>
-      <w:r>
-        <w:rPr>
-          <w:rFonts w:ascii="Consolas" w:hAnsi="Consolas" w:eastAsia="Consolas"/>
-          <w:sz w:val="16"/>
-        </w:rPr>
-        <w:t xml:space="preserve">                                        @Param("difficulty") Integer difficulty,</w:t>
-      </w:r>
-    </w:p>
-    <w:p>
-      <w:pPr>
-        <w:spacing w:line="240" w:lineRule="auto" w:after="0" w:before="0"/>
-        <w:ind w:left="227"/>
-      </w:pPr>
-      <w:r>
-        <w:rPr>
-          <w:rFonts w:ascii="Consolas" w:hAnsi="Consolas" w:eastAsia="Consolas"/>
-          <w:sz w:val="16"/>
-        </w:rPr>
-        <w:t xml:space="preserve">                                        @Param("tagId") Long tagId);</w:t>
+        <w:t xml:space="preserve">    private static final Map&lt;String, String&gt; STATUS_TEXT = Map.of(</w:t>
+      </w:r>
+    </w:p>
+    <w:p>
+      <w:pPr>
+        <w:spacing w:line="240" w:lineRule="auto" w:after="0" w:before="0"/>
+        <w:ind w:left="227"/>
+      </w:pPr>
+      <w:r>
+        <w:rPr>
+          <w:rFonts w:ascii="Consolas" w:hAnsi="Consolas" w:eastAsia="Consolas"/>
+          <w:sz w:val="16"/>
+        </w:rPr>
+        <w:t xml:space="preserve">            "DRAFT", "草稿",</w:t>
+      </w:r>
+    </w:p>
+    <w:p>
+      <w:pPr>
+        <w:spacing w:line="240" w:lineRule="auto" w:after="0" w:before="0"/>
+        <w:ind w:left="227"/>
+      </w:pPr>
+      <w:r>
+        <w:rPr>
+          <w:rFonts w:ascii="Consolas" w:hAnsi="Consolas" w:eastAsia="Consolas"/>
+          <w:sz w:val="16"/>
+        </w:rPr>
+        <w:t xml:space="preserve">            "PUBLISHED", "已发布",</w:t>
+      </w:r>
+    </w:p>
+    <w:p>
+      <w:pPr>
+        <w:spacing w:line="240" w:lineRule="auto" w:after="0" w:before="0"/>
+        <w:ind w:left="227"/>
+      </w:pPr>
+      <w:r>
+        <w:rPr>
+          <w:rFonts w:ascii="Consolas" w:hAnsi="Consolas" w:eastAsia="Consolas"/>
+          <w:sz w:val="16"/>
+        </w:rPr>
+        <w:t xml:space="preserve">            "CLOSED", "已结束");</w:t>
+      </w:r>
+    </w:p>
+    <w:p>
+      <w:pPr>
+        <w:spacing w:line="240" w:lineRule="auto" w:after="0" w:before="0"/>
+        <w:ind w:left="227"/>
+      </w:pPr>
+      <w:r>
+        <w:rPr>
+          <w:rFonts w:ascii="Consolas" w:hAnsi="Consolas" w:eastAsia="Consolas"/>
+          <w:sz w:val="16"/>
+        </w:rPr>
+        <w:t xml:space="preserve">    private static final Map&lt;String, String&gt; TYPE_TEXT = Map.of(</w:t>
+      </w:r>
+    </w:p>
+    <w:p>
+      <w:pPr>
+        <w:spacing w:line="240" w:lineRule="auto" w:after="0" w:before="0"/>
+        <w:ind w:left="227"/>
+      </w:pPr>
+      <w:r>
+        <w:rPr>
+          <w:rFonts w:ascii="Consolas" w:hAnsi="Consolas" w:eastAsia="Consolas"/>
+          <w:sz w:val="16"/>
+        </w:rPr>
+        <w:t xml:space="preserve">            "single", "单选题",</w:t>
+      </w:r>
+    </w:p>
+    <w:p>
+      <w:pPr>
+        <w:spacing w:line="240" w:lineRule="auto" w:after="0" w:before="0"/>
+        <w:ind w:left="227"/>
+      </w:pPr>
+      <w:r>
+        <w:rPr>
+          <w:rFonts w:ascii="Consolas" w:hAnsi="Consolas" w:eastAsia="Consolas"/>
+          <w:sz w:val="16"/>
+        </w:rPr>
+        <w:t xml:space="preserve">            "multi", "多选题",</w:t>
+      </w:r>
+    </w:p>
+    <w:p>
+      <w:pPr>
+        <w:spacing w:line="240" w:lineRule="auto" w:after="0" w:before="0"/>
+        <w:ind w:left="227"/>
+      </w:pPr>
+      <w:r>
+        <w:rPr>
+          <w:rFonts w:ascii="Consolas" w:hAnsi="Consolas" w:eastAsia="Consolas"/>
+          <w:sz w:val="16"/>
+        </w:rPr>
+        <w:t xml:space="preserve">            "judge", "判断题");</w:t>
       </w:r>
     </w:p>
     <w:p>
@@ -14427,20 +13517,46 @@
           <w:rFonts w:ascii="Consolas" w:hAnsi="Consolas" w:eastAsia="Consolas"/>
           <w:sz w:val="16"/>
         </w:rPr>
-        <w:t xml:space="preserve">    /** 按主键集合批量取 VO，供 Service 装配标签 */</w:t>
-      </w:r>
-    </w:p>
-    <w:p>
-      <w:pPr>
-        <w:spacing w:line="240" w:lineRule="auto" w:after="0" w:before="0"/>
-        <w:ind w:left="227"/>
-      </w:pPr>
-      <w:r>
-        <w:rPr>
-          <w:rFonts w:ascii="Consolas" w:hAnsi="Consolas" w:eastAsia="Consolas"/>
-          <w:sz w:val="16"/>
-        </w:rPr>
-        <w:t xml:space="preserve">    List&lt;QuestionVO&gt; selectQuestionByIds(@Param("ids") List&lt;Long&gt; ids);</w:t>
+        <w:t xml:space="preserve">    private final PaperMapper paperMapper;</w:t>
+      </w:r>
+    </w:p>
+    <w:p>
+      <w:pPr>
+        <w:spacing w:line="240" w:lineRule="auto" w:after="0" w:before="0"/>
+        <w:ind w:left="227"/>
+      </w:pPr>
+      <w:r>
+        <w:rPr>
+          <w:rFonts w:ascii="Consolas" w:hAnsi="Consolas" w:eastAsia="Consolas"/>
+          <w:sz w:val="16"/>
+        </w:rPr>
+        <w:t xml:space="preserve">    private final ExamPaperQuestionMapper examPaperQuestionMapper;</w:t>
+      </w:r>
+    </w:p>
+    <w:p>
+      <w:pPr>
+        <w:spacing w:line="240" w:lineRule="auto" w:after="0" w:before="0"/>
+        <w:ind w:left="227"/>
+      </w:pPr>
+      <w:r>
+        <w:rPr>
+          <w:rFonts w:ascii="Consolas" w:hAnsi="Consolas" w:eastAsia="Consolas"/>
+          <w:sz w:val="16"/>
+        </w:rPr>
+        <w:t xml:space="preserve">    private final QuestionMapper questionMapper;</w:t>
+      </w:r>
+    </w:p>
+    <w:p>
+      <w:pPr>
+        <w:spacing w:line="240" w:lineRule="auto" w:after="0" w:before="0"/>
+        <w:ind w:left="227"/>
+      </w:pPr>
+      <w:r>
+        <w:rPr>
+          <w:rFonts w:ascii="Consolas" w:hAnsi="Consolas" w:eastAsia="Consolas"/>
+          <w:sz w:val="16"/>
+        </w:rPr>
+        <w:t xml:space="preserve">    private final ObjectMapper objectMapper;</w:t>
       </w:r>
     </w:p>
     <w:p>
@@ -14466,59 +13582,951 @@
           <w:rFonts w:ascii="Consolas" w:hAnsi="Consolas" w:eastAsia="Consolas"/>
           <w:sz w:val="16"/>
         </w:rPr>
-        <w:t xml:space="preserve">    /** 题库内按题型随机抽 n 道题的主键 */</w:t>
-      </w:r>
-    </w:p>
-    <w:p>
-      <w:pPr>
-        <w:spacing w:line="240" w:lineRule="auto" w:after="0" w:before="0"/>
-        <w:ind w:left="227"/>
-      </w:pPr>
-      <w:r>
-        <w:rPr>
-          <w:rFonts w:ascii="Consolas" w:hAnsi="Consolas" w:eastAsia="Consolas"/>
-          <w:sz w:val="16"/>
-        </w:rPr>
-        <w:t xml:space="preserve">    List&lt;Long&gt; selectRandomIds(@Param("bankId") Long bankId,</w:t>
-      </w:r>
-    </w:p>
-    <w:p>
-      <w:pPr>
-        <w:spacing w:line="240" w:lineRule="auto" w:after="0" w:before="0"/>
-        <w:ind w:left="227"/>
-      </w:pPr>
-      <w:r>
-        <w:rPr>
-          <w:rFonts w:ascii="Consolas" w:hAnsi="Consolas" w:eastAsia="Consolas"/>
-          <w:sz w:val="16"/>
-        </w:rPr>
-        <w:t xml:space="preserve">                               @Param("type") String type,</w:t>
-      </w:r>
-    </w:p>
-    <w:p>
-      <w:pPr>
-        <w:spacing w:line="240" w:lineRule="auto" w:after="0" w:before="0"/>
-        <w:ind w:left="227"/>
-      </w:pPr>
-      <w:r>
-        <w:rPr>
-          <w:rFonts w:ascii="Consolas" w:hAnsi="Consolas" w:eastAsia="Consolas"/>
-          <w:sz w:val="16"/>
-        </w:rPr>
-        <w:t xml:space="preserve">                               @Param("limit") int limit);</w:t>
-      </w:r>
-    </w:p>
-    <w:p>
-      <w:pPr>
-        <w:spacing w:line="240" w:lineRule="auto" w:after="0" w:before="0"/>
-        <w:ind w:left="227"/>
-      </w:pPr>
-      <w:r>
-        <w:rPr>
-          <w:rFonts w:ascii="Consolas" w:hAnsi="Consolas" w:eastAsia="Consolas"/>
-          <w:sz w:val="16"/>
-        </w:rPr>
-        <w:t>}</w:t>
+        <w:t xml:space="preserve">    @Override</w:t>
+      </w:r>
+    </w:p>
+    <w:p>
+      <w:pPr>
+        <w:spacing w:line="240" w:lineRule="auto" w:after="0" w:before="0"/>
+        <w:ind w:left="227"/>
+      </w:pPr>
+      <w:r>
+        <w:rPr>
+          <w:rFonts w:ascii="Consolas" w:hAnsi="Consolas" w:eastAsia="Consolas"/>
+          <w:sz w:val="16"/>
+        </w:rPr>
+        <w:t xml:space="preserve">    public PageResult&lt;PaperVO&gt; page(String keyword, String status, Long bankId, long page, long size) {</w:t>
+      </w:r>
+    </w:p>
+    <w:p>
+      <w:pPr>
+        <w:spacing w:line="240" w:lineRule="auto" w:after="0" w:before="0"/>
+        <w:ind w:left="227"/>
+      </w:pPr>
+      <w:r>
+        <w:rPr>
+          <w:rFonts w:ascii="Consolas" w:hAnsi="Consolas" w:eastAsia="Consolas"/>
+          <w:sz w:val="16"/>
+        </w:rPr>
+        <w:t xml:space="preserve">        Page&lt;PaperVO&gt; result = new Page&lt;&gt;(page, size);</w:t>
+      </w:r>
+    </w:p>
+    <w:p>
+      <w:pPr>
+        <w:spacing w:line="240" w:lineRule="auto" w:after="0" w:before="0"/>
+        <w:ind w:left="227"/>
+      </w:pPr>
+      <w:r>
+        <w:rPr>
+          <w:rFonts w:ascii="Consolas" w:hAnsi="Consolas" w:eastAsia="Consolas"/>
+          <w:sz w:val="16"/>
+        </w:rPr>
+        <w:t xml:space="preserve">        result.setRecords(paperMapper.selectPaperPage(result, keyword, status, bankId));</w:t>
+      </w:r>
+    </w:p>
+    <w:p>
+      <w:pPr>
+        <w:spacing w:line="240" w:lineRule="auto" w:after="0" w:before="0"/>
+        <w:ind w:left="227"/>
+      </w:pPr>
+      <w:r>
+        <w:rPr>
+          <w:rFonts w:ascii="Consolas" w:hAnsi="Consolas" w:eastAsia="Consolas"/>
+          <w:sz w:val="16"/>
+        </w:rPr>
+        <w:t xml:space="preserve">        fillStatusText(result.getRecords());</w:t>
+      </w:r>
+    </w:p>
+    <w:p>
+      <w:pPr>
+        <w:spacing w:line="240" w:lineRule="auto" w:after="0" w:before="0"/>
+        <w:ind w:left="227"/>
+      </w:pPr>
+      <w:r>
+        <w:rPr>
+          <w:rFonts w:ascii="Consolas" w:hAnsi="Consolas" w:eastAsia="Consolas"/>
+          <w:sz w:val="16"/>
+        </w:rPr>
+        <w:t xml:space="preserve">        return new PageResult&lt;&gt;(result.getTotal(), result.getCurrent(), result.getSize(), result.getRecords());</w:t>
+      </w:r>
+    </w:p>
+    <w:p>
+      <w:pPr>
+        <w:spacing w:line="240" w:lineRule="auto" w:after="0" w:before="0"/>
+        <w:ind w:left="227"/>
+      </w:pPr>
+      <w:r>
+        <w:rPr>
+          <w:rFonts w:ascii="Consolas" w:hAnsi="Consolas" w:eastAsia="Consolas"/>
+          <w:sz w:val="16"/>
+        </w:rPr>
+        <w:t xml:space="preserve">    }</w:t>
+      </w:r>
+    </w:p>
+    <w:p>
+      <w:pPr>
+        <w:spacing w:line="240" w:lineRule="auto" w:after="0" w:before="0"/>
+        <w:ind w:left="227"/>
+      </w:pPr>
+      <w:r>
+        <w:rPr>
+          <w:rFonts w:ascii="Consolas" w:hAnsi="Consolas" w:eastAsia="Consolas"/>
+          <w:sz w:val="16"/>
+        </w:rPr>
+        <w:t xml:space="preserve"> </w:t>
+      </w:r>
+    </w:p>
+    <w:p>
+      <w:pPr>
+        <w:spacing w:line="240" w:lineRule="auto" w:after="0" w:before="0"/>
+        <w:ind w:left="227"/>
+      </w:pPr>
+      <w:r>
+        <w:rPr>
+          <w:rFonts w:ascii="Consolas" w:hAnsi="Consolas" w:eastAsia="Consolas"/>
+          <w:sz w:val="16"/>
+        </w:rPr>
+        <w:t xml:space="preserve">    @Override</w:t>
+      </w:r>
+    </w:p>
+    <w:p>
+      <w:pPr>
+        <w:spacing w:line="240" w:lineRule="auto" w:after="0" w:before="0"/>
+        <w:ind w:left="227"/>
+      </w:pPr>
+      <w:r>
+        <w:rPr>
+          <w:rFonts w:ascii="Consolas" w:hAnsi="Consolas" w:eastAsia="Consolas"/>
+          <w:sz w:val="16"/>
+        </w:rPr>
+        <w:t xml:space="preserve">    public PaperDetailVO getDetail(Long id) {</w:t>
+      </w:r>
+    </w:p>
+    <w:p>
+      <w:pPr>
+        <w:spacing w:line="240" w:lineRule="auto" w:after="0" w:before="0"/>
+        <w:ind w:left="227"/>
+      </w:pPr>
+      <w:r>
+        <w:rPr>
+          <w:rFonts w:ascii="Consolas" w:hAnsi="Consolas" w:eastAsia="Consolas"/>
+          <w:sz w:val="16"/>
+        </w:rPr>
+        <w:t xml:space="preserve">        PaperVO paper = paperMapper.selectPaperByIds(List.of(id)).stream().findFirst()</w:t>
+      </w:r>
+    </w:p>
+    <w:p>
+      <w:pPr>
+        <w:spacing w:line="240" w:lineRule="auto" w:after="0" w:before="0"/>
+        <w:ind w:left="227"/>
+      </w:pPr>
+      <w:r>
+        <w:rPr>
+          <w:rFonts w:ascii="Consolas" w:hAnsi="Consolas" w:eastAsia="Consolas"/>
+          <w:sz w:val="16"/>
+        </w:rPr>
+        <w:t xml:space="preserve">                .orElseThrow(() -&gt; BizException.notFound("试卷不存在"));</w:t>
+      </w:r>
+    </w:p>
+    <w:p>
+      <w:pPr>
+        <w:spacing w:line="240" w:lineRule="auto" w:after="0" w:before="0"/>
+        <w:ind w:left="227"/>
+      </w:pPr>
+      <w:r>
+        <w:rPr>
+          <w:rFonts w:ascii="Consolas" w:hAnsi="Consolas" w:eastAsia="Consolas"/>
+          <w:sz w:val="16"/>
+        </w:rPr>
+        <w:t xml:space="preserve">        paper.setStatusText(STATUS_TEXT.getOrDefault(paper.getStatus(), paper.getStatus()));</w:t>
+      </w:r>
+    </w:p>
+    <w:p>
+      <w:pPr>
+        <w:spacing w:line="240" w:lineRule="auto" w:after="0" w:before="0"/>
+        <w:ind w:left="227"/>
+      </w:pPr>
+      <w:r>
+        <w:rPr>
+          <w:rFonts w:ascii="Consolas" w:hAnsi="Consolas" w:eastAsia="Consolas"/>
+          <w:sz w:val="16"/>
+        </w:rPr>
+        <w:t xml:space="preserve">        List&lt;PaperQuestionVO&gt; questions = paperMapper.selectPaperQuestions(id);</w:t>
+      </w:r>
+    </w:p>
+    <w:p>
+      <w:pPr>
+        <w:spacing w:line="240" w:lineRule="auto" w:after="0" w:before="0"/>
+        <w:ind w:left="227"/>
+      </w:pPr>
+      <w:r>
+        <w:rPr>
+          <w:rFonts w:ascii="Consolas" w:hAnsi="Consolas" w:eastAsia="Consolas"/>
+          <w:sz w:val="16"/>
+        </w:rPr>
+        <w:t xml:space="preserve">        questions.forEach(this::fillQuestion);</w:t>
+      </w:r>
+    </w:p>
+    <w:p>
+      <w:pPr>
+        <w:spacing w:line="240" w:lineRule="auto" w:after="0" w:before="0"/>
+        <w:ind w:left="227"/>
+      </w:pPr>
+      <w:r>
+        <w:rPr>
+          <w:rFonts w:ascii="Consolas" w:hAnsi="Consolas" w:eastAsia="Consolas"/>
+          <w:sz w:val="16"/>
+        </w:rPr>
+        <w:t xml:space="preserve">        PaperDetailVO detail = new PaperDetailVO();</w:t>
+      </w:r>
+    </w:p>
+    <w:p>
+      <w:pPr>
+        <w:spacing w:line="240" w:lineRule="auto" w:after="0" w:before="0"/>
+        <w:ind w:left="227"/>
+      </w:pPr>
+      <w:r>
+        <w:rPr>
+          <w:rFonts w:ascii="Consolas" w:hAnsi="Consolas" w:eastAsia="Consolas"/>
+          <w:sz w:val="16"/>
+        </w:rPr>
+        <w:t xml:space="preserve">        copyPaperFields(paper, detail);</w:t>
+      </w:r>
+    </w:p>
+    <w:p>
+      <w:pPr>
+        <w:spacing w:line="240" w:lineRule="auto" w:after="0" w:before="0"/>
+        <w:ind w:left="227"/>
+      </w:pPr>
+      <w:r>
+        <w:rPr>
+          <w:rFonts w:ascii="Consolas" w:hAnsi="Consolas" w:eastAsia="Consolas"/>
+          <w:sz w:val="16"/>
+        </w:rPr>
+        <w:t xml:space="preserve">        detail.setQuestions(questions);</w:t>
+      </w:r>
+    </w:p>
+    <w:p>
+      <w:pPr>
+        <w:spacing w:line="240" w:lineRule="auto" w:after="0" w:before="0"/>
+        <w:ind w:left="227"/>
+      </w:pPr>
+      <w:r>
+        <w:rPr>
+          <w:rFonts w:ascii="Consolas" w:hAnsi="Consolas" w:eastAsia="Consolas"/>
+          <w:sz w:val="16"/>
+        </w:rPr>
+        <w:t xml:space="preserve">        return detail;</w:t>
+      </w:r>
+    </w:p>
+    <w:p>
+      <w:pPr>
+        <w:spacing w:line="240" w:lineRule="auto" w:after="0" w:before="0"/>
+        <w:ind w:left="227"/>
+      </w:pPr>
+      <w:r>
+        <w:rPr>
+          <w:rFonts w:ascii="Consolas" w:hAnsi="Consolas" w:eastAsia="Consolas"/>
+          <w:sz w:val="16"/>
+        </w:rPr>
+        <w:t xml:space="preserve">    }</w:t>
+      </w:r>
+    </w:p>
+    <w:p>
+      <w:pPr>
+        <w:spacing w:line="240" w:lineRule="auto" w:after="0" w:before="0"/>
+        <w:ind w:left="227"/>
+      </w:pPr>
+      <w:r>
+        <w:rPr>
+          <w:rFonts w:ascii="Consolas" w:hAnsi="Consolas" w:eastAsia="Consolas"/>
+          <w:sz w:val="16"/>
+        </w:rPr>
+        <w:t xml:space="preserve"> </w:t>
+      </w:r>
+    </w:p>
+    <w:p>
+      <w:pPr>
+        <w:spacing w:line="240" w:lineRule="auto" w:after="0" w:before="0"/>
+        <w:ind w:left="227"/>
+      </w:pPr>
+      <w:r>
+        <w:rPr>
+          <w:rFonts w:ascii="Consolas" w:hAnsi="Consolas" w:eastAsia="Consolas"/>
+          <w:sz w:val="16"/>
+        </w:rPr>
+        <w:t xml:space="preserve">    /**</w:t>
+      </w:r>
+    </w:p>
+    <w:p>
+      <w:pPr>
+        <w:spacing w:line="240" w:lineRule="auto" w:after="0" w:before="0"/>
+        <w:ind w:left="227"/>
+      </w:pPr>
+      <w:r>
+        <w:rPr>
+          <w:rFonts w:ascii="Consolas" w:hAnsi="Consolas" w:eastAsia="Consolas"/>
+          <w:sz w:val="16"/>
+        </w:rPr>
+        <w:t xml:space="preserve">     * 组卷：按题型从题库随机抽题，事务写 exam_paper + 批量写 exam_paper_question。</w:t>
+      </w:r>
+    </w:p>
+    <w:p>
+      <w:pPr>
+        <w:spacing w:line="240" w:lineRule="auto" w:after="0" w:before="0"/>
+        <w:ind w:left="227"/>
+      </w:pPr>
+      <w:r>
+        <w:rPr>
+          <w:rFonts w:ascii="Consolas" w:hAnsi="Consolas" w:eastAsia="Consolas"/>
+          <w:sz w:val="16"/>
+        </w:rPr>
+        <w:t xml:space="preserve">     * 题序：判断题在前、单选中、多选后，题序内随机。</w:t>
+      </w:r>
+    </w:p>
+    <w:p>
+      <w:pPr>
+        <w:spacing w:line="240" w:lineRule="auto" w:after="0" w:before="0"/>
+        <w:ind w:left="227"/>
+      </w:pPr>
+      <w:r>
+        <w:rPr>
+          <w:rFonts w:ascii="Consolas" w:hAnsi="Consolas" w:eastAsia="Consolas"/>
+          <w:sz w:val="16"/>
+        </w:rPr>
+        <w:t xml:space="preserve">     */</w:t>
+      </w:r>
+    </w:p>
+    <w:p>
+      <w:pPr>
+        <w:spacing w:line="240" w:lineRule="auto" w:after="0" w:before="0"/>
+        <w:ind w:left="227"/>
+      </w:pPr>
+      <w:r>
+        <w:rPr>
+          <w:rFonts w:ascii="Consolas" w:hAnsi="Consolas" w:eastAsia="Consolas"/>
+          <w:sz w:val="16"/>
+        </w:rPr>
+        <w:t xml:space="preserve">    @Transactional</w:t>
+      </w:r>
+    </w:p>
+    <w:p>
+      <w:pPr>
+        <w:spacing w:line="240" w:lineRule="auto" w:after="0" w:before="0"/>
+        <w:ind w:left="227"/>
+      </w:pPr>
+      <w:r>
+        <w:rPr>
+          <w:rFonts w:ascii="Consolas" w:hAnsi="Consolas" w:eastAsia="Consolas"/>
+          <w:sz w:val="16"/>
+        </w:rPr>
+        <w:t xml:space="preserve">    @Override</w:t>
+      </w:r>
+    </w:p>
+    <w:p>
+      <w:pPr>
+        <w:spacing w:line="240" w:lineRule="auto" w:after="0" w:before="0"/>
+        <w:ind w:left="227"/>
+      </w:pPr>
+      <w:r>
+        <w:rPr>
+          <w:rFonts w:ascii="Consolas" w:hAnsi="Consolas" w:eastAsia="Consolas"/>
+          <w:sz w:val="16"/>
+        </w:rPr>
+        <w:t xml:space="preserve">    public PaperVO create(PaperForm form, Long operatorId) {</w:t>
+      </w:r>
+    </w:p>
+    <w:p>
+      <w:pPr>
+        <w:spacing w:line="240" w:lineRule="auto" w:after="0" w:before="0"/>
+        <w:ind w:left="227"/>
+      </w:pPr>
+      <w:r>
+        <w:rPr>
+          <w:rFonts w:ascii="Consolas" w:hAnsi="Consolas" w:eastAsia="Consolas"/>
+          <w:sz w:val="16"/>
+        </w:rPr>
+        <w:t xml:space="preserve">        int judgeCount = form.getJudgeCount();</w:t>
+      </w:r>
+    </w:p>
+    <w:p>
+      <w:pPr>
+        <w:spacing w:line="240" w:lineRule="auto" w:after="0" w:before="0"/>
+        <w:ind w:left="227"/>
+      </w:pPr>
+      <w:r>
+        <w:rPr>
+          <w:rFonts w:ascii="Consolas" w:hAnsi="Consolas" w:eastAsia="Consolas"/>
+          <w:sz w:val="16"/>
+        </w:rPr>
+        <w:t xml:space="preserve">        int singleCount = form.getSingleCount();</w:t>
+      </w:r>
+    </w:p>
+    <w:p>
+      <w:pPr>
+        <w:spacing w:line="240" w:lineRule="auto" w:after="0" w:before="0"/>
+        <w:ind w:left="227"/>
+      </w:pPr>
+      <w:r>
+        <w:rPr>
+          <w:rFonts w:ascii="Consolas" w:hAnsi="Consolas" w:eastAsia="Consolas"/>
+          <w:sz w:val="16"/>
+        </w:rPr>
+        <w:t xml:space="preserve">        int multiCount = form.getMultiCount();</w:t>
+      </w:r>
+    </w:p>
+    <w:p>
+      <w:pPr>
+        <w:spacing w:line="240" w:lineRule="auto" w:after="0" w:before="0"/>
+        <w:ind w:left="227"/>
+      </w:pPr>
+      <w:r>
+        <w:rPr>
+          <w:rFonts w:ascii="Consolas" w:hAnsi="Consolas" w:eastAsia="Consolas"/>
+          <w:sz w:val="16"/>
+        </w:rPr>
+        <w:t xml:space="preserve">        if (judgeCount + singleCount + multiCount == 0) {</w:t>
+      </w:r>
+    </w:p>
+    <w:p>
+      <w:pPr>
+        <w:spacing w:line="240" w:lineRule="auto" w:after="0" w:before="0"/>
+        <w:ind w:left="227"/>
+      </w:pPr>
+      <w:r>
+        <w:rPr>
+          <w:rFonts w:ascii="Consolas" w:hAnsi="Consolas" w:eastAsia="Consolas"/>
+          <w:sz w:val="16"/>
+        </w:rPr>
+        <w:t xml:space="preserve">            throw BizException.badRequest("三种题型加起来至少要 1 道题");</w:t>
+      </w:r>
+    </w:p>
+    <w:p>
+      <w:pPr>
+        <w:spacing w:line="240" w:lineRule="auto" w:after="0" w:before="0"/>
+        <w:ind w:left="227"/>
+      </w:pPr>
+      <w:r>
+        <w:rPr>
+          <w:rFonts w:ascii="Consolas" w:hAnsi="Consolas" w:eastAsia="Consolas"/>
+          <w:sz w:val="16"/>
+        </w:rPr>
+        <w:t xml:space="preserve">        }</w:t>
+      </w:r>
+    </w:p>
+    <w:p>
+      <w:pPr>
+        <w:spacing w:line="240" w:lineRule="auto" w:after="0" w:before="0"/>
+        <w:ind w:left="227"/>
+      </w:pPr>
+      <w:r>
+        <w:rPr>
+          <w:rFonts w:ascii="Consolas" w:hAnsi="Consolas" w:eastAsia="Consolas"/>
+          <w:sz w:val="16"/>
+        </w:rPr>
+        <w:t xml:space="preserve"> </w:t>
+      </w:r>
+    </w:p>
+    <w:p>
+      <w:pPr>
+        <w:spacing w:line="240" w:lineRule="auto" w:after="0" w:before="0"/>
+        <w:ind w:left="227"/>
+      </w:pPr>
+      <w:r>
+        <w:rPr>
+          <w:rFonts w:ascii="Consolas" w:hAnsi="Consolas" w:eastAsia="Consolas"/>
+          <w:sz w:val="16"/>
+        </w:rPr>
+        <w:t xml:space="preserve">        List&lt;Long&gt; judgeIds = draw(form.getBankId(), "judge", judgeCount);</w:t>
+      </w:r>
+    </w:p>
+    <w:p>
+      <w:pPr>
+        <w:spacing w:line="240" w:lineRule="auto" w:after="0" w:before="0"/>
+        <w:ind w:left="227"/>
+      </w:pPr>
+      <w:r>
+        <w:rPr>
+          <w:rFonts w:ascii="Consolas" w:hAnsi="Consolas" w:eastAsia="Consolas"/>
+          <w:sz w:val="16"/>
+        </w:rPr>
+        <w:t xml:space="preserve">        List&lt;Long&gt; singleIds = draw(form.getBankId(), "single", singleCount);</w:t>
+      </w:r>
+    </w:p>
+    <w:p>
+      <w:pPr>
+        <w:spacing w:line="240" w:lineRule="auto" w:after="0" w:before="0"/>
+        <w:ind w:left="227"/>
+      </w:pPr>
+      <w:r>
+        <w:rPr>
+          <w:rFonts w:ascii="Consolas" w:hAnsi="Consolas" w:eastAsia="Consolas"/>
+          <w:sz w:val="16"/>
+        </w:rPr>
+        <w:t xml:space="preserve">        List&lt;Long&gt; multiIds = draw(form.getBankId(), "multi", multiCount);</w:t>
+      </w:r>
+    </w:p>
+    <w:p>
+      <w:pPr>
+        <w:spacing w:line="240" w:lineRule="auto" w:after="0" w:before="0"/>
+        <w:ind w:left="227"/>
+      </w:pPr>
+      <w:r>
+        <w:rPr>
+          <w:rFonts w:ascii="Consolas" w:hAnsi="Consolas" w:eastAsia="Consolas"/>
+          <w:sz w:val="16"/>
+        </w:rPr>
+        <w:t xml:space="preserve"> </w:t>
+      </w:r>
+    </w:p>
+    <w:p>
+      <w:pPr>
+        <w:spacing w:line="240" w:lineRule="auto" w:after="0" w:before="0"/>
+        <w:ind w:left="227"/>
+      </w:pPr>
+      <w:r>
+        <w:rPr>
+          <w:rFonts w:ascii="Consolas" w:hAnsi="Consolas" w:eastAsia="Consolas"/>
+          <w:sz w:val="16"/>
+        </w:rPr>
+        <w:t xml:space="preserve">        ExamPaper paper = new ExamPaper();</w:t>
+      </w:r>
+    </w:p>
+    <w:p>
+      <w:pPr>
+        <w:spacing w:line="240" w:lineRule="auto" w:after="0" w:before="0"/>
+        <w:ind w:left="227"/>
+      </w:pPr>
+      <w:r>
+        <w:rPr>
+          <w:rFonts w:ascii="Consolas" w:hAnsi="Consolas" w:eastAsia="Consolas"/>
+          <w:sz w:val="16"/>
+        </w:rPr>
+        <w:t xml:space="preserve">        paper.setTitle(form.getTitle());</w:t>
+      </w:r>
+    </w:p>
+    <w:p>
+      <w:pPr>
+        <w:spacing w:line="240" w:lineRule="auto" w:after="0" w:before="0"/>
+        <w:ind w:left="227"/>
+      </w:pPr>
+      <w:r>
+        <w:rPr>
+          <w:rFonts w:ascii="Consolas" w:hAnsi="Consolas" w:eastAsia="Consolas"/>
+          <w:sz w:val="16"/>
+        </w:rPr>
+        <w:t xml:space="preserve">        paper.setBankId(form.getBankId());</w:t>
+      </w:r>
+    </w:p>
+    <w:p>
+      <w:pPr>
+        <w:spacing w:line="240" w:lineRule="auto" w:after="0" w:before="0"/>
+        <w:ind w:left="227"/>
+      </w:pPr>
+      <w:r>
+        <w:rPr>
+          <w:rFonts w:ascii="Consolas" w:hAnsi="Consolas" w:eastAsia="Consolas"/>
+          <w:sz w:val="16"/>
+        </w:rPr>
+        <w:t xml:space="preserve">        paper.setJudgeCount(judgeCount);</w:t>
+      </w:r>
+    </w:p>
+    <w:p>
+      <w:pPr>
+        <w:spacing w:line="240" w:lineRule="auto" w:after="0" w:before="0"/>
+        <w:ind w:left="227"/>
+      </w:pPr>
+      <w:r>
+        <w:rPr>
+          <w:rFonts w:ascii="Consolas" w:hAnsi="Consolas" w:eastAsia="Consolas"/>
+          <w:sz w:val="16"/>
+        </w:rPr>
+        <w:t xml:space="preserve">        paper.setSingleCount(singleCount);</w:t>
+      </w:r>
+    </w:p>
+    <w:p>
+      <w:pPr>
+        <w:spacing w:line="240" w:lineRule="auto" w:after="0" w:before="0"/>
+        <w:ind w:left="227"/>
+      </w:pPr>
+      <w:r>
+        <w:rPr>
+          <w:rFonts w:ascii="Consolas" w:hAnsi="Consolas" w:eastAsia="Consolas"/>
+          <w:sz w:val="16"/>
+        </w:rPr>
+        <w:t xml:space="preserve">        paper.setMultiCount(multiCount);</w:t>
+      </w:r>
+    </w:p>
+    <w:p>
+      <w:pPr>
+        <w:spacing w:line="240" w:lineRule="auto" w:after="0" w:before="0"/>
+        <w:ind w:left="227"/>
+      </w:pPr>
+      <w:r>
+        <w:rPr>
+          <w:rFonts w:ascii="Consolas" w:hAnsi="Consolas" w:eastAsia="Consolas"/>
+          <w:sz w:val="16"/>
+        </w:rPr>
+        <w:t xml:space="preserve">        paper.setJudgeScore(form.getJudgeScore());</w:t>
+      </w:r>
+    </w:p>
+    <w:p>
+      <w:pPr>
+        <w:spacing w:line="240" w:lineRule="auto" w:after="0" w:before="0"/>
+        <w:ind w:left="227"/>
+      </w:pPr>
+      <w:r>
+        <w:rPr>
+          <w:rFonts w:ascii="Consolas" w:hAnsi="Consolas" w:eastAsia="Consolas"/>
+          <w:sz w:val="16"/>
+        </w:rPr>
+        <w:t xml:space="preserve">        paper.setSingleScore(form.getSingleScore());</w:t>
+      </w:r>
+    </w:p>
+    <w:p>
+      <w:pPr>
+        <w:spacing w:line="240" w:lineRule="auto" w:after="0" w:before="0"/>
+        <w:ind w:left="227"/>
+      </w:pPr>
+      <w:r>
+        <w:rPr>
+          <w:rFonts w:ascii="Consolas" w:hAnsi="Consolas" w:eastAsia="Consolas"/>
+          <w:sz w:val="16"/>
+        </w:rPr>
+        <w:t xml:space="preserve">        paper.setMultiScore(form.getMultiScore());</w:t>
+      </w:r>
+    </w:p>
+    <w:p>
+      <w:pPr>
+        <w:spacing w:line="240" w:lineRule="auto" w:after="0" w:before="0"/>
+        <w:ind w:left="227"/>
+      </w:pPr>
+      <w:r>
+        <w:rPr>
+          <w:rFonts w:ascii="Consolas" w:hAnsi="Consolas" w:eastAsia="Consolas"/>
+          <w:sz w:val="16"/>
+        </w:rPr>
+        <w:t xml:space="preserve">        paper.setDurationSec(form.getDurationSec());</w:t>
+      </w:r>
+    </w:p>
+    <w:p>
+      <w:pPr>
+        <w:spacing w:line="240" w:lineRule="auto" w:after="0" w:before="0"/>
+        <w:ind w:left="227"/>
+      </w:pPr>
+      <w:r>
+        <w:rPr>
+          <w:rFonts w:ascii="Consolas" w:hAnsi="Consolas" w:eastAsia="Consolas"/>
+          <w:sz w:val="16"/>
+        </w:rPr>
+        <w:t xml:space="preserve">        int totalScore = judgeCount * form.getJudgeScore()</w:t>
+      </w:r>
+    </w:p>
+    <w:p>
+      <w:pPr>
+        <w:spacing w:line="240" w:lineRule="auto" w:after="0" w:before="0"/>
+        <w:ind w:left="227"/>
+      </w:pPr>
+      <w:r>
+        <w:rPr>
+          <w:rFonts w:ascii="Consolas" w:hAnsi="Consolas" w:eastAsia="Consolas"/>
+          <w:sz w:val="16"/>
+        </w:rPr>
+        <w:t xml:space="preserve">                + singleCount * form.getSingleScore()</w:t>
+      </w:r>
+    </w:p>
+    <w:p>
+      <w:pPr>
+        <w:spacing w:line="240" w:lineRule="auto" w:after="0" w:before="0"/>
+        <w:ind w:left="227"/>
+      </w:pPr>
+      <w:r>
+        <w:rPr>
+          <w:rFonts w:ascii="Consolas" w:hAnsi="Consolas" w:eastAsia="Consolas"/>
+          <w:sz w:val="16"/>
+        </w:rPr>
+        <w:t xml:space="preserve">                + multiCount * form.getMultiScore();</w:t>
+      </w:r>
+    </w:p>
+    <w:p>
+      <w:pPr>
+        <w:spacing w:line="240" w:lineRule="auto" w:after="0" w:before="0"/>
+        <w:ind w:left="227"/>
+      </w:pPr>
+      <w:r>
+        <w:rPr>
+          <w:rFonts w:ascii="Consolas" w:hAnsi="Consolas" w:eastAsia="Consolas"/>
+          <w:sz w:val="16"/>
+        </w:rPr>
+        <w:t xml:space="preserve">        paper.setTotalScore(totalScore);</w:t>
+      </w:r>
+    </w:p>
+    <w:p>
+      <w:pPr>
+        <w:spacing w:line="240" w:lineRule="auto" w:after="0" w:before="0"/>
+        <w:ind w:left="227"/>
+      </w:pPr>
+      <w:r>
+        <w:rPr>
+          <w:rFonts w:ascii="Consolas" w:hAnsi="Consolas" w:eastAsia="Consolas"/>
+          <w:sz w:val="16"/>
+        </w:rPr>
+        <w:t xml:space="preserve">        paper.setStatus("DRAFT");</w:t>
+      </w:r>
+    </w:p>
+    <w:p>
+      <w:pPr>
+        <w:spacing w:line="240" w:lineRule="auto" w:after="0" w:before="0"/>
+        <w:ind w:left="227"/>
+      </w:pPr>
+      <w:r>
+        <w:rPr>
+          <w:rFonts w:ascii="Consolas" w:hAnsi="Consolas" w:eastAsia="Consolas"/>
+          <w:sz w:val="16"/>
+        </w:rPr>
+        <w:t xml:space="preserve">        paper.setCreatedBy(operatorId);</w:t>
+      </w:r>
+    </w:p>
+    <w:p>
+      <w:pPr>
+        <w:spacing w:line="240" w:lineRule="auto" w:after="0" w:before="0"/>
+        <w:ind w:left="227"/>
+      </w:pPr>
+      <w:r>
+        <w:rPr>
+          <w:rFonts w:ascii="Consolas" w:hAnsi="Consolas" w:eastAsia="Consolas"/>
+          <w:sz w:val="16"/>
+        </w:rPr>
+        <w:t xml:space="preserve">        paperMapper.insert(paper);</w:t>
+      </w:r>
+    </w:p>
+    <w:p>
+      <w:pPr>
+        <w:spacing w:line="240" w:lineRule="auto" w:after="0" w:before="0"/>
+        <w:ind w:left="227"/>
+      </w:pPr>
+      <w:r>
+        <w:rPr>
+          <w:rFonts w:ascii="Consolas" w:hAnsi="Consolas" w:eastAsia="Consolas"/>
+          <w:sz w:val="16"/>
+        </w:rPr>
+        <w:t xml:space="preserve"> </w:t>
+      </w:r>
+    </w:p>
+    <w:p>
+      <w:pPr>
+        <w:spacing w:line="240" w:lineRule="auto" w:after="0" w:before="0"/>
+        <w:ind w:left="227"/>
+      </w:pPr>
+      <w:r>
+        <w:rPr>
+          <w:rFonts w:ascii="Consolas" w:hAnsi="Consolas" w:eastAsia="Consolas"/>
+          <w:sz w:val="16"/>
+        </w:rPr>
+        <w:t xml:space="preserve">        int seq = 1;</w:t>
+      </w:r>
+    </w:p>
+    <w:p>
+      <w:pPr>
+        <w:spacing w:line="240" w:lineRule="auto" w:after="0" w:before="0"/>
+        <w:ind w:left="227"/>
+      </w:pPr>
+      <w:r>
+        <w:rPr>
+          <w:rFonts w:ascii="Consolas" w:hAnsi="Consolas" w:eastAsia="Consolas"/>
+          <w:sz w:val="16"/>
+        </w:rPr>
+        <w:t xml:space="preserve">        List&lt;ExamPaperQuestion&gt; relations = new ArrayList&lt;&gt;();</w:t>
+      </w:r>
+    </w:p>
+    <w:p>
+      <w:pPr>
+        <w:spacing w:line="240" w:lineRule="auto" w:after="0" w:before="0"/>
+        <w:ind w:left="227"/>
+      </w:pPr>
+      <w:r>
+        <w:rPr>
+          <w:rFonts w:ascii="Consolas" w:hAnsi="Consolas" w:eastAsia="Consolas"/>
+          <w:sz w:val="16"/>
+        </w:rPr>
+        <w:t xml:space="preserve">        for (Long qid : judgeIds) {</w:t>
+      </w:r>
+    </w:p>
+    <w:p>
+      <w:pPr>
+        <w:spacing w:line="240" w:lineRule="auto" w:after="0" w:before="0"/>
+        <w:ind w:left="227"/>
+      </w:pPr>
+      <w:r>
+        <w:rPr>
+          <w:rFonts w:ascii="Consolas" w:hAnsi="Consolas" w:eastAsia="Consolas"/>
+          <w:sz w:val="16"/>
+        </w:rPr>
+        <w:t xml:space="preserve">            relations.add(paperQuestion(paper.getId(), qid, seq++, form.getJudgeScore()));</w:t>
+      </w:r>
+    </w:p>
+    <w:p>
+      <w:pPr>
+        <w:spacing w:line="240" w:lineRule="auto" w:after="0" w:before="0"/>
+        <w:ind w:left="227"/>
+      </w:pPr>
+      <w:r>
+        <w:rPr>
+          <w:rFonts w:ascii="Consolas" w:hAnsi="Consolas" w:eastAsia="Consolas"/>
+          <w:sz w:val="16"/>
+        </w:rPr>
+        <w:t xml:space="preserve">        }</w:t>
+      </w:r>
+    </w:p>
+    <w:p>
+      <w:pPr>
+        <w:spacing w:line="240" w:lineRule="auto" w:after="0" w:before="0"/>
+        <w:ind w:left="227"/>
+      </w:pPr>
+      <w:r>
+        <w:rPr>
+          <w:rFonts w:ascii="Consolas" w:hAnsi="Consolas" w:eastAsia="Consolas"/>
+          <w:sz w:val="16"/>
+        </w:rPr>
+        <w:t xml:space="preserve">        for (Long qid : singleIds) {</w:t>
+      </w:r>
+    </w:p>
+    <w:p>
+      <w:pPr>
+        <w:spacing w:line="240" w:lineRule="auto" w:after="0" w:before="0"/>
+        <w:ind w:left="227"/>
+      </w:pPr>
+      <w:r>
+        <w:rPr>
+          <w:rFonts w:ascii="Consolas" w:hAnsi="Consolas" w:eastAsia="Consolas"/>
+          <w:sz w:val="16"/>
+        </w:rPr>
+        <w:t xml:space="preserve">            relations.add(paperQuestion(paper.getId(), qid, seq++, form.getSingleScore()));</w:t>
+      </w:r>
+    </w:p>
+    <w:p>
+      <w:pPr>
+        <w:spacing w:line="240" w:lineRule="auto" w:after="0" w:before="0"/>
+        <w:ind w:left="227"/>
+      </w:pPr>
+      <w:r>
+        <w:rPr>
+          <w:rFonts w:ascii="Consolas" w:hAnsi="Consolas" w:eastAsia="Consolas"/>
+          <w:sz w:val="16"/>
+        </w:rPr>
+        <w:t xml:space="preserve">        }</w:t>
+      </w:r>
+    </w:p>
+    <w:p>
+      <w:pPr>
+        <w:spacing w:line="240" w:lineRule="auto" w:after="0" w:before="0"/>
+        <w:ind w:left="227"/>
+      </w:pPr>
+      <w:r>
+        <w:rPr>
+          <w:rFonts w:ascii="Consolas" w:hAnsi="Consolas" w:eastAsia="Consolas"/>
+          <w:sz w:val="16"/>
+        </w:rPr>
+        <w:t xml:space="preserve">        for (Long qid : multiIds) {</w:t>
+      </w:r>
+    </w:p>
+    <w:p>
+      <w:pPr>
+        <w:spacing w:line="240" w:lineRule="auto" w:after="0" w:before="0"/>
+        <w:ind w:left="227"/>
+      </w:pPr>
+      <w:r>
+        <w:rPr>
+          <w:rFonts w:ascii="Consolas" w:hAnsi="Consolas" w:eastAsia="Consolas"/>
+          <w:sz w:val="16"/>
+        </w:rPr>
+        <w:t xml:space="preserve">            relations.add(paperQuestion(paper.getId(), qid, seq++, form.getMultiScore()));</w:t>
+      </w:r>
+    </w:p>
+    <w:p>
+      <w:pPr>
+        <w:spacing w:line="240" w:lineRule="auto" w:after="0" w:before="0"/>
+        <w:ind w:left="227"/>
+      </w:pPr>
+      <w:r>
+        <w:rPr>
+          <w:rFonts w:ascii="Consolas" w:hAnsi="Consolas" w:eastAsia="Consolas"/>
+          <w:sz w:val="16"/>
+        </w:rPr>
+        <w:t xml:space="preserve">        }</w:t>
+      </w:r>
+    </w:p>
+    <w:p>
+      <w:pPr>
+        <w:spacing w:line="240" w:lineRule="auto" w:after="0" w:before="0"/>
+        <w:ind w:left="227"/>
+      </w:pPr>
+      <w:r>
+        <w:rPr>
+          <w:rFonts w:ascii="Consolas" w:hAnsi="Consolas" w:eastAsia="Consolas"/>
+          <w:sz w:val="16"/>
+        </w:rPr>
+        <w:t xml:space="preserve">        relations.forEach(examPaperQuestionMapper::insert);</w:t>
+      </w:r>
+    </w:p>
+    <w:p>
+      <w:pPr>
+        <w:spacing w:line="240" w:lineRule="auto" w:after="0" w:before="0"/>
+        <w:ind w:left="227"/>
+      </w:pPr>
+      <w:r>
+        <w:rPr>
+          <w:rFonts w:ascii="Consolas" w:hAnsi="Consolas" w:eastAsia="Consolas"/>
+          <w:sz w:val="16"/>
+        </w:rPr>
+        <w:t xml:space="preserve"> </w:t>
+      </w:r>
+    </w:p>
+    <w:p>
+      <w:pPr>
+        <w:spacing w:line="240" w:lineRule="auto" w:after="0" w:before="0"/>
+        <w:ind w:left="227"/>
+      </w:pPr>
+      <w:r>
+        <w:rPr>
+          <w:rFonts w:ascii="Consolas" w:hAnsi="Consolas" w:eastAsia="Consolas"/>
+          <w:sz w:val="16"/>
+        </w:rPr>
+        <w:t xml:space="preserve">        return paperMapper.selectPaperByIds(List.of(paper.getId())).stream().findFirst()</w:t>
+      </w:r>
+    </w:p>
+    <w:p>
+      <w:pPr>
+        <w:spacing w:line="240" w:lineRule="auto" w:after="0" w:before="0"/>
+        <w:ind w:left="227"/>
+      </w:pPr>
+      <w:r>
+        <w:rPr>
+          <w:rFonts w:ascii="Consolas" w:hAnsi="Consolas" w:eastAsia="Consolas"/>
+          <w:sz w:val="16"/>
+        </w:rPr>
+        <w:t xml:space="preserve">                .map(vo -&gt; {</w:t>
+      </w:r>
+    </w:p>
+    <w:p>
+      <w:pPr>
+        <w:spacing w:line="240" w:lineRule="auto" w:after="0" w:before="0"/>
+        <w:ind w:left="227"/>
+      </w:pPr>
+      <w:r>
+        <w:rPr>
+          <w:rFonts w:ascii="Consolas" w:hAnsi="Consolas" w:eastAsia="Consolas"/>
+          <w:sz w:val="16"/>
+        </w:rPr>
+        <w:t xml:space="preserve">        // ...（其余略）</w:t>
+      </w:r>
+    </w:p>
+    <w:p>
+      <w:pPr>
+        <w:pStyle w:val="Heading2"/>
+      </w:pPr>
+      <w:r>
+        <w:t>5.3 Mapper 接口与 XML</w:t>
       </w:r>
     </w:p>
     <w:p>
@@ -14531,6 +14539,383 @@
           <w:sz w:val="18"/>
           <w:rFonts w:eastAsia="宋体"/>
         </w:rPr>
+        <w:t>代码 5-4 QuestionMapper</w:t>
+      </w:r>
+    </w:p>
+    <w:p>
+      <w:pPr>
+        <w:spacing w:line="240" w:lineRule="auto" w:after="0" w:before="0"/>
+        <w:ind w:left="227"/>
+      </w:pPr>
+      <w:r>
+        <w:rPr>
+          <w:rFonts w:ascii="Consolas" w:hAnsi="Consolas" w:eastAsia="Consolas"/>
+          <w:sz w:val="16"/>
+        </w:rPr>
+        <w:t>package com.ddyu.zhikao.mapper;</w:t>
+      </w:r>
+    </w:p>
+    <w:p>
+      <w:pPr>
+        <w:spacing w:line="240" w:lineRule="auto" w:after="0" w:before="0"/>
+        <w:ind w:left="227"/>
+      </w:pPr>
+      <w:r>
+        <w:rPr>
+          <w:rFonts w:ascii="Consolas" w:hAnsi="Consolas" w:eastAsia="Consolas"/>
+          <w:sz w:val="16"/>
+        </w:rPr>
+        <w:t xml:space="preserve"> </w:t>
+      </w:r>
+    </w:p>
+    <w:p>
+      <w:pPr>
+        <w:spacing w:line="240" w:lineRule="auto" w:after="0" w:before="0"/>
+        <w:ind w:left="227"/>
+      </w:pPr>
+      <w:r>
+        <w:rPr>
+          <w:rFonts w:ascii="Consolas" w:hAnsi="Consolas" w:eastAsia="Consolas"/>
+          <w:sz w:val="16"/>
+        </w:rPr>
+        <w:t>import com.baomidou.mybatisplus.core.mapper.BaseMapper;</w:t>
+      </w:r>
+    </w:p>
+    <w:p>
+      <w:pPr>
+        <w:spacing w:line="240" w:lineRule="auto" w:after="0" w:before="0"/>
+        <w:ind w:left="227"/>
+      </w:pPr>
+      <w:r>
+        <w:rPr>
+          <w:rFonts w:ascii="Consolas" w:hAnsi="Consolas" w:eastAsia="Consolas"/>
+          <w:sz w:val="16"/>
+        </w:rPr>
+        <w:t>import com.baomidou.mybatisplus.extension.plugins.pagination.Page;</w:t>
+      </w:r>
+    </w:p>
+    <w:p>
+      <w:pPr>
+        <w:spacing w:line="240" w:lineRule="auto" w:after="0" w:before="0"/>
+        <w:ind w:left="227"/>
+      </w:pPr>
+      <w:r>
+        <w:rPr>
+          <w:rFonts w:ascii="Consolas" w:hAnsi="Consolas" w:eastAsia="Consolas"/>
+          <w:sz w:val="16"/>
+        </w:rPr>
+        <w:t>import com.ddyu.zhikao.entity.Question;</w:t>
+      </w:r>
+    </w:p>
+    <w:p>
+      <w:pPr>
+        <w:spacing w:line="240" w:lineRule="auto" w:after="0" w:before="0"/>
+        <w:ind w:left="227"/>
+      </w:pPr>
+      <w:r>
+        <w:rPr>
+          <w:rFonts w:ascii="Consolas" w:hAnsi="Consolas" w:eastAsia="Consolas"/>
+          <w:sz w:val="16"/>
+        </w:rPr>
+        <w:t>import com.ddyu.zhikao.vo.QuestionVO;</w:t>
+      </w:r>
+    </w:p>
+    <w:p>
+      <w:pPr>
+        <w:spacing w:line="240" w:lineRule="auto" w:after="0" w:before="0"/>
+        <w:ind w:left="227"/>
+      </w:pPr>
+      <w:r>
+        <w:rPr>
+          <w:rFonts w:ascii="Consolas" w:hAnsi="Consolas" w:eastAsia="Consolas"/>
+          <w:sz w:val="16"/>
+        </w:rPr>
+        <w:t>import org.apache.ibatis.annotations.Param;</w:t>
+      </w:r>
+    </w:p>
+    <w:p>
+      <w:pPr>
+        <w:spacing w:line="240" w:lineRule="auto" w:after="0" w:before="0"/>
+        <w:ind w:left="227"/>
+      </w:pPr>
+      <w:r>
+        <w:rPr>
+          <w:rFonts w:ascii="Consolas" w:hAnsi="Consolas" w:eastAsia="Consolas"/>
+          <w:sz w:val="16"/>
+        </w:rPr>
+        <w:t xml:space="preserve"> </w:t>
+      </w:r>
+    </w:p>
+    <w:p>
+      <w:pPr>
+        <w:spacing w:line="240" w:lineRule="auto" w:after="0" w:before="0"/>
+        <w:ind w:left="227"/>
+      </w:pPr>
+      <w:r>
+        <w:rPr>
+          <w:rFonts w:ascii="Consolas" w:hAnsi="Consolas" w:eastAsia="Consolas"/>
+          <w:sz w:val="16"/>
+        </w:rPr>
+        <w:t>import java.util.List;</w:t>
+      </w:r>
+    </w:p>
+    <w:p>
+      <w:pPr>
+        <w:spacing w:line="240" w:lineRule="auto" w:after="0" w:before="0"/>
+        <w:ind w:left="227"/>
+      </w:pPr>
+      <w:r>
+        <w:rPr>
+          <w:rFonts w:ascii="Consolas" w:hAnsi="Consolas" w:eastAsia="Consolas"/>
+          <w:sz w:val="16"/>
+        </w:rPr>
+        <w:t xml:space="preserve"> </w:t>
+      </w:r>
+    </w:p>
+    <w:p>
+      <w:pPr>
+        <w:spacing w:line="240" w:lineRule="auto" w:after="0" w:before="0"/>
+        <w:ind w:left="227"/>
+      </w:pPr>
+      <w:r>
+        <w:rPr>
+          <w:rFonts w:ascii="Consolas" w:hAnsi="Consolas" w:eastAsia="Consolas"/>
+          <w:sz w:val="16"/>
+        </w:rPr>
+        <w:t>public interface QuestionMapper extends BaseMapper&lt;Question&gt; {</w:t>
+      </w:r>
+    </w:p>
+    <w:p>
+      <w:pPr>
+        <w:spacing w:line="240" w:lineRule="auto" w:after="0" w:before="0"/>
+        <w:ind w:left="227"/>
+      </w:pPr>
+      <w:r>
+        <w:rPr>
+          <w:rFonts w:ascii="Consolas" w:hAnsi="Consolas" w:eastAsia="Consolas"/>
+          <w:sz w:val="16"/>
+        </w:rPr>
+        <w:t xml:space="preserve"> </w:t>
+      </w:r>
+    </w:p>
+    <w:p>
+      <w:pPr>
+        <w:spacing w:line="240" w:lineRule="auto" w:after="0" w:before="0"/>
+        <w:ind w:left="227"/>
+      </w:pPr>
+      <w:r>
+        <w:rPr>
+          <w:rFonts w:ascii="Consolas" w:hAnsi="Consolas" w:eastAsia="Consolas"/>
+          <w:sz w:val="16"/>
+        </w:rPr>
+        <w:t xml:space="preserve">    /** 分页查题目（question join question_bank，条件多；一对多的标签不在这里 join）；首参 Page 交给分页插件 */</w:t>
+      </w:r>
+    </w:p>
+    <w:p>
+      <w:pPr>
+        <w:spacing w:line="240" w:lineRule="auto" w:after="0" w:before="0"/>
+        <w:ind w:left="227"/>
+      </w:pPr>
+      <w:r>
+        <w:rPr>
+          <w:rFonts w:ascii="Consolas" w:hAnsi="Consolas" w:eastAsia="Consolas"/>
+          <w:sz w:val="16"/>
+        </w:rPr>
+        <w:t xml:space="preserve">    List&lt;QuestionVO&gt; selectQuestionPage(Page&lt;QuestionVO&gt; page,</w:t>
+      </w:r>
+    </w:p>
+    <w:p>
+      <w:pPr>
+        <w:spacing w:line="240" w:lineRule="auto" w:after="0" w:before="0"/>
+        <w:ind w:left="227"/>
+      </w:pPr>
+      <w:r>
+        <w:rPr>
+          <w:rFonts w:ascii="Consolas" w:hAnsi="Consolas" w:eastAsia="Consolas"/>
+          <w:sz w:val="16"/>
+        </w:rPr>
+        <w:t xml:space="preserve">                                        @Param("bankId") Long bankId,</w:t>
+      </w:r>
+    </w:p>
+    <w:p>
+      <w:pPr>
+        <w:spacing w:line="240" w:lineRule="auto" w:after="0" w:before="0"/>
+        <w:ind w:left="227"/>
+      </w:pPr>
+      <w:r>
+        <w:rPr>
+          <w:rFonts w:ascii="Consolas" w:hAnsi="Consolas" w:eastAsia="Consolas"/>
+          <w:sz w:val="16"/>
+        </w:rPr>
+        <w:t xml:space="preserve">                                        @Param("type") String type,</w:t>
+      </w:r>
+    </w:p>
+    <w:p>
+      <w:pPr>
+        <w:spacing w:line="240" w:lineRule="auto" w:after="0" w:before="0"/>
+        <w:ind w:left="227"/>
+      </w:pPr>
+      <w:r>
+        <w:rPr>
+          <w:rFonts w:ascii="Consolas" w:hAnsi="Consolas" w:eastAsia="Consolas"/>
+          <w:sz w:val="16"/>
+        </w:rPr>
+        <w:t xml:space="preserve">                                        @Param("keyword") String keyword,</w:t>
+      </w:r>
+    </w:p>
+    <w:p>
+      <w:pPr>
+        <w:spacing w:line="240" w:lineRule="auto" w:after="0" w:before="0"/>
+        <w:ind w:left="227"/>
+      </w:pPr>
+      <w:r>
+        <w:rPr>
+          <w:rFonts w:ascii="Consolas" w:hAnsi="Consolas" w:eastAsia="Consolas"/>
+          <w:sz w:val="16"/>
+        </w:rPr>
+        <w:t xml:space="preserve">                                        @Param("difficulty") Integer difficulty,</w:t>
+      </w:r>
+    </w:p>
+    <w:p>
+      <w:pPr>
+        <w:spacing w:line="240" w:lineRule="auto" w:after="0" w:before="0"/>
+        <w:ind w:left="227"/>
+      </w:pPr>
+      <w:r>
+        <w:rPr>
+          <w:rFonts w:ascii="Consolas" w:hAnsi="Consolas" w:eastAsia="Consolas"/>
+          <w:sz w:val="16"/>
+        </w:rPr>
+        <w:t xml:space="preserve">                                        @Param("tagId") Long tagId);</w:t>
+      </w:r>
+    </w:p>
+    <w:p>
+      <w:pPr>
+        <w:spacing w:line="240" w:lineRule="auto" w:after="0" w:before="0"/>
+        <w:ind w:left="227"/>
+      </w:pPr>
+      <w:r>
+        <w:rPr>
+          <w:rFonts w:ascii="Consolas" w:hAnsi="Consolas" w:eastAsia="Consolas"/>
+          <w:sz w:val="16"/>
+        </w:rPr>
+        <w:t xml:space="preserve"> </w:t>
+      </w:r>
+    </w:p>
+    <w:p>
+      <w:pPr>
+        <w:spacing w:line="240" w:lineRule="auto" w:after="0" w:before="0"/>
+        <w:ind w:left="227"/>
+      </w:pPr>
+      <w:r>
+        <w:rPr>
+          <w:rFonts w:ascii="Consolas" w:hAnsi="Consolas" w:eastAsia="Consolas"/>
+          <w:sz w:val="16"/>
+        </w:rPr>
+        <w:t xml:space="preserve">    /** 按主键集合批量取 VO，供 Service 装配标签 */</w:t>
+      </w:r>
+    </w:p>
+    <w:p>
+      <w:pPr>
+        <w:spacing w:line="240" w:lineRule="auto" w:after="0" w:before="0"/>
+        <w:ind w:left="227"/>
+      </w:pPr>
+      <w:r>
+        <w:rPr>
+          <w:rFonts w:ascii="Consolas" w:hAnsi="Consolas" w:eastAsia="Consolas"/>
+          <w:sz w:val="16"/>
+        </w:rPr>
+        <w:t xml:space="preserve">    List&lt;QuestionVO&gt; selectQuestionByIds(@Param("ids") List&lt;Long&gt; ids);</w:t>
+      </w:r>
+    </w:p>
+    <w:p>
+      <w:pPr>
+        <w:spacing w:line="240" w:lineRule="auto" w:after="0" w:before="0"/>
+        <w:ind w:left="227"/>
+      </w:pPr>
+      <w:r>
+        <w:rPr>
+          <w:rFonts w:ascii="Consolas" w:hAnsi="Consolas" w:eastAsia="Consolas"/>
+          <w:sz w:val="16"/>
+        </w:rPr>
+        <w:t xml:space="preserve"> </w:t>
+      </w:r>
+    </w:p>
+    <w:p>
+      <w:pPr>
+        <w:spacing w:line="240" w:lineRule="auto" w:after="0" w:before="0"/>
+        <w:ind w:left="227"/>
+      </w:pPr>
+      <w:r>
+        <w:rPr>
+          <w:rFonts w:ascii="Consolas" w:hAnsi="Consolas" w:eastAsia="Consolas"/>
+          <w:sz w:val="16"/>
+        </w:rPr>
+        <w:t xml:space="preserve">    /** 题库内按题型随机抽 n 道题的主键 */</w:t>
+      </w:r>
+    </w:p>
+    <w:p>
+      <w:pPr>
+        <w:spacing w:line="240" w:lineRule="auto" w:after="0" w:before="0"/>
+        <w:ind w:left="227"/>
+      </w:pPr>
+      <w:r>
+        <w:rPr>
+          <w:rFonts w:ascii="Consolas" w:hAnsi="Consolas" w:eastAsia="Consolas"/>
+          <w:sz w:val="16"/>
+        </w:rPr>
+        <w:t xml:space="preserve">    List&lt;Long&gt; selectRandomIds(@Param("bankId") Long bankId,</w:t>
+      </w:r>
+    </w:p>
+    <w:p>
+      <w:pPr>
+        <w:spacing w:line="240" w:lineRule="auto" w:after="0" w:before="0"/>
+        <w:ind w:left="227"/>
+      </w:pPr>
+      <w:r>
+        <w:rPr>
+          <w:rFonts w:ascii="Consolas" w:hAnsi="Consolas" w:eastAsia="Consolas"/>
+          <w:sz w:val="16"/>
+        </w:rPr>
+        <w:t xml:space="preserve">                               @Param("type") String type,</w:t>
+      </w:r>
+    </w:p>
+    <w:p>
+      <w:pPr>
+        <w:spacing w:line="240" w:lineRule="auto" w:after="0" w:before="0"/>
+        <w:ind w:left="227"/>
+      </w:pPr>
+      <w:r>
+        <w:rPr>
+          <w:rFonts w:ascii="Consolas" w:hAnsi="Consolas" w:eastAsia="Consolas"/>
+          <w:sz w:val="16"/>
+        </w:rPr>
+        <w:t xml:space="preserve">                               @Param("limit") int limit);</w:t>
+      </w:r>
+    </w:p>
+    <w:p>
+      <w:pPr>
+        <w:spacing w:line="240" w:lineRule="auto" w:after="0" w:before="0"/>
+        <w:ind w:left="227"/>
+      </w:pPr>
+      <w:r>
+        <w:rPr>
+          <w:rFonts w:ascii="Consolas" w:hAnsi="Consolas" w:eastAsia="Consolas"/>
+          <w:sz w:val="16"/>
+        </w:rPr>
+        <w:t>}</w:t>
+      </w:r>
+    </w:p>
+    <w:p>
+      <w:pPr>
+        <w:spacing w:after="40"/>
+      </w:pPr>
+      <w:r>
+        <w:rPr>
+          <w:b/>
+          <w:sz w:val="18"/>
+          <w:rFonts w:eastAsia="宋体"/>
+        </w:rPr>
         <w:t>代码 5-5 ScoreMapper.xml 成绩聚合与明细</w:t>
       </w:r>
     </w:p>
@@ -14948,6 +15333,19 @@
           <w:sz w:val="16"/>
         </w:rPr>
         <w:t xml:space="preserve">            &lt;if test="paperId != null"&gt;AND ar.paper_id = #{paperId}&lt;/if&gt;</w:t>
+      </w:r>
+    </w:p>
+    <w:p>
+      <w:pPr>
+        <w:spacing w:line="240" w:lineRule="auto" w:after="0" w:before="0"/>
+        <w:ind w:left="227"/>
+      </w:pPr>
+      <w:r>
+        <w:rPr>
+          <w:rFonts w:ascii="Consolas" w:hAnsi="Consolas" w:eastAsia="Consolas"/>
+          <w:sz w:val="16"/>
+        </w:rPr>
+        <w:t xml:space="preserve">            &lt;if test="userId != null"&gt;AND ar.user_id = #{userId}&lt;/if&gt;</w:t>
       </w:r>
     </w:p>
     <w:p>
@@ -16671,6 +17069,300 @@
       </w:r>
     </w:p>
     <w:p>
+      <w:pPr>
+        <w:pStyle w:val="Heading2"/>
+      </w:pPr>
+      <w:r>
+        <w:t>6.8 考生答题流程</w:t>
+      </w:r>
+    </w:p>
+    <w:p>
+      <w:pPr>
+        <w:spacing w:after="80"/>
+      </w:pPr>
+      <w:r>
+        <w:rPr>
+          <w:rFonts w:ascii="Times New Roman" w:hAnsi="Times New Roman" w:eastAsia="宋体"/>
+          <w:b w:val="0"/>
+          <w:sz w:val="21"/>
+        </w:rPr>
+        <w:t>用 verification 脚本以 student03 身份走了一遍真实操作（无头 Chrome + 真实鼠标点击）：考试中心 → 进入考场 → 答 3 题 → 交卷 → 我的成绩 → 作答明细。</w:t>
+      </w:r>
+    </w:p>
+    <w:p>
+      <w:pPr>
+        <w:spacing w:after="40"/>
+      </w:pPr>
+      <w:r>
+        <w:rPr>
+          <w:b/>
+          <w:sz w:val="18"/>
+          <w:rFonts w:eastAsia="宋体"/>
+        </w:rPr>
+        <w:t>命令 6-5 答题全流程</w:t>
+      </w:r>
+    </w:p>
+    <w:p>
+      <w:pPr>
+        <w:spacing w:line="240" w:lineRule="auto" w:after="0" w:before="0"/>
+        <w:ind w:left="227"/>
+      </w:pPr>
+      <w:r>
+        <w:rPr>
+          <w:rFonts w:ascii="Consolas" w:hAnsi="Consolas" w:eastAsia="Consolas"/>
+          <w:sz w:val="16"/>
+        </w:rPr>
+        <w:t>[ok] 考试中心渲染（卡片 2）</w:t>
+      </w:r>
+    </w:p>
+    <w:p>
+      <w:pPr>
+        <w:spacing w:line="240" w:lineRule="auto" w:after="0" w:before="0"/>
+        <w:ind w:left="227"/>
+      </w:pPr>
+      <w:r>
+        <w:rPr>
+          <w:rFonts w:ascii="Consolas" w:hAnsi="Consolas" w:eastAsia="Consolas"/>
+          <w:sz w:val="16"/>
+        </w:rPr>
+        <w:t>[ok] 进入考场 /exam/2</w:t>
+      </w:r>
+    </w:p>
+    <w:p>
+      <w:pPr>
+        <w:spacing w:line="240" w:lineRule="auto" w:after="0" w:before="0"/>
+        <w:ind w:left="227"/>
+      </w:pPr>
+      <w:r>
+        <w:rPr>
+          <w:rFonts w:ascii="Consolas" w:hAnsi="Consolas" w:eastAsia="Consolas"/>
+          <w:sz w:val="16"/>
+        </w:rPr>
+        <w:t>[ok] 答题页一屏装下</w:t>
+      </w:r>
+    </w:p>
+    <w:p>
+      <w:pPr>
+        <w:spacing w:line="240" w:lineRule="auto" w:after="0" w:before="0"/>
+        <w:ind w:left="227"/>
+      </w:pPr>
+      <w:r>
+        <w:rPr>
+          <w:rFonts w:ascii="Consolas" w:hAnsi="Consolas" w:eastAsia="Consolas"/>
+          <w:sz w:val="16"/>
+        </w:rPr>
+        <w:t>[ok] 答题卡 100 格</w:t>
+      </w:r>
+    </w:p>
+    <w:p>
+      <w:pPr>
+        <w:spacing w:line="240" w:lineRule="auto" w:after="0" w:before="0"/>
+        <w:ind w:left="227"/>
+      </w:pPr>
+      <w:r>
+        <w:rPr>
+          <w:rFonts w:ascii="Consolas" w:hAnsi="Consolas" w:eastAsia="Consolas"/>
+          <w:sz w:val="16"/>
+        </w:rPr>
+        <w:t>[ok] 倒计时 剩余时间 01:29:57</w:t>
+      </w:r>
+    </w:p>
+    <w:p>
+      <w:pPr>
+        <w:spacing w:line="240" w:lineRule="auto" w:after="0" w:before="0"/>
+        <w:ind w:left="227"/>
+      </w:pPr>
+      <w:r>
+        <w:rPr>
+          <w:rFonts w:ascii="Consolas" w:hAnsi="Consolas" w:eastAsia="Consolas"/>
+          <w:sz w:val="16"/>
+        </w:rPr>
+        <w:t>[ok] 页面上没有答案/解析</w:t>
+      </w:r>
+    </w:p>
+    <w:p>
+      <w:pPr>
+        <w:spacing w:line="240" w:lineRule="auto" w:after="0" w:before="0"/>
+        <w:ind w:left="227"/>
+      </w:pPr>
+      <w:r>
+        <w:rPr>
+          <w:rFonts w:ascii="Consolas" w:hAnsi="Consolas" w:eastAsia="Consolas"/>
+          <w:sz w:val="16"/>
+        </w:rPr>
+        <w:t>[ok] 答题卡标记已答 3 格</w:t>
+      </w:r>
+    </w:p>
+    <w:p>
+      <w:pPr>
+        <w:spacing w:line="240" w:lineRule="auto" w:after="0" w:before="0"/>
+        <w:ind w:left="227"/>
+      </w:pPr>
+      <w:r>
+        <w:rPr>
+          <w:rFonts w:ascii="Consolas" w:hAnsi="Consolas" w:eastAsia="Consolas"/>
+          <w:sz w:val="16"/>
+        </w:rPr>
+        <w:t>[ok] 交卷后看到成绩</w:t>
+      </w:r>
+    </w:p>
+    <w:p>
+      <w:pPr>
+        <w:jc w:val="center"/>
+      </w:pPr>
+      <w:r>
+        <w:drawing>
+          <wp:inline xmlns:a="http://schemas.openxmlformats.org/drawingml/2006/main" xmlns:pic="http://schemas.openxmlformats.org/drawingml/2006/picture">
+            <wp:extent cx="5580000" cy="3487500"/>
+            <wp:docPr id="9" name="Picture 9"/>
+            <wp:cNvGraphicFramePr>
+              <a:graphicFrameLocks noChangeAspect="1"/>
+            </wp:cNvGraphicFramePr>
+            <a:graphic>
+              <a:graphicData uri="http://schemas.openxmlformats.org/drawingml/2006/picture">
+                <pic:pic>
+                  <pic:nvPicPr>
+                    <pic:cNvPr id="0" name="09-exam-center.png"/>
+                    <pic:cNvPicPr/>
+                  </pic:nvPicPr>
+                  <pic:blipFill>
+                    <a:blip r:embed="rId17"/>
+                    <a:stretch>
+                      <a:fillRect/>
+                    </a:stretch>
+                  </pic:blipFill>
+                  <pic:spPr>
+                    <a:xfrm>
+                      <a:off x="0" y="0"/>
+                      <a:ext cx="5580000" cy="3487500"/>
+                    </a:xfrm>
+                    <a:prstGeom prst="rect"/>
+                  </pic:spPr>
+                </pic:pic>
+              </a:graphicData>
+            </a:graphic>
+          </wp:inline>
+        </w:drawing>
+      </w:r>
+    </w:p>
+    <w:p>
+      <w:pPr>
+        <w:spacing w:after="160"/>
+        <w:jc w:val="center"/>
+      </w:pPr>
+      <w:r>
+        <w:rPr>
+          <w:sz w:val="18"/>
+          <w:rFonts w:eastAsia="宋体"/>
+        </w:rPr>
+        <w:t>图 6-6 考试中心：试卷、题量、总分、时长、交卷状态</w:t>
+      </w:r>
+    </w:p>
+    <w:p>
+      <w:pPr>
+        <w:jc w:val="center"/>
+      </w:pPr>
+      <w:r>
+        <w:drawing>
+          <wp:inline xmlns:a="http://schemas.openxmlformats.org/drawingml/2006/main" xmlns:pic="http://schemas.openxmlformats.org/drawingml/2006/picture">
+            <wp:extent cx="5580000" cy="3487500"/>
+            <wp:docPr id="10" name="Picture 10"/>
+            <wp:cNvGraphicFramePr>
+              <a:graphicFrameLocks noChangeAspect="1"/>
+            </wp:cNvGraphicFramePr>
+            <a:graphic>
+              <a:graphicData uri="http://schemas.openxmlformats.org/drawingml/2006/picture">
+                <pic:pic>
+                  <pic:nvPicPr>
+                    <pic:cNvPr id="0" name="10-exam-room.png"/>
+                    <pic:cNvPicPr/>
+                  </pic:nvPicPr>
+                  <pic:blipFill>
+                    <a:blip r:embed="rId18"/>
+                    <a:stretch>
+                      <a:fillRect/>
+                    </a:stretch>
+                  </pic:blipFill>
+                  <pic:spPr>
+                    <a:xfrm>
+                      <a:off x="0" y="0"/>
+                      <a:ext cx="5580000" cy="3487500"/>
+                    </a:xfrm>
+                    <a:prstGeom prst="rect"/>
+                  </pic:spPr>
+                </pic:pic>
+              </a:graphicData>
+            </a:graphic>
+          </wp:inline>
+        </w:drawing>
+      </w:r>
+    </w:p>
+    <w:p>
+      <w:pPr>
+        <w:spacing w:after="160"/>
+        <w:jc w:val="center"/>
+      </w:pPr>
+      <w:r>
+        <w:rPr>
+          <w:sz w:val="18"/>
+          <w:rFonts w:eastAsia="宋体"/>
+        </w:rPr>
+        <w:t>图 6-7 答题页：倒计时、题干、选项、答题卡一屏内</w:t>
+      </w:r>
+    </w:p>
+    <w:p>
+      <w:pPr>
+        <w:jc w:val="center"/>
+      </w:pPr>
+      <w:r>
+        <w:drawing>
+          <wp:inline xmlns:a="http://schemas.openxmlformats.org/drawingml/2006/main" xmlns:pic="http://schemas.openxmlformats.org/drawingml/2006/picture">
+            <wp:extent cx="5580000" cy="3487500"/>
+            <wp:docPr id="11" name="Picture 11"/>
+            <wp:cNvGraphicFramePr>
+              <a:graphicFrameLocks noChangeAspect="1"/>
+            </wp:cNvGraphicFramePr>
+            <a:graphic>
+              <a:graphicData uri="http://schemas.openxmlformats.org/drawingml/2006/picture">
+                <pic:pic>
+                  <pic:nvPicPr>
+                    <pic:cNvPr id="0" name="12-exam-result.png"/>
+                    <pic:cNvPicPr/>
+                  </pic:nvPicPr>
+                  <pic:blipFill>
+                    <a:blip r:embed="rId19"/>
+                    <a:stretch>
+                      <a:fillRect/>
+                    </a:stretch>
+                  </pic:blipFill>
+                  <pic:spPr>
+                    <a:xfrm>
+                      <a:off x="0" y="0"/>
+                      <a:ext cx="5580000" cy="3487500"/>
+                    </a:xfrm>
+                    <a:prstGeom prst="rect"/>
+                  </pic:spPr>
+                </pic:pic>
+              </a:graphicData>
+            </a:graphic>
+          </wp:inline>
+        </w:drawing>
+      </w:r>
+    </w:p>
+    <w:p>
+      <w:pPr>
+        <w:spacing w:after="160"/>
+        <w:jc w:val="center"/>
+      </w:pPr>
+      <w:r>
+        <w:rPr>
+          <w:sz w:val="18"/>
+          <w:rFonts w:eastAsia="宋体"/>
+        </w:rPr>
+        <w:t>图 6-8 交卷后的作答明细：逐题对错、你的答案、正确答案、得分</w:t>
+      </w:r>
+    </w:p>
+    <w:p>
       <w:r>
         <w:br w:type="page"/>
       </w:r>
@@ -16837,7 +17529,7 @@
         <w:pStyle w:val="ListBullet"/>
       </w:pPr>
       <w:r>
-        <w:t>考生端在线答题界面还没做，目前交卷能力只在接口层，管理后台看不到答题过程。</w:t>
+        <w:t>还没有做错题本和专项练习模式，考生只能整卷模考，不能按知识点刷题。</w:t>
       </w:r>
     </w:p>
     <w:p>
